--- a/teaching/2026Summer/5070/HW/6.docx
+++ b/teaching/2026Summer/5070/HW/6.docx
@@ -5,17 +5,20 @@
     <w:p>
       <w:pPr>
         <w:spacing w:after="0" w:line="259" w:lineRule="auto"/>
-        <w:ind w:left="-900" w:right="-291" w:firstLine="0"/>
+        <w:ind w:left="0" w:firstLine="0"/>
         <w:jc w:val="center"/>
         <w:rPr>
           <w:rFonts w:ascii="Arial" w:hAnsi="Arial" w:cs="Arial"/>
-        </w:rPr>
-      </w:pPr>
-      <w:r>
-        <w:rPr>
-          <w:rFonts w:ascii="Arial" w:hAnsi="Arial" w:cs="Arial"/>
-          <w:b/>
-          <w:sz w:val="34"/>
+          <w:sz w:val="32"/>
+          <w:szCs w:val="32"/>
+        </w:rPr>
+      </w:pPr>
+      <w:r>
+        <w:rPr>
+          <w:rFonts w:ascii="Arial" w:hAnsi="Arial" w:cs="Arial"/>
+          <w:b/>
+          <w:sz w:val="32"/>
+          <w:szCs w:val="32"/>
         </w:rPr>
         <w:t>Kennesaw State University</w:t>
       </w:r>
@@ -23,70 +26,914 @@
     <w:p>
       <w:pPr>
         <w:pStyle w:val="Heading1"/>
-        <w:ind w:left="-900" w:right="-291" w:firstLine="0"/>
+        <w:ind w:left="0" w:firstLine="0"/>
         <w:jc w:val="center"/>
         <w:rPr>
           <w:rFonts w:ascii="Arial" w:hAnsi="Arial" w:cs="Arial"/>
-        </w:rPr>
-      </w:pPr>
-      <w:r>
-        <w:rPr>
-          <w:rFonts w:ascii="Arial" w:hAnsi="Arial" w:cs="Arial"/>
-        </w:rPr>
-        <w:t>College of Computing and Software Engineering Department of Computer Science</w:t>
+          <w:sz w:val="32"/>
+          <w:szCs w:val="32"/>
+        </w:rPr>
+      </w:pPr>
+      <w:r>
+        <w:rPr>
+          <w:rFonts w:ascii="Arial" w:hAnsi="Arial" w:cs="Arial"/>
+          <w:sz w:val="32"/>
+          <w:szCs w:val="32"/>
+        </w:rPr>
+        <w:t>College of Computing and Software Engineering</w:t>
       </w:r>
     </w:p>
     <w:p>
       <w:pPr>
         <w:pStyle w:val="Heading1"/>
-        <w:ind w:left="-900" w:right="-291" w:firstLine="0"/>
+        <w:ind w:left="0" w:firstLine="0"/>
         <w:jc w:val="center"/>
         <w:rPr>
           <w:rFonts w:ascii="Arial" w:hAnsi="Arial" w:cs="Arial"/>
-        </w:rPr>
-      </w:pPr>
-      <w:r>
-        <w:rPr>
-          <w:rFonts w:ascii="Arial" w:hAnsi="Arial" w:cs="Arial"/>
-        </w:rPr>
-        <w:t>Mathematical Structures for Computer Science</w:t>
+          <w:sz w:val="32"/>
+          <w:szCs w:val="32"/>
+        </w:rPr>
+      </w:pPr>
+      <w:r>
+        <w:rPr>
+          <w:rFonts w:ascii="Arial" w:hAnsi="Arial" w:cs="Arial"/>
+          <w:sz w:val="32"/>
+          <w:szCs w:val="32"/>
+        </w:rPr>
+        <w:t>Department of Computer Science</w:t>
       </w:r>
     </w:p>
     <w:p>
       <w:pPr>
         <w:pStyle w:val="Heading1"/>
-        <w:ind w:left="-900" w:right="-291" w:firstLine="0"/>
+        <w:ind w:left="0" w:firstLine="0"/>
         <w:jc w:val="center"/>
         <w:rPr>
           <w:rFonts w:ascii="Arial" w:hAnsi="Arial" w:cs="Arial"/>
-        </w:rPr>
-      </w:pPr>
-      <w:r>
-        <w:rPr>
-          <w:rFonts w:ascii="Arial" w:hAnsi="Arial" w:cs="Arial"/>
-        </w:rPr>
-        <w:t xml:space="preserve">CS5070 Assignment </w:t>
-      </w:r>
-      <w:r>
-        <w:rPr>
-          <w:rFonts w:ascii="Arial" w:hAnsi="Arial" w:cs="Arial"/>
+          <w:sz w:val="32"/>
+          <w:szCs w:val="32"/>
+        </w:rPr>
+      </w:pPr>
+      <w:r>
+        <w:rPr>
+          <w:rFonts w:ascii="Arial" w:hAnsi="Arial" w:cs="Arial"/>
+          <w:sz w:val="32"/>
+          <w:szCs w:val="32"/>
+        </w:rPr>
+        <w:t xml:space="preserve">Mathematical Structures for Computer Science CS5070 Assignment </w:t>
+      </w:r>
+      <w:r>
+        <w:rPr>
+          <w:rFonts w:ascii="Arial" w:hAnsi="Arial" w:cs="Arial"/>
+          <w:sz w:val="32"/>
+          <w:szCs w:val="32"/>
         </w:rPr>
         <w:t>6</w:t>
       </w:r>
     </w:p>
     <w:p>
       <w:pPr>
-        <w:rPr>
-          <w:rFonts w:ascii="Arial" w:hAnsi="Arial" w:cs="Arial"/>
-          <w:lang w:val="en-US" w:eastAsia="zh-CN"/>
-        </w:rPr>
-      </w:pPr>
-    </w:p>
-    <w:p>
-      <w:pPr>
-        <w:rPr>
-          <w:rFonts w:ascii="Arial" w:hAnsi="Arial" w:cs="Arial"/>
-          <w:lang w:val="en-US" w:eastAsia="zh-CN"/>
+        <w:ind w:left="0"/>
+        <w:jc w:val="left"/>
+        <w:rPr>
+          <w:rFonts w:ascii="Arial" w:hAnsi="Arial" w:cs="Arial"/>
+          <w:szCs w:val="22"/>
+        </w:rPr>
+      </w:pPr>
+    </w:p>
+    <w:p>
+      <w:pPr>
+        <w:spacing w:after="0" w:line="257" w:lineRule="auto"/>
+        <w:ind w:left="0" w:firstLine="0"/>
+        <w:jc w:val="left"/>
+        <w:rPr>
+          <w:rFonts w:ascii="Arial" w:hAnsi="Arial" w:cs="Arial"/>
+          <w:b/>
+          <w:bCs/>
+          <w:szCs w:val="22"/>
+        </w:rPr>
+      </w:pPr>
+      <w:r>
+        <w:rPr>
+          <w:rFonts w:ascii="Arial" w:hAnsi="Arial" w:cs="Arial"/>
+          <w:b/>
+          <w:bCs/>
+          <w:szCs w:val="22"/>
+        </w:rPr>
+        <w:t>Q-1:</w:t>
+      </w:r>
+      <w:r>
+        <w:rPr>
+          <w:rFonts w:ascii="Arial" w:hAnsi="Arial" w:cs="Arial"/>
+          <w:b/>
+          <w:bCs/>
+          <w:szCs w:val="22"/>
+        </w:rPr>
+        <w:tab/>
+        <w:t>You manage a set of bases and remote facilities (SKIFs) throughout Georgia and wish to draw a graph describing connections between cities and SKIFs along interstate highways.   The interstates will represent edges.  Cities, labeled SKIFs and intersections of labeled interstates will be represented by nodes.</w:t>
+      </w:r>
+    </w:p>
+    <w:p>
+      <w:pPr>
+        <w:spacing w:after="0" w:line="257" w:lineRule="auto"/>
+        <w:ind w:left="0" w:firstLine="0"/>
+        <w:jc w:val="left"/>
+        <w:rPr>
+          <w:rFonts w:ascii="Arial" w:hAnsi="Arial" w:cs="Arial"/>
+          <w:b/>
+          <w:bCs/>
+          <w:szCs w:val="22"/>
+        </w:rPr>
+      </w:pPr>
+      <w:r>
+        <w:rPr>
+          <w:rFonts w:ascii="Arial" w:hAnsi="Arial" w:cs="Arial"/>
+          <w:b/>
+          <w:bCs/>
+          <w:szCs w:val="22"/>
+        </w:rPr>
+        <w:t>Represent the following image as a graph where each city (black dot), SKIF (blue dot) or Intersection (yellow dot) is a node.</w:t>
+      </w:r>
+    </w:p>
+    <w:p>
+      <w:pPr>
+        <w:spacing w:after="0" w:line="257" w:lineRule="auto"/>
+        <w:ind w:left="0" w:firstLine="0"/>
+        <w:jc w:val="left"/>
+        <w:rPr>
+          <w:rFonts w:ascii="Arial" w:hAnsi="Arial" w:cs="Arial"/>
+          <w:b/>
+          <w:bCs/>
+          <w:szCs w:val="22"/>
+        </w:rPr>
+      </w:pPr>
+      <w:r>
+        <w:rPr>
+          <w:rFonts w:ascii="Arial" w:hAnsi="Arial" w:cs="Arial"/>
+          <w:b/>
+          <w:bCs/>
+          <w:szCs w:val="22"/>
+        </w:rPr>
+        <w:t>Label the node with the city name, SKIF number (e.g. SKIF-9), or intersection of interstates where the prefix is “I” then the lower number interstate is first, then a comma and the higher number interstate, (e.g. I75,575).</w:t>
+      </w:r>
+    </w:p>
+    <w:p>
+      <w:pPr>
+        <w:spacing w:after="0" w:line="257" w:lineRule="auto"/>
+        <w:ind w:left="0" w:firstLine="0"/>
+        <w:jc w:val="left"/>
+        <w:rPr>
+          <w:rFonts w:ascii="Arial" w:hAnsi="Arial" w:cs="Arial"/>
+          <w:b/>
+          <w:bCs/>
+          <w:szCs w:val="22"/>
+        </w:rPr>
+      </w:pPr>
+      <w:r>
+        <w:rPr>
+          <w:rFonts w:ascii="Arial" w:hAnsi="Arial" w:cs="Arial"/>
+          <w:b/>
+          <w:bCs/>
+          <w:szCs w:val="22"/>
+        </w:rPr>
+        <w:t>Label the edges with the number of miles between nodes (numbers in red).</w:t>
+      </w:r>
+    </w:p>
+    <w:p>
+      <w:pPr>
+        <w:spacing w:after="0" w:line="257" w:lineRule="auto"/>
+        <w:ind w:left="0" w:firstLine="0"/>
+        <w:jc w:val="left"/>
+        <w:rPr>
+          <w:rFonts w:ascii="Arial" w:hAnsi="Arial" w:cs="Arial"/>
+          <w:b/>
+          <w:bCs/>
+          <w:szCs w:val="22"/>
+        </w:rPr>
+      </w:pPr>
+      <w:r>
+        <w:rPr>
+          <w:rFonts w:ascii="Arial" w:hAnsi="Arial" w:cs="Arial"/>
+          <w:b/>
+          <w:bCs/>
+          <w:szCs w:val="22"/>
+        </w:rPr>
+        <w:t>The 285 Loop and all inside is considered a single node:  Atlanta.</w:t>
+      </w:r>
+    </w:p>
+    <w:p>
+      <w:pPr>
+        <w:spacing w:after="0" w:line="257" w:lineRule="auto"/>
+        <w:ind w:left="0" w:firstLine="0"/>
+        <w:jc w:val="left"/>
+        <w:rPr>
+          <w:rFonts w:ascii="Arial" w:hAnsi="Arial" w:cs="Arial"/>
+          <w:b/>
+          <w:bCs/>
+          <w:szCs w:val="22"/>
+        </w:rPr>
+      </w:pPr>
+      <w:r>
+        <w:rPr>
+          <w:rFonts w:ascii="Arial" w:hAnsi="Arial" w:cs="Arial"/>
+          <w:b/>
+          <w:bCs/>
+          <w:szCs w:val="22"/>
+        </w:rPr>
+        <w:t xml:space="preserve">Savannah and the nearby intersection </w:t>
+      </w:r>
+      <w:proofErr w:type="gramStart"/>
+      <w:r>
+        <w:rPr>
+          <w:rFonts w:ascii="Arial" w:hAnsi="Arial" w:cs="Arial"/>
+          <w:b/>
+          <w:bCs/>
+          <w:szCs w:val="22"/>
+        </w:rPr>
+        <w:t>is</w:t>
+      </w:r>
+      <w:proofErr w:type="gramEnd"/>
+      <w:r>
+        <w:rPr>
+          <w:rFonts w:ascii="Arial" w:hAnsi="Arial" w:cs="Arial"/>
+          <w:b/>
+          <w:bCs/>
+          <w:szCs w:val="22"/>
+        </w:rPr>
+        <w:t xml:space="preserve"> a single node: Savannah</w:t>
+      </w:r>
+    </w:p>
+    <w:p>
+      <w:pPr>
+        <w:spacing w:after="0" w:line="257" w:lineRule="auto"/>
+        <w:ind w:left="0" w:firstLine="0"/>
+        <w:jc w:val="left"/>
+        <w:rPr>
+          <w:rFonts w:ascii="Arial" w:hAnsi="Arial" w:cs="Arial"/>
+          <w:b/>
+          <w:bCs/>
+          <w:szCs w:val="22"/>
+        </w:rPr>
+      </w:pPr>
+      <w:r>
+        <w:rPr>
+          <w:rFonts w:ascii="Arial" w:hAnsi="Arial" w:cs="Arial"/>
+          <w:noProof/>
+          <w:szCs w:val="22"/>
+        </w:rPr>
+        <w:drawing>
+          <wp:inline distT="0" distB="0" distL="0" distR="0" wp14:anchorId="6BE8A7F5" wp14:editId="57805EC2">
+            <wp:extent cx="2066925" cy="2291195"/>
+            <wp:effectExtent l="0" t="0" r="0" b="0"/>
+            <wp:docPr id="1" name="Picture 3" descr="A map of georgia with many cities&#10;&#10;AI-generated content may be incorrect."/>
+            <wp:cNvGraphicFramePr>
+              <a:graphicFrameLocks xmlns:a="http://schemas.openxmlformats.org/drawingml/2006/main" noChangeAspect="1"/>
+            </wp:cNvGraphicFramePr>
+            <a:graphic xmlns:a="http://schemas.openxmlformats.org/drawingml/2006/main">
+              <a:graphicData uri="http://schemas.openxmlformats.org/drawingml/2006/picture">
+                <pic:pic xmlns:pic="http://schemas.openxmlformats.org/drawingml/2006/picture">
+                  <pic:nvPicPr>
+                    <pic:cNvPr id="1" name="Picture 3" descr="A map of georgia with many cities&#10;&#10;AI-generated content may be incorrect."/>
+                    <pic:cNvPicPr>
+                      <a:picLocks noChangeAspect="1"/>
+                      <a:extLst>
+                        <a:ext uri="smNativeData">
+                          <sm:smNativeData xmlns="" xmlns:o="urn:schemas-microsoft-com:office:office" xmlns:v="urn:schemas-microsoft-com:vml" xmlns:w10="urn:schemas-microsoft-com:office:word" xmlns:w="http://schemas.openxmlformats.org/wordprocessingml/2006/main" xmlns:sm="smNativeData" val="SMDATA_16_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"/>
+                        </a:ext>
+                      </a:extLst>
+                    </pic:cNvPicPr>
+                  </pic:nvPicPr>
+                  <pic:blipFill>
+                    <a:blip r:embed="rId7"/>
+                    <a:stretch>
+                      <a:fillRect/>
+                    </a:stretch>
+                  </pic:blipFill>
+                  <pic:spPr>
+                    <a:xfrm>
+                      <a:off x="0" y="0"/>
+                      <a:ext cx="2072264" cy="2297113"/>
+                    </a:xfrm>
+                    <a:prstGeom prst="rect">
+                      <a:avLst/>
+                    </a:prstGeom>
+                    <a:noFill/>
+                    <a:ln w="12700">
+                      <a:noFill/>
+                    </a:ln>
+                  </pic:spPr>
+                </pic:pic>
+              </a:graphicData>
+            </a:graphic>
+          </wp:inline>
+        </w:drawing>
+      </w:r>
+    </w:p>
+    <w:p>
+      <w:pPr>
+        <w:spacing w:after="0" w:line="257" w:lineRule="auto"/>
+        <w:ind w:left="0" w:firstLine="0"/>
+        <w:jc w:val="left"/>
+        <w:rPr>
+          <w:rFonts w:ascii="Arial" w:hAnsi="Arial" w:cs="Arial"/>
+          <w:b/>
+          <w:bCs/>
+          <w:szCs w:val="22"/>
+        </w:rPr>
+      </w:pPr>
+    </w:p>
+    <w:p>
+      <w:pPr>
+        <w:spacing w:after="0" w:line="257" w:lineRule="auto"/>
+        <w:ind w:left="0" w:firstLine="0"/>
+        <w:jc w:val="left"/>
+        <w:rPr>
+          <w:rFonts w:ascii="Arial" w:hAnsi="Arial" w:cs="Arial"/>
+          <w:b/>
+          <w:bCs/>
+          <w:szCs w:val="22"/>
+        </w:rPr>
+      </w:pPr>
+      <w:r>
+        <w:rPr>
+          <w:rFonts w:ascii="Arial" w:hAnsi="Arial" w:cs="Arial"/>
+          <w:b/>
+          <w:bCs/>
+          <w:szCs w:val="22"/>
+        </w:rPr>
+        <w:t>Represent the above image as a graph and draw the graph here.</w:t>
+      </w:r>
+    </w:p>
+    <w:p>
+      <w:pPr>
+        <w:ind w:left="0" w:hanging="20"/>
+        <w:jc w:val="left"/>
+        <w:rPr>
+          <w:rFonts w:ascii="Arial" w:eastAsia="Times New Roman" w:hAnsi="Arial" w:cs="Arial"/>
+          <w:szCs w:val="22"/>
+        </w:rPr>
+      </w:pPr>
+    </w:p>
+    <w:p>
+      <w:pPr>
+        <w:ind w:left="0" w:hanging="20"/>
+        <w:jc w:val="left"/>
+        <w:rPr>
+          <w:rFonts w:ascii="Arial" w:eastAsia="Times New Roman" w:hAnsi="Arial" w:cs="Arial"/>
+          <w:color w:val="4C94D8" w:themeColor="text2" w:themeTint="80"/>
+          <w:szCs w:val="22"/>
+        </w:rPr>
+      </w:pPr>
+      <w:r>
+        <w:rPr>
+          <w:rFonts w:ascii="Arial" w:eastAsia="Times New Roman" w:hAnsi="Arial" w:cs="Arial"/>
+          <w:color w:val="4C94D8" w:themeColor="text2" w:themeTint="80"/>
+          <w:szCs w:val="22"/>
+        </w:rPr>
+        <w:t xml:space="preserve">Answer: </w:t>
+      </w:r>
+    </w:p>
+    <w:p>
+      <w:pPr>
+        <w:ind w:left="0" w:hanging="20"/>
+        <w:jc w:val="left"/>
+        <w:rPr>
+          <w:rFonts w:ascii="Arial" w:eastAsia="Times New Roman" w:hAnsi="Arial" w:cs="Arial"/>
+          <w:szCs w:val="22"/>
+        </w:rPr>
+      </w:pPr>
+    </w:p>
+    <w:p>
+      <w:pPr>
+        <w:ind w:left="0" w:hanging="20"/>
+        <w:jc w:val="left"/>
+        <w:rPr>
+          <w:rFonts w:ascii="Arial" w:eastAsia="Times New Roman" w:hAnsi="Arial" w:cs="Arial"/>
+          <w:szCs w:val="22"/>
+        </w:rPr>
+      </w:pPr>
+    </w:p>
+    <w:p>
+      <w:pPr>
+        <w:jc w:val="left"/>
+        <w:rPr>
+          <w:rFonts w:ascii="Arial" w:hAnsi="Arial" w:cs="Arial"/>
+          <w:b/>
+          <w:bCs/>
+          <w:szCs w:val="22"/>
+        </w:rPr>
+      </w:pPr>
+      <w:r>
+        <w:rPr>
+          <w:rFonts w:ascii="Arial" w:hAnsi="Arial" w:cs="Arial"/>
+          <w:b/>
+          <w:bCs/>
+          <w:szCs w:val="22"/>
+        </w:rPr>
+        <w:t>Q-2:</w:t>
+      </w:r>
+      <w:r>
+        <w:rPr>
+          <w:rFonts w:ascii="Arial" w:hAnsi="Arial" w:cs="Arial"/>
+          <w:b/>
+          <w:bCs/>
+          <w:szCs w:val="22"/>
+        </w:rPr>
+        <w:tab/>
+        <w:t>Which of the graphs below belong to the same isomorphic class or classes?</w:t>
+      </w:r>
+    </w:p>
+    <w:p>
+      <w:pPr>
+        <w:jc w:val="left"/>
+        <w:rPr>
+          <w:rFonts w:ascii="Arial" w:hAnsi="Arial" w:cs="Arial"/>
+          <w:b/>
+          <w:bCs/>
+          <w:szCs w:val="22"/>
+        </w:rPr>
+      </w:pPr>
+    </w:p>
+    <w:p>
+      <w:pPr>
+        <w:jc w:val="left"/>
+        <w:rPr>
+          <w:rFonts w:ascii="Arial" w:eastAsia="Times New Roman" w:hAnsi="Arial" w:cs="Arial"/>
+          <w:kern w:val="1"/>
+          <w:szCs w:val="22"/>
+        </w:rPr>
+      </w:pPr>
+      <w:r>
+        <w:rPr>
+          <w:rFonts w:ascii="Arial" w:hAnsi="Arial" w:cs="Arial"/>
+          <w:noProof/>
+          <w:szCs w:val="22"/>
+        </w:rPr>
+        <w:lastRenderedPageBreak/>
+        <w:drawing>
+          <wp:inline distT="0" distB="0" distL="0" distR="0" wp14:anchorId="698CE3B3" wp14:editId="5D083074">
+            <wp:extent cx="3655953" cy="1352550"/>
+            <wp:effectExtent l="0" t="0" r="1905" b="0"/>
+            <wp:docPr id="7" name="Picture 3"/>
+            <wp:cNvGraphicFramePr>
+              <a:graphicFrameLocks xmlns:a="http://schemas.openxmlformats.org/drawingml/2006/main" noChangeAspect="1"/>
+            </wp:cNvGraphicFramePr>
+            <a:graphic xmlns:a="http://schemas.openxmlformats.org/drawingml/2006/main">
+              <a:graphicData uri="http://schemas.openxmlformats.org/drawingml/2006/picture">
+                <pic:pic xmlns:pic="http://schemas.openxmlformats.org/drawingml/2006/picture">
+                  <pic:nvPicPr>
+                    <pic:cNvPr id="7" name="Picture 3"/>
+                    <pic:cNvPicPr>
+                      <a:picLocks noChangeAspect="1"/>
+                      <a:extLst>
+                        <a:ext uri="smNativeData">
+                          <sm:smNativeData xmlns="" xmlns:o="urn:schemas-microsoft-com:office:office" xmlns:v="urn:schemas-microsoft-com:vml" xmlns:w10="urn:schemas-microsoft-com:office:word" xmlns:w="http://schemas.openxmlformats.org/wordprocessingml/2006/main" xmlns:sm="smNativeData" val="SMDATA_16_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"/>
+                        </a:ext>
+                      </a:extLst>
+                    </pic:cNvPicPr>
+                  </pic:nvPicPr>
+                  <pic:blipFill>
+                    <a:blip r:embed="rId8"/>
+                    <a:stretch>
+                      <a:fillRect/>
+                    </a:stretch>
+                  </pic:blipFill>
+                  <pic:spPr>
+                    <a:xfrm>
+                      <a:off x="0" y="0"/>
+                      <a:ext cx="3661156" cy="1354475"/>
+                    </a:xfrm>
+                    <a:prstGeom prst="rect">
+                      <a:avLst/>
+                    </a:prstGeom>
+                    <a:noFill/>
+                    <a:ln w="12700">
+                      <a:noFill/>
+                    </a:ln>
+                  </pic:spPr>
+                </pic:pic>
+              </a:graphicData>
+            </a:graphic>
+          </wp:inline>
+        </w:drawing>
+      </w:r>
+    </w:p>
+    <w:p>
+      <w:pPr>
+        <w:ind w:left="0" w:hanging="20"/>
+        <w:jc w:val="left"/>
+        <w:rPr>
+          <w:rFonts w:ascii="Arial" w:eastAsia="Times New Roman" w:hAnsi="Arial" w:cs="Arial"/>
+          <w:szCs w:val="22"/>
+        </w:rPr>
+      </w:pPr>
+      <w:r>
+        <w:rPr>
+          <w:rFonts w:ascii="Arial" w:hAnsi="Arial" w:cs="Arial"/>
+          <w:b/>
+          <w:bCs/>
+          <w:szCs w:val="22"/>
+        </w:rPr>
+        <w:br/>
+        <w:t>If this is the case, how do you demonstrate that a member of the above belongs to the same group as others or how do you disprove this?</w:t>
+      </w:r>
+      <w:r>
+        <w:rPr>
+          <w:rFonts w:ascii="Arial" w:hAnsi="Arial" w:cs="Arial"/>
+          <w:b/>
+          <w:bCs/>
+          <w:szCs w:val="22"/>
+        </w:rPr>
+        <w:br/>
+      </w:r>
+    </w:p>
+    <w:p>
+      <w:pPr>
+        <w:ind w:left="0" w:hanging="20"/>
+        <w:jc w:val="left"/>
+        <w:rPr>
+          <w:rFonts w:ascii="Arial" w:eastAsia="Times New Roman" w:hAnsi="Arial" w:cs="Arial"/>
+          <w:color w:val="4C94D8" w:themeColor="text2" w:themeTint="80"/>
+          <w:szCs w:val="22"/>
+        </w:rPr>
+      </w:pPr>
+      <w:r>
+        <w:rPr>
+          <w:rFonts w:ascii="Arial" w:eastAsia="Times New Roman" w:hAnsi="Arial" w:cs="Arial"/>
+          <w:color w:val="4C94D8" w:themeColor="text2" w:themeTint="80"/>
+          <w:szCs w:val="22"/>
+        </w:rPr>
+        <w:t xml:space="preserve">Answer: </w:t>
+      </w:r>
+    </w:p>
+    <w:p>
+      <w:pPr>
+        <w:ind w:left="0" w:hanging="20"/>
+        <w:jc w:val="left"/>
+        <w:rPr>
+          <w:rFonts w:ascii="Arial" w:eastAsia="Times New Roman" w:hAnsi="Arial" w:cs="Arial"/>
+          <w:szCs w:val="22"/>
+        </w:rPr>
+      </w:pPr>
+    </w:p>
+    <w:p>
+      <w:pPr>
+        <w:ind w:left="0" w:hanging="20"/>
+        <w:jc w:val="left"/>
+        <w:rPr>
+          <w:rFonts w:ascii="Arial" w:eastAsia="Times New Roman" w:hAnsi="Arial" w:cs="Arial"/>
+          <w:szCs w:val="22"/>
+        </w:rPr>
+      </w:pPr>
+    </w:p>
+    <w:p>
+      <w:pPr>
+        <w:ind w:left="0" w:hanging="20"/>
+        <w:jc w:val="left"/>
+        <w:rPr>
+          <w:rFonts w:ascii="Arial" w:eastAsia="Times New Roman" w:hAnsi="Arial" w:cs="Arial"/>
+          <w:szCs w:val="22"/>
+        </w:rPr>
+      </w:pPr>
+    </w:p>
+    <w:p>
+      <w:pPr>
+        <w:ind w:left="0" w:hanging="20"/>
+        <w:jc w:val="left"/>
+        <w:rPr>
+          <w:rFonts w:ascii="Arial" w:eastAsia="Times New Roman" w:hAnsi="Arial" w:cs="Arial"/>
+          <w:szCs w:val="22"/>
+        </w:rPr>
+      </w:pPr>
+    </w:p>
+    <w:p>
+      <w:pPr>
+        <w:ind w:left="0" w:firstLine="0"/>
+        <w:jc w:val="left"/>
+        <w:rPr>
+          <w:rFonts w:ascii="Arial" w:hAnsi="Arial" w:cs="Arial"/>
+          <w:b/>
+          <w:bCs/>
+          <w:szCs w:val="22"/>
+        </w:rPr>
+      </w:pPr>
+      <w:r>
+        <w:rPr>
+          <w:rFonts w:ascii="Arial" w:hAnsi="Arial" w:cs="Arial"/>
+          <w:b/>
+          <w:bCs/>
+          <w:szCs w:val="22"/>
+        </w:rPr>
+        <w:t>Q-3:</w:t>
+      </w:r>
+      <w:r>
+        <w:rPr>
+          <w:rFonts w:ascii="Arial" w:hAnsi="Arial" w:cs="Arial"/>
+          <w:b/>
+          <w:bCs/>
+          <w:szCs w:val="22"/>
+        </w:rPr>
+        <w:tab/>
+        <w:t>Given the two graphs below demonstrate that Graph G’</w:t>
+      </w:r>
+      <w:r>
+        <w:rPr>
+          <w:rFonts w:ascii="Arial" w:hAnsi="Arial" w:cs="Arial"/>
+          <w:b/>
+          <w:bCs/>
+          <w:i/>
+          <w:iCs/>
+          <w:szCs w:val="22"/>
+        </w:rPr>
+        <w:t xml:space="preserve"> is or is not </w:t>
+      </w:r>
+      <w:r>
+        <w:rPr>
+          <w:rFonts w:ascii="Arial" w:hAnsi="Arial" w:cs="Arial"/>
+          <w:b/>
+          <w:bCs/>
+          <w:szCs w:val="22"/>
+        </w:rPr>
+        <w:t>a homeomorphism of G given the following statements:</w:t>
+      </w:r>
+    </w:p>
+    <w:p>
+      <w:pPr>
+        <w:jc w:val="left"/>
+        <w:rPr>
+          <w:rFonts w:ascii="Arial" w:hAnsi="Arial" w:cs="Arial"/>
+          <w:b/>
+          <w:bCs/>
+          <w:szCs w:val="22"/>
+        </w:rPr>
+      </w:pPr>
+      <w:r>
+        <w:rPr>
+          <w:rFonts w:ascii="Arial" w:hAnsi="Arial" w:cs="Arial"/>
+          <w:b/>
+          <w:bCs/>
+          <w:szCs w:val="22"/>
+        </w:rPr>
+        <w:t xml:space="preserve">G = (V, E) | V = {a, b, c, d, e, h} </w:t>
+      </w:r>
+    </w:p>
+    <w:p>
+      <w:pPr>
+        <w:jc w:val="left"/>
+        <w:rPr>
+          <w:rFonts w:ascii="Arial" w:hAnsi="Arial" w:cs="Arial"/>
+          <w:b/>
+          <w:bCs/>
+          <w:szCs w:val="22"/>
+        </w:rPr>
+      </w:pPr>
+      <w:r>
+        <w:rPr>
+          <w:rFonts w:ascii="Arial" w:hAnsi="Arial" w:cs="Arial"/>
+          <w:b/>
+          <w:bCs/>
+          <w:szCs w:val="22"/>
+        </w:rPr>
+        <w:t>E = {(a, b), (b, c), (c, d), (d, e), (e, h), (f, a) }</w:t>
+      </w:r>
+    </w:p>
+    <w:p>
+      <w:pPr>
+        <w:jc w:val="left"/>
+        <w:rPr>
+          <w:rFonts w:ascii="Arial" w:hAnsi="Arial" w:cs="Arial"/>
+          <w:b/>
+          <w:bCs/>
+          <w:szCs w:val="22"/>
+        </w:rPr>
+      </w:pPr>
+    </w:p>
+    <w:p>
+      <w:pPr>
+        <w:jc w:val="left"/>
+        <w:rPr>
+          <w:rFonts w:ascii="Arial" w:hAnsi="Arial" w:cs="Arial"/>
+          <w:b/>
+          <w:bCs/>
+          <w:szCs w:val="22"/>
+        </w:rPr>
+      </w:pPr>
+      <w:r>
+        <w:rPr>
+          <w:rFonts w:ascii="Arial" w:hAnsi="Arial" w:cs="Arial"/>
+          <w:b/>
+          <w:bCs/>
+          <w:szCs w:val="22"/>
+        </w:rPr>
+        <w:t>G’ = (V’, E’) with V’ = {1, 2, 3, 4}</w:t>
+      </w:r>
+    </w:p>
+    <w:p>
+      <w:pPr>
+        <w:jc w:val="left"/>
+        <w:rPr>
+          <w:rFonts w:ascii="Arial" w:hAnsi="Arial" w:cs="Arial"/>
+          <w:b/>
+          <w:bCs/>
+          <w:szCs w:val="22"/>
+        </w:rPr>
+      </w:pPr>
+      <w:r>
+        <w:rPr>
+          <w:rFonts w:ascii="Arial" w:hAnsi="Arial" w:cs="Arial"/>
+          <w:b/>
+          <w:bCs/>
+          <w:szCs w:val="22"/>
+        </w:rPr>
+        <w:t>E’ = { (1, 2), (2, 3), (3, 4), (4, 1), (4, 2)}.</w:t>
+      </w:r>
+    </w:p>
+    <w:p>
+      <w:pPr>
+        <w:ind w:left="0" w:firstLine="0"/>
+        <w:jc w:val="left"/>
+        <w:rPr>
+          <w:rFonts w:ascii="Arial" w:hAnsi="Arial" w:cs="Arial"/>
+          <w:b/>
+          <w:bCs/>
+          <w:szCs w:val="22"/>
+        </w:rPr>
+      </w:pPr>
+      <w:r>
+        <w:rPr>
+          <w:rFonts w:ascii="Cambria Math" w:hAnsi="Cambria Math" w:cs="Cambria Math"/>
+          <w:b/>
+          <w:bCs/>
+          <w:szCs w:val="22"/>
+        </w:rPr>
+        <w:t>∀</w:t>
+      </w:r>
+      <w:r>
+        <w:rPr>
+          <w:rFonts w:ascii="Arial" w:hAnsi="Arial" w:cs="Arial"/>
+          <w:b/>
+          <w:bCs/>
+          <w:szCs w:val="22"/>
+        </w:rPr>
+        <w:t xml:space="preserve">{u, v} </w:t>
+      </w:r>
+      <w:r>
+        <w:rPr>
+          <w:rFonts w:ascii="Cambria Math" w:hAnsi="Cambria Math" w:cs="Cambria Math"/>
+          <w:b/>
+          <w:bCs/>
+          <w:szCs w:val="22"/>
+        </w:rPr>
+        <w:t>∈</w:t>
+      </w:r>
+      <w:r>
+        <w:rPr>
+          <w:rFonts w:ascii="Arial" w:hAnsi="Arial" w:cs="Arial"/>
+          <w:b/>
+          <w:bCs/>
+          <w:szCs w:val="22"/>
+        </w:rPr>
+        <w:t xml:space="preserve"> E </w:t>
+      </w:r>
+      <w:r>
+        <w:rPr>
+          <w:rFonts w:ascii="Cambria Math" w:hAnsi="Cambria Math" w:cs="Cambria Math"/>
+          <w:b/>
+          <w:bCs/>
+          <w:szCs w:val="22"/>
+        </w:rPr>
+        <w:t>⇒</w:t>
+      </w:r>
+      <w:r>
+        <w:rPr>
+          <w:rFonts w:ascii="Arial" w:hAnsi="Arial" w:cs="Arial"/>
+          <w:b/>
+          <w:bCs/>
+          <w:szCs w:val="22"/>
+        </w:rPr>
+        <w:t xml:space="preserve"> </w:t>
+      </w:r>
+      <w:r>
+        <w:rPr>
+          <w:rFonts w:ascii="Cambria Math" w:hAnsi="Cambria Math" w:cs="Cambria Math"/>
+          <w:b/>
+          <w:bCs/>
+          <w:szCs w:val="22"/>
+        </w:rPr>
+        <w:t>∃</w:t>
+      </w:r>
+      <w:r>
+        <w:rPr>
+          <w:rFonts w:ascii="Arial" w:hAnsi="Arial" w:cs="Arial"/>
+          <w:b/>
+          <w:bCs/>
+          <w:szCs w:val="22"/>
+        </w:rPr>
+        <w:t xml:space="preserve">{f(u), f(v)} </w:t>
+      </w:r>
+      <w:r>
+        <w:rPr>
+          <w:rFonts w:ascii="Cambria Math" w:hAnsi="Cambria Math" w:cs="Cambria Math"/>
+          <w:b/>
+          <w:bCs/>
+          <w:szCs w:val="22"/>
+        </w:rPr>
+        <w:t>∈</w:t>
+      </w:r>
+      <w:r>
+        <w:rPr>
+          <w:rFonts w:ascii="Arial" w:hAnsi="Arial" w:cs="Arial"/>
+          <w:b/>
+          <w:bCs/>
+          <w:szCs w:val="22"/>
+        </w:rPr>
+        <w:t xml:space="preserve"> E’</w:t>
+      </w:r>
+    </w:p>
+    <w:p>
+      <w:pPr>
+        <w:jc w:val="left"/>
+        <w:rPr>
+          <w:rFonts w:ascii="Arial" w:hAnsi="Arial" w:cs="Arial"/>
+          <w:b/>
+          <w:bCs/>
+          <w:szCs w:val="22"/>
+        </w:rPr>
+      </w:pPr>
+    </w:p>
+    <w:p>
+      <w:pPr>
+        <w:jc w:val="left"/>
+        <w:rPr>
+          <w:rFonts w:ascii="Arial" w:hAnsi="Arial" w:cs="Arial"/>
+          <w:b/>
+          <w:bCs/>
+          <w:szCs w:val="22"/>
+        </w:rPr>
+      </w:pPr>
+      <w:r>
+        <w:rPr>
+          <w:rFonts w:ascii="Arial" w:hAnsi="Arial" w:cs="Arial"/>
+          <w:noProof/>
+          <w:szCs w:val="22"/>
+        </w:rPr>
+        <w:lastRenderedPageBreak/>
+        <w:drawing>
+          <wp:inline distT="0" distB="0" distL="0" distR="0" wp14:anchorId="1D12C099" wp14:editId="73735E82">
+            <wp:extent cx="5986780" cy="2647950"/>
+            <wp:effectExtent l="0" t="0" r="0" b="0"/>
+            <wp:docPr id="8" name="Picture 6"/>
+            <wp:cNvGraphicFramePr>
+              <a:graphicFrameLocks xmlns:a="http://schemas.openxmlformats.org/drawingml/2006/main" noChangeAspect="1"/>
+            </wp:cNvGraphicFramePr>
+            <a:graphic xmlns:a="http://schemas.openxmlformats.org/drawingml/2006/main">
+              <a:graphicData uri="http://schemas.openxmlformats.org/drawingml/2006/picture">
+                <pic:pic xmlns:pic="http://schemas.openxmlformats.org/drawingml/2006/picture">
+                  <pic:nvPicPr>
+                    <pic:cNvPr id="8" name="Picture 6"/>
+                    <pic:cNvPicPr>
+                      <a:picLocks noChangeAspect="1"/>
+                      <a:extLst>
+                        <a:ext uri="smNativeData">
+                          <sm:smNativeData xmlns="" xmlns:o="urn:schemas-microsoft-com:office:office" xmlns:v="urn:schemas-microsoft-com:vml" xmlns:w10="urn:schemas-microsoft-com:office:word" xmlns:w="http://schemas.openxmlformats.org/wordprocessingml/2006/main" xmlns:sm="smNativeData" val="SMDATA_16_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"/>
+                        </a:ext>
+                      </a:extLst>
+                    </pic:cNvPicPr>
+                  </pic:nvPicPr>
+                  <pic:blipFill>
+                    <a:blip r:embed="rId9"/>
+                    <a:stretch>
+                      <a:fillRect/>
+                    </a:stretch>
+                  </pic:blipFill>
+                  <pic:spPr>
+                    <a:xfrm>
+                      <a:off x="0" y="0"/>
+                      <a:ext cx="5986780" cy="2647950"/>
+                    </a:xfrm>
+                    <a:prstGeom prst="rect">
+                      <a:avLst/>
+                    </a:prstGeom>
+                    <a:noFill/>
+                    <a:ln w="12700">
+                      <a:noFill/>
+                    </a:ln>
+                  </pic:spPr>
+                </pic:pic>
+              </a:graphicData>
+            </a:graphic>
+          </wp:inline>
+        </w:drawing>
+      </w:r>
+    </w:p>
+    <w:p>
+      <w:pPr>
+        <w:jc w:val="left"/>
+        <w:rPr>
+          <w:rFonts w:ascii="Arial" w:hAnsi="Arial" w:cs="Arial"/>
+          <w:b/>
+          <w:bCs/>
+          <w:szCs w:val="22"/>
         </w:rPr>
       </w:pPr>
     </w:p>
@@ -95,135 +942,2745 @@
         <w:pStyle w:val="ListParagraph"/>
         <w:numPr>
           <w:ilvl w:val="0"/>
-          <w:numId w:val="3"/>
+          <w:numId w:val="10"/>
         </w:numPr>
-        <w:spacing w:line="259" w:lineRule="auto"/>
-        <w:ind w:left="0" w:right="-21"/>
-        <w:rPr>
-          <w:rFonts w:ascii="Arial" w:eastAsia="Noto Sans" w:hAnsi="Arial" w:cs="Arial"/>
-          <w:sz w:val="21"/>
-        </w:rPr>
-      </w:pPr>
-      <w:r>
-        <w:rPr>
-          <w:rFonts w:ascii="Times New Roman" w:hAnsi="Times New Roman"/>
-          <w:sz w:val="28"/>
-          <w:szCs w:val="28"/>
-        </w:rPr>
-        <w:t>The graph G has 6 vertices with degrees 2, 2, 3, 4, 4, 5. How many edges does G have? Could G be planar? If so, how many faces would it have. If not, explain.</w:t>
-      </w:r>
-    </w:p>
-    <w:p>
-      <w:pPr>
-        <w:spacing w:line="259" w:lineRule="auto"/>
-        <w:ind w:left="0" w:right="-21"/>
-        <w:rPr>
-          <w:rFonts w:ascii="Arial" w:eastAsia="Noto Sans" w:hAnsi="Arial" w:cs="Arial"/>
-          <w:sz w:val="21"/>
-        </w:rPr>
-      </w:pPr>
+        <w:ind w:left="360"/>
+        <w:rPr>
+          <w:rFonts w:ascii="Arial" w:hAnsi="Arial" w:cs="Arial"/>
+          <w:b/>
+          <w:bCs/>
+        </w:rPr>
+      </w:pPr>
+      <w:r>
+        <w:rPr>
+          <w:rFonts w:ascii="Arial" w:hAnsi="Arial" w:cs="Arial"/>
+          <w:b/>
+          <w:bCs/>
+        </w:rPr>
+        <w:t>Is Graph G’ a subgraph of G?   Prove or disprove the case, show your logic.</w:t>
+      </w:r>
     </w:p>
     <w:p>
       <w:pPr>
         <w:pStyle w:val="ListParagraph"/>
         <w:numPr>
           <w:ilvl w:val="0"/>
-          <w:numId w:val="3"/>
+          <w:numId w:val="10"/>
         </w:numPr>
-        <w:ind w:left="0" w:right="-21"/>
-        <w:rPr>
-          <w:rFonts w:ascii="Times New Roman" w:hAnsi="Times New Roman"/>
-          <w:sz w:val="28"/>
-          <w:szCs w:val="28"/>
-        </w:rPr>
-      </w:pPr>
-      <w:r>
-        <w:rPr>
-          <w:rFonts w:ascii="Times New Roman" w:hAnsi="Times New Roman"/>
-          <w:sz w:val="28"/>
-          <w:szCs w:val="28"/>
-        </w:rPr>
-        <w:t>Prove that any planar graph with v vertices and e edges satisfies e ≤ 3v − 6.</w:t>
-      </w:r>
-    </w:p>
-    <w:p>
-      <w:pPr>
-        <w:pStyle w:val="ListParagraph"/>
-        <w:ind w:right="-21"/>
-        <w:rPr>
-          <w:rFonts w:ascii="Times New Roman" w:hAnsi="Times New Roman"/>
-          <w:sz w:val="28"/>
-          <w:szCs w:val="28"/>
-        </w:rPr>
-      </w:pPr>
-    </w:p>
-    <w:p>
-      <w:pPr>
-        <w:ind w:left="0" w:right="-21"/>
-        <w:rPr>
-          <w:rFonts w:ascii="Times New Roman" w:hAnsi="Times New Roman"/>
-          <w:sz w:val="28"/>
-          <w:szCs w:val="28"/>
-        </w:rPr>
-      </w:pPr>
+        <w:ind w:left="360"/>
+        <w:rPr>
+          <w:rFonts w:ascii="Arial" w:hAnsi="Arial" w:cs="Arial"/>
+          <w:b/>
+          <w:bCs/>
+        </w:rPr>
+      </w:pPr>
+      <w:r>
+        <w:rPr>
+          <w:rFonts w:ascii="Arial" w:hAnsi="Arial" w:cs="Arial"/>
+          <w:b/>
+          <w:bCs/>
+        </w:rPr>
+        <w:t>Is it an Induced Subgraph?</w:t>
+      </w:r>
+      <w:r>
+        <w:rPr>
+          <w:rFonts w:ascii="Arial" w:hAnsi="Arial" w:cs="Arial"/>
+          <w:b/>
+          <w:bCs/>
+        </w:rPr>
+        <w:tab/>
+        <w:t>What condition proves or disproves this?</w:t>
+      </w:r>
     </w:p>
     <w:p>
       <w:pPr>
         <w:pStyle w:val="ListParagraph"/>
         <w:numPr>
           <w:ilvl w:val="0"/>
-          <w:numId w:val="3"/>
+          <w:numId w:val="10"/>
         </w:numPr>
-        <w:ind w:left="0" w:right="-21"/>
-        <w:rPr>
-          <w:rFonts w:ascii="Times New Roman" w:hAnsi="Times New Roman"/>
-        </w:rPr>
-      </w:pPr>
-      <w:r>
-        <w:rPr>
-          <w:rFonts w:ascii="Times New Roman" w:hAnsi="Times New Roman"/>
-          <w:sz w:val="28"/>
-          <w:szCs w:val="28"/>
-        </w:rPr>
-        <w:t>Let G be a connected graph with v vertices and e edges. Use mathematical induction to prove that if G contains exactly one cycle (among other edges and vertices), then v e. Note: this is asking you to prove a special case of Euler’s formula for planar graphs, so do not use that formula in your proof</w:t>
-      </w:r>
-      <w:r>
-        <w:t>.</w:t>
+        <w:ind w:left="360"/>
+        <w:rPr>
+          <w:rFonts w:ascii="Arial" w:eastAsia="SimSun" w:hAnsi="Arial" w:cs="Arial"/>
+          <w:b/>
+          <w:bCs/>
+          <w:kern w:val="1"/>
+        </w:rPr>
+      </w:pPr>
+      <w:r>
+        <w:rPr>
+          <w:rFonts w:ascii="Arial" w:hAnsi="Arial" w:cs="Arial"/>
+          <w:b/>
+          <w:bCs/>
+        </w:rPr>
+        <w:t>Is Graph G’ a homeomorphism of G? Demonstrate with a proof.</w:t>
       </w:r>
     </w:p>
     <w:p>
       <w:pPr>
         <w:pStyle w:val="ListParagraph"/>
-        <w:spacing w:line="259" w:lineRule="auto"/>
-        <w:ind w:right="-21"/>
-        <w:rPr>
-          <w:rFonts w:ascii="Arial" w:eastAsia="Noto Sans" w:hAnsi="Arial" w:cs="Arial"/>
-          <w:sz w:val="21"/>
+        <w:numPr>
+          <w:ilvl w:val="0"/>
+          <w:numId w:val="10"/>
+        </w:numPr>
+        <w:ind w:left="360"/>
+        <w:rPr>
+          <w:rFonts w:ascii="Arial" w:eastAsia="SimSun" w:hAnsi="Arial" w:cs="Arial"/>
+          <w:b/>
+          <w:bCs/>
+          <w:kern w:val="1"/>
+          <w:lang w:eastAsia="zh-CN"/>
+        </w:rPr>
+      </w:pPr>
+      <w:r>
+        <w:rPr>
+          <w:rFonts w:ascii="Arial" w:hAnsi="Arial" w:cs="Arial"/>
+          <w:b/>
+          <w:bCs/>
+        </w:rPr>
+        <w:t xml:space="preserve">If </w:t>
+      </w:r>
+      <w:proofErr w:type="gramStart"/>
+      <w:r>
+        <w:rPr>
+          <w:rFonts w:ascii="Arial" w:hAnsi="Arial" w:cs="Arial"/>
+          <w:b/>
+          <w:bCs/>
+        </w:rPr>
+        <w:t>so</w:t>
+      </w:r>
+      <w:proofErr w:type="gramEnd"/>
+      <w:r>
+        <w:rPr>
+          <w:rFonts w:ascii="Arial" w:hAnsi="Arial" w:cs="Arial"/>
+          <w:b/>
+          <w:bCs/>
+        </w:rPr>
+        <w:t xml:space="preserve"> is it also bijective?</w:t>
+      </w:r>
+    </w:p>
+    <w:p>
+      <w:pPr>
+        <w:pStyle w:val="ListParagraph"/>
+        <w:numPr>
+          <w:ilvl w:val="0"/>
+          <w:numId w:val="10"/>
+        </w:numPr>
+        <w:ind w:left="360"/>
+        <w:rPr>
+          <w:rFonts w:ascii="Arial" w:eastAsia="SimSun" w:hAnsi="Arial" w:cs="Arial"/>
+          <w:b/>
+          <w:bCs/>
+          <w:kern w:val="1"/>
+        </w:rPr>
+      </w:pPr>
+      <w:r>
+        <w:rPr>
+          <w:rFonts w:ascii="Arial" w:hAnsi="Arial" w:cs="Arial"/>
+          <w:b/>
+          <w:bCs/>
+        </w:rPr>
+        <w:t xml:space="preserve">Is Graph H’ a subgraph of G?   Prove or disprove the case, show your logic.  You can refer to </w:t>
+      </w:r>
+      <w:r>
+        <w:rPr>
+          <w:rFonts w:ascii="Cambria Math" w:hAnsi="Cambria Math" w:cs="Cambria Math"/>
+          <w:b/>
+          <w:bCs/>
+        </w:rPr>
+        <w:t>ℇ</w:t>
+      </w:r>
+      <w:r>
+        <w:rPr>
+          <w:rFonts w:ascii="Arial" w:hAnsi="Arial" w:cs="Arial"/>
+          <w:b/>
+          <w:bCs/>
+        </w:rPr>
+        <w:t xml:space="preserve"> as “e” or Euler Number, Γ as Gamma, and of course </w:t>
+      </w:r>
+      <w:r>
+        <w:rPr>
+          <w:rFonts w:ascii="Arial" w:eastAsia="Batang" w:hAnsi="Arial" w:cs="Arial"/>
+          <w:b/>
+          <w:bCs/>
+        </w:rPr>
+        <w:t>휋</w:t>
+      </w:r>
+      <w:r>
+        <w:rPr>
+          <w:rFonts w:ascii="Arial" w:hAnsi="Arial" w:cs="Arial"/>
+          <w:b/>
+          <w:bCs/>
+        </w:rPr>
+        <w:t xml:space="preserve"> as pi.</w:t>
+      </w:r>
+    </w:p>
+    <w:p>
+      <w:pPr>
+        <w:pStyle w:val="ListParagraph"/>
+        <w:numPr>
+          <w:ilvl w:val="0"/>
+          <w:numId w:val="10"/>
+        </w:numPr>
+        <w:ind w:left="360"/>
+        <w:rPr>
+          <w:rFonts w:ascii="Arial" w:hAnsi="Arial" w:cs="Arial"/>
+          <w:b/>
+          <w:bCs/>
+        </w:rPr>
+      </w:pPr>
+      <w:r>
+        <w:rPr>
+          <w:rFonts w:ascii="Arial" w:hAnsi="Arial" w:cs="Arial"/>
+          <w:b/>
+          <w:bCs/>
+        </w:rPr>
+        <w:t>Is Graph H’ bijective to Graph G?</w:t>
+      </w:r>
+    </w:p>
+    <w:p>
+      <w:pPr>
+        <w:pStyle w:val="ListParagraph"/>
+        <w:ind w:left="721"/>
+        <w:rPr>
+          <w:rFonts w:ascii="Arial" w:hAnsi="Arial" w:cs="Arial"/>
+          <w:b/>
+          <w:bCs/>
+        </w:rPr>
+      </w:pPr>
+    </w:p>
+    <w:p>
+      <w:pPr>
+        <w:jc w:val="left"/>
+        <w:rPr>
+          <w:rFonts w:ascii="Arial" w:hAnsi="Arial" w:cs="Arial"/>
+          <w:b/>
+          <w:bCs/>
+          <w:szCs w:val="22"/>
+        </w:rPr>
+      </w:pPr>
+      <w:r>
+        <w:rPr>
+          <w:rFonts w:ascii="Arial" w:hAnsi="Arial" w:cs="Arial"/>
+          <w:noProof/>
+          <w:szCs w:val="22"/>
+        </w:rPr>
+        <w:drawing>
+          <wp:inline distT="0" distB="0" distL="0" distR="0" wp14:anchorId="2BFD9285" wp14:editId="39EAC45F">
+            <wp:extent cx="1933575" cy="1746250"/>
+            <wp:effectExtent l="0" t="0" r="0" b="0"/>
+            <wp:docPr id="9" name="Picture 7"/>
+            <wp:cNvGraphicFramePr>
+              <a:graphicFrameLocks xmlns:a="http://schemas.openxmlformats.org/drawingml/2006/main" noChangeAspect="1"/>
+            </wp:cNvGraphicFramePr>
+            <a:graphic xmlns:a="http://schemas.openxmlformats.org/drawingml/2006/main">
+              <a:graphicData uri="http://schemas.openxmlformats.org/drawingml/2006/picture">
+                <pic:pic xmlns:pic="http://schemas.openxmlformats.org/drawingml/2006/picture">
+                  <pic:nvPicPr>
+                    <pic:cNvPr id="9" name="Picture 7"/>
+                    <pic:cNvPicPr>
+                      <a:picLocks noChangeAspect="1"/>
+                      <a:extLst>
+                        <a:ext uri="smNativeData">
+                          <sm:smNativeData xmlns="" xmlns:o="urn:schemas-microsoft-com:office:office" xmlns:v="urn:schemas-microsoft-com:vml" xmlns:w10="urn:schemas-microsoft-com:office:word" xmlns:w="http://schemas.openxmlformats.org/wordprocessingml/2006/main" xmlns:sm="smNativeData" val="SMDATA_16_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"/>
+                        </a:ext>
+                      </a:extLst>
+                    </pic:cNvPicPr>
+                  </pic:nvPicPr>
+                  <pic:blipFill>
+                    <a:blip r:embed="rId10"/>
+                    <a:stretch>
+                      <a:fillRect/>
+                    </a:stretch>
+                  </pic:blipFill>
+                  <pic:spPr>
+                    <a:xfrm>
+                      <a:off x="0" y="0"/>
+                      <a:ext cx="1933575" cy="1746250"/>
+                    </a:xfrm>
+                    <a:prstGeom prst="rect">
+                      <a:avLst/>
+                    </a:prstGeom>
+                    <a:noFill/>
+                    <a:ln w="12700">
+                      <a:noFill/>
+                    </a:ln>
+                  </pic:spPr>
+                </pic:pic>
+              </a:graphicData>
+            </a:graphic>
+          </wp:inline>
+        </w:drawing>
+      </w:r>
+      <w:r>
+        <w:rPr>
+          <w:rFonts w:ascii="Arial" w:hAnsi="Arial" w:cs="Arial"/>
+          <w:b/>
+          <w:bCs/>
+          <w:szCs w:val="22"/>
+        </w:rPr>
+        <w:tab/>
+      </w:r>
+      <w:r>
+        <w:rPr>
+          <w:rFonts w:ascii="Arial" w:hAnsi="Arial" w:cs="Arial"/>
+          <w:b/>
+          <w:bCs/>
+          <w:szCs w:val="22"/>
+        </w:rPr>
+        <w:tab/>
+      </w:r>
+      <w:r>
+        <w:rPr>
+          <w:rFonts w:ascii="Arial" w:hAnsi="Arial" w:cs="Arial"/>
+          <w:b/>
+          <w:bCs/>
+          <w:szCs w:val="22"/>
+        </w:rPr>
+        <w:tab/>
+      </w:r>
+      <w:r>
+        <w:rPr>
+          <w:rFonts w:ascii="Arial" w:hAnsi="Arial" w:cs="Arial"/>
+          <w:b/>
+          <w:bCs/>
+          <w:szCs w:val="22"/>
+        </w:rPr>
+        <w:tab/>
+      </w:r>
+      <w:r>
+        <w:rPr>
+          <w:rFonts w:ascii="Arial" w:hAnsi="Arial" w:cs="Arial"/>
+          <w:b/>
+          <w:bCs/>
+          <w:szCs w:val="22"/>
+        </w:rPr>
+        <w:tab/>
+      </w:r>
+    </w:p>
+    <w:p>
+      <w:pPr>
+        <w:ind w:left="0" w:hanging="20"/>
+        <w:jc w:val="left"/>
+        <w:rPr>
+          <w:rFonts w:ascii="Arial" w:eastAsia="Times New Roman" w:hAnsi="Arial" w:cs="Arial"/>
+          <w:color w:val="4C94D8" w:themeColor="text2" w:themeTint="80"/>
+          <w:szCs w:val="22"/>
+        </w:rPr>
+      </w:pPr>
+      <w:r>
+        <w:rPr>
+          <w:rFonts w:ascii="Arial" w:eastAsia="Times New Roman" w:hAnsi="Arial" w:cs="Arial"/>
+          <w:color w:val="4C94D8" w:themeColor="text2" w:themeTint="80"/>
+          <w:szCs w:val="22"/>
+        </w:rPr>
+        <w:t xml:space="preserve">Answer: </w:t>
+      </w:r>
+    </w:p>
+    <w:p>
+      <w:pPr>
+        <w:ind w:left="0" w:firstLine="0"/>
+        <w:jc w:val="left"/>
+        <w:rPr>
+          <w:rFonts w:ascii="Arial" w:eastAsia="Times New Roman" w:hAnsi="Arial" w:cs="Arial"/>
+          <w:b/>
+          <w:bCs/>
+          <w:szCs w:val="22"/>
+        </w:rPr>
+      </w:pPr>
+    </w:p>
+    <w:p>
+      <w:pPr>
+        <w:jc w:val="left"/>
+        <w:rPr>
+          <w:rFonts w:ascii="Arial" w:hAnsi="Arial" w:cs="Arial"/>
+          <w:b/>
+          <w:bCs/>
+          <w:szCs w:val="22"/>
+        </w:rPr>
+      </w:pPr>
+    </w:p>
+    <w:p>
+      <w:pPr>
+        <w:ind w:left="0" w:hanging="20"/>
+        <w:jc w:val="left"/>
+        <w:rPr>
+          <w:rFonts w:ascii="Arial" w:eastAsia="Times New Roman" w:hAnsi="Arial" w:cs="Arial"/>
+          <w:szCs w:val="22"/>
+        </w:rPr>
+      </w:pPr>
+    </w:p>
+    <w:p>
+      <w:pPr>
+        <w:ind w:left="0" w:hanging="20"/>
+        <w:jc w:val="left"/>
+        <w:rPr>
+          <w:rFonts w:ascii="Arial" w:eastAsia="Times New Roman" w:hAnsi="Arial" w:cs="Arial"/>
+          <w:szCs w:val="22"/>
+        </w:rPr>
+      </w:pPr>
+    </w:p>
+    <w:p>
+      <w:pPr>
+        <w:ind w:left="0" w:hanging="20"/>
+        <w:jc w:val="left"/>
+        <w:rPr>
+          <w:rFonts w:ascii="Arial" w:eastAsia="Times New Roman" w:hAnsi="Arial" w:cs="Arial"/>
+          <w:szCs w:val="22"/>
+        </w:rPr>
+      </w:pPr>
+    </w:p>
+    <w:p>
+      <w:pPr>
+        <w:jc w:val="left"/>
+        <w:rPr>
+          <w:rFonts w:ascii="Arial" w:hAnsi="Arial" w:cs="Arial"/>
+          <w:b/>
+          <w:bCs/>
+          <w:szCs w:val="22"/>
+        </w:rPr>
+      </w:pPr>
+      <w:r>
+        <w:rPr>
+          <w:rFonts w:ascii="Arial" w:hAnsi="Arial" w:cs="Arial"/>
+          <w:noProof/>
+          <w:szCs w:val="22"/>
+        </w:rPr>
+        <w:lastRenderedPageBreak/>
+        <w:drawing>
+          <wp:inline distT="0" distB="0" distL="0" distR="0" wp14:anchorId="5CDCA6D6" wp14:editId="17F93889">
+            <wp:extent cx="6848475" cy="2438400"/>
+            <wp:effectExtent l="0" t="0" r="0" b="0"/>
+            <wp:docPr id="10" name="Picture 5"/>
+            <wp:cNvGraphicFramePr>
+              <a:graphicFrameLocks xmlns:a="http://schemas.openxmlformats.org/drawingml/2006/main" noChangeAspect="1"/>
+            </wp:cNvGraphicFramePr>
+            <a:graphic xmlns:a="http://schemas.openxmlformats.org/drawingml/2006/main">
+              <a:graphicData uri="http://schemas.openxmlformats.org/drawingml/2006/picture">
+                <pic:pic xmlns:pic="http://schemas.openxmlformats.org/drawingml/2006/picture">
+                  <pic:nvPicPr>
+                    <pic:cNvPr id="10" name="Picture 5"/>
+                    <pic:cNvPicPr>
+                      <a:picLocks noChangeAspect="1"/>
+                      <a:extLst>
+                        <a:ext uri="smNativeData">
+                          <sm:smNativeData xmlns="" xmlns:o="urn:schemas-microsoft-com:office:office" xmlns:v="urn:schemas-microsoft-com:vml" xmlns:w10="urn:schemas-microsoft-com:office:word" xmlns:w="http://schemas.openxmlformats.org/wordprocessingml/2006/main" xmlns:sm="smNativeData" val="SMDATA_16_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"/>
+                        </a:ext>
+                      </a:extLst>
+                    </pic:cNvPicPr>
+                  </pic:nvPicPr>
+                  <pic:blipFill>
+                    <a:blip r:embed="rId11"/>
+                    <a:stretch>
+                      <a:fillRect/>
+                    </a:stretch>
+                  </pic:blipFill>
+                  <pic:spPr>
+                    <a:xfrm>
+                      <a:off x="0" y="0"/>
+                      <a:ext cx="6848475" cy="2438400"/>
+                    </a:xfrm>
+                    <a:prstGeom prst="rect">
+                      <a:avLst/>
+                    </a:prstGeom>
+                    <a:noFill/>
+                    <a:ln w="12700">
+                      <a:noFill/>
+                    </a:ln>
+                  </pic:spPr>
+                </pic:pic>
+              </a:graphicData>
+            </a:graphic>
+          </wp:inline>
+        </w:drawing>
+      </w:r>
+    </w:p>
+    <w:p>
+      <w:pPr>
+        <w:jc w:val="left"/>
+        <w:rPr>
+          <w:rFonts w:ascii="Arial" w:hAnsi="Arial" w:cs="Arial"/>
+          <w:b/>
+          <w:bCs/>
+          <w:szCs w:val="22"/>
+        </w:rPr>
+      </w:pPr>
+      <w:r>
+        <w:rPr>
+          <w:rFonts w:ascii="Arial" w:hAnsi="Arial" w:cs="Arial"/>
+          <w:b/>
+          <w:bCs/>
+          <w:szCs w:val="22"/>
+        </w:rPr>
+        <w:t xml:space="preserve">Q-4:  Which of these graphs above is planar?   </w:t>
+      </w:r>
+    </w:p>
+    <w:p>
+      <w:pPr>
+        <w:pStyle w:val="ListParagraph"/>
+        <w:numPr>
+          <w:ilvl w:val="0"/>
+          <w:numId w:val="11"/>
+        </w:numPr>
+        <w:rPr>
+          <w:rFonts w:ascii="Arial" w:eastAsia="Times New Roman" w:hAnsi="Arial" w:cs="Arial"/>
+          <w:kern w:val="1"/>
+          <w:lang w:eastAsia="zh-CN"/>
+        </w:rPr>
+      </w:pPr>
+      <w:r>
+        <w:rPr>
+          <w:rFonts w:ascii="Arial" w:hAnsi="Arial" w:cs="Arial"/>
+          <w:b/>
+          <w:bCs/>
+        </w:rPr>
+        <w:t>For graph (a), (b), (c).   List any edges that must violate planarity (if there are any): list the edge and what edge it intersects with.</w:t>
+      </w:r>
+    </w:p>
+    <w:p>
+      <w:pPr>
+        <w:pStyle w:val="ListParagraph"/>
+        <w:numPr>
+          <w:ilvl w:val="0"/>
+          <w:numId w:val="11"/>
+        </w:numPr>
+        <w:rPr>
+          <w:rFonts w:ascii="Arial" w:hAnsi="Arial" w:cs="Arial"/>
+          <w:b/>
+          <w:bCs/>
+        </w:rPr>
+      </w:pPr>
+      <w:r>
+        <w:rPr>
+          <w:rFonts w:ascii="Arial" w:hAnsi="Arial" w:cs="Arial"/>
+          <w:b/>
+          <w:bCs/>
+        </w:rPr>
+        <w:t xml:space="preserve">For each graph determine the values of </w:t>
+      </w:r>
+      <w:proofErr w:type="spellStart"/>
+      <w:r>
+        <w:rPr>
+          <w:rFonts w:ascii="Arial" w:hAnsi="Arial" w:cs="Arial"/>
+          <w:b/>
+          <w:bCs/>
+        </w:rPr>
+        <w:t>v,e</w:t>
+      </w:r>
+      <w:proofErr w:type="spellEnd"/>
+      <w:r>
+        <w:rPr>
+          <w:rFonts w:ascii="Arial" w:hAnsi="Arial" w:cs="Arial"/>
+          <w:b/>
+          <w:bCs/>
+        </w:rPr>
+        <w:t xml:space="preserve"> and f and using those values calculate the logical truth value of the question (statement): does </w:t>
+      </w:r>
+      <w:r>
+        <w:rPr>
+          <w:rFonts w:ascii="Arial" w:hAnsi="Arial" w:cs="Arial"/>
+          <w:b/>
+          <w:bCs/>
+          <w:color w:val="FF0000"/>
+        </w:rPr>
+        <w:t>v – e + f  = 2</w:t>
+      </w:r>
+      <w:r>
+        <w:rPr>
+          <w:rFonts w:ascii="Arial" w:hAnsi="Arial" w:cs="Arial"/>
+          <w:b/>
+          <w:bCs/>
+        </w:rPr>
+        <w:t>? for each graph.</w:t>
+      </w:r>
+    </w:p>
+    <w:p>
+      <w:pPr>
+        <w:pStyle w:val="ListParagraph"/>
+        <w:numPr>
+          <w:ilvl w:val="0"/>
+          <w:numId w:val="11"/>
+        </w:numPr>
+        <w:rPr>
+          <w:rFonts w:ascii="Arial" w:hAnsi="Arial" w:cs="Arial"/>
+          <w:b/>
+          <w:bCs/>
+        </w:rPr>
+      </w:pPr>
+      <w:r>
+        <w:rPr>
+          <w:rFonts w:ascii="Arial" w:hAnsi="Arial" w:cs="Arial"/>
+          <w:b/>
+          <w:bCs/>
+        </w:rPr>
+        <w:t>For graph (c) write out G(V,E) in words defining and listing V and E.</w:t>
+      </w:r>
+    </w:p>
+    <w:p>
+      <w:pPr>
+        <w:pStyle w:val="ListParagraph"/>
+        <w:numPr>
+          <w:ilvl w:val="0"/>
+          <w:numId w:val="11"/>
+        </w:numPr>
+        <w:rPr>
+          <w:rFonts w:ascii="Arial" w:hAnsi="Arial" w:cs="Arial"/>
+          <w:b/>
+          <w:bCs/>
+        </w:rPr>
+      </w:pPr>
+      <w:r>
+        <w:rPr>
+          <w:rFonts w:ascii="Arial" w:hAnsi="Arial" w:cs="Arial"/>
+          <w:b/>
+          <w:bCs/>
+        </w:rPr>
+        <w:t>For graph (c) write out the degree sequence.  List out by the vertex number.  i.e. 0 first, 1 second etc.</w:t>
+      </w:r>
+    </w:p>
+    <w:p>
+      <w:pPr>
+        <w:pStyle w:val="ListParagraph"/>
+        <w:numPr>
+          <w:ilvl w:val="0"/>
+          <w:numId w:val="11"/>
+        </w:numPr>
+        <w:rPr>
+          <w:rFonts w:ascii="Arial" w:hAnsi="Arial" w:cs="Arial"/>
+          <w:b/>
+          <w:bCs/>
+        </w:rPr>
+      </w:pPr>
+      <w:r>
+        <w:rPr>
+          <w:rFonts w:ascii="Arial" w:hAnsi="Arial" w:cs="Arial"/>
+          <w:b/>
+          <w:bCs/>
+        </w:rPr>
+        <w:t>For graph (a) Is there at least one Hamiltonian Path?      Is there at least one Euler Paths?</w:t>
+      </w:r>
+      <w:r>
+        <w:rPr>
+          <w:rFonts w:ascii="Arial" w:hAnsi="Arial" w:cs="Arial"/>
+          <w:b/>
+          <w:bCs/>
+        </w:rPr>
+        <w:t xml:space="preserve"> </w:t>
+      </w:r>
+      <w:r>
+        <w:rPr>
+          <w:rFonts w:ascii="Arial" w:hAnsi="Arial" w:cs="Arial"/>
+          <w:b/>
+          <w:bCs/>
+        </w:rPr>
+        <w:t xml:space="preserve">If </w:t>
+      </w:r>
+      <w:proofErr w:type="gramStart"/>
+      <w:r>
+        <w:rPr>
+          <w:rFonts w:ascii="Arial" w:hAnsi="Arial" w:cs="Arial"/>
+          <w:b/>
+          <w:bCs/>
+        </w:rPr>
+        <w:t>so</w:t>
+      </w:r>
+      <w:proofErr w:type="gramEnd"/>
+      <w:r>
+        <w:rPr>
+          <w:rFonts w:ascii="Arial" w:hAnsi="Arial" w:cs="Arial"/>
+          <w:b/>
+          <w:bCs/>
+        </w:rPr>
+        <w:t xml:space="preserve"> describe a path(s).</w:t>
+      </w:r>
+    </w:p>
+    <w:p>
+      <w:pPr>
+        <w:pStyle w:val="ListParagraph"/>
+        <w:numPr>
+          <w:ilvl w:val="0"/>
+          <w:numId w:val="11"/>
+        </w:numPr>
+        <w:rPr>
+          <w:rFonts w:ascii="Arial" w:hAnsi="Arial" w:cs="Arial"/>
+          <w:b/>
+          <w:bCs/>
+        </w:rPr>
+      </w:pPr>
+      <w:r>
+        <w:rPr>
+          <w:rFonts w:ascii="Arial" w:hAnsi="Arial" w:cs="Arial"/>
+          <w:b/>
+          <w:bCs/>
+        </w:rPr>
+        <w:t xml:space="preserve">For graph (b) Is there a Hamiltonian Path? Is there </w:t>
+      </w:r>
+      <w:proofErr w:type="gramStart"/>
+      <w:r>
+        <w:rPr>
+          <w:rFonts w:ascii="Arial" w:hAnsi="Arial" w:cs="Arial"/>
+          <w:b/>
+          <w:bCs/>
+        </w:rPr>
+        <w:t>an</w:t>
+      </w:r>
+      <w:proofErr w:type="gramEnd"/>
+      <w:r>
+        <w:rPr>
+          <w:rFonts w:ascii="Arial" w:hAnsi="Arial" w:cs="Arial"/>
+          <w:b/>
+          <w:bCs/>
+        </w:rPr>
+        <w:t xml:space="preserve"> Euler Path?</w:t>
+      </w:r>
+      <w:r>
+        <w:rPr>
+          <w:rFonts w:ascii="Arial" w:hAnsi="Arial" w:cs="Arial"/>
+          <w:b/>
+          <w:bCs/>
+        </w:rPr>
+        <w:t xml:space="preserve"> </w:t>
+      </w:r>
+      <w:r>
+        <w:rPr>
+          <w:rFonts w:ascii="Arial" w:hAnsi="Arial" w:cs="Arial"/>
+          <w:b/>
+          <w:bCs/>
+        </w:rPr>
+        <w:t xml:space="preserve">If </w:t>
+      </w:r>
+      <w:proofErr w:type="gramStart"/>
+      <w:r>
+        <w:rPr>
+          <w:rFonts w:ascii="Arial" w:hAnsi="Arial" w:cs="Arial"/>
+          <w:b/>
+          <w:bCs/>
+        </w:rPr>
+        <w:t>so</w:t>
+      </w:r>
+      <w:proofErr w:type="gramEnd"/>
+      <w:r>
+        <w:rPr>
+          <w:rFonts w:ascii="Arial" w:hAnsi="Arial" w:cs="Arial"/>
+          <w:b/>
+          <w:bCs/>
+        </w:rPr>
+        <w:t xml:space="preserve"> describe a path(s).</w:t>
+      </w:r>
+    </w:p>
+    <w:p>
+      <w:pPr>
+        <w:pStyle w:val="ListParagraph"/>
+        <w:numPr>
+          <w:ilvl w:val="0"/>
+          <w:numId w:val="11"/>
+        </w:numPr>
+        <w:rPr>
+          <w:rFonts w:ascii="Arial" w:hAnsi="Arial" w:cs="Arial"/>
+          <w:b/>
+          <w:bCs/>
+        </w:rPr>
+      </w:pPr>
+      <w:r>
+        <w:rPr>
+          <w:rFonts w:ascii="Arial" w:hAnsi="Arial" w:cs="Arial"/>
+          <w:b/>
+          <w:bCs/>
+        </w:rPr>
+        <w:t xml:space="preserve">For graph (c) Is there a Hamiltonian Path? Is there </w:t>
+      </w:r>
+      <w:proofErr w:type="gramStart"/>
+      <w:r>
+        <w:rPr>
+          <w:rFonts w:ascii="Arial" w:hAnsi="Arial" w:cs="Arial"/>
+          <w:b/>
+          <w:bCs/>
+        </w:rPr>
+        <w:t>an</w:t>
+      </w:r>
+      <w:proofErr w:type="gramEnd"/>
+      <w:r>
+        <w:rPr>
+          <w:rFonts w:ascii="Arial" w:hAnsi="Arial" w:cs="Arial"/>
+          <w:b/>
+          <w:bCs/>
+        </w:rPr>
+        <w:t xml:space="preserve"> Euler Path?</w:t>
+      </w:r>
+      <w:r>
+        <w:rPr>
+          <w:rFonts w:ascii="Arial" w:hAnsi="Arial" w:cs="Arial"/>
+          <w:b/>
+          <w:bCs/>
+        </w:rPr>
+        <w:t xml:space="preserve"> </w:t>
+      </w:r>
+      <w:r>
+        <w:rPr>
+          <w:rFonts w:ascii="Arial" w:hAnsi="Arial" w:cs="Arial"/>
+          <w:b/>
+          <w:bCs/>
+        </w:rPr>
+        <w:t xml:space="preserve">If </w:t>
+      </w:r>
+      <w:proofErr w:type="gramStart"/>
+      <w:r>
+        <w:rPr>
+          <w:rFonts w:ascii="Arial" w:hAnsi="Arial" w:cs="Arial"/>
+          <w:b/>
+          <w:bCs/>
+        </w:rPr>
+        <w:t>so</w:t>
+      </w:r>
+      <w:proofErr w:type="gramEnd"/>
+      <w:r>
+        <w:rPr>
+          <w:rFonts w:ascii="Arial" w:hAnsi="Arial" w:cs="Arial"/>
+          <w:b/>
+          <w:bCs/>
+        </w:rPr>
+        <w:t xml:space="preserve"> describe a path(s).</w:t>
+      </w:r>
+      <w:r>
+        <w:rPr>
+          <w:rFonts w:ascii="Arial" w:hAnsi="Arial" w:cs="Arial"/>
+          <w:b/>
+          <w:bCs/>
+        </w:rPr>
+        <w:br/>
+      </w:r>
+    </w:p>
+    <w:p>
+      <w:pPr>
+        <w:ind w:left="0" w:hanging="20"/>
+        <w:jc w:val="left"/>
+        <w:rPr>
+          <w:rFonts w:ascii="Arial" w:eastAsia="Times New Roman" w:hAnsi="Arial" w:cs="Arial"/>
+          <w:color w:val="4C94D8" w:themeColor="text2" w:themeTint="80"/>
+          <w:szCs w:val="22"/>
+        </w:rPr>
+      </w:pPr>
+      <w:r>
+        <w:rPr>
+          <w:rFonts w:ascii="Arial" w:hAnsi="Arial" w:cs="Arial"/>
+          <w:b/>
+          <w:bCs/>
+          <w:szCs w:val="22"/>
+        </w:rPr>
+        <w:br/>
+      </w:r>
+      <w:r>
+        <w:rPr>
+          <w:rFonts w:ascii="Arial" w:eastAsia="Times New Roman" w:hAnsi="Arial" w:cs="Arial"/>
+          <w:color w:val="4C94D8" w:themeColor="text2" w:themeTint="80"/>
+          <w:szCs w:val="22"/>
+        </w:rPr>
+        <w:t xml:space="preserve">Answer: </w:t>
+      </w:r>
+    </w:p>
+    <w:p>
+      <w:pPr>
+        <w:ind w:left="1" w:firstLine="0"/>
+        <w:jc w:val="left"/>
+        <w:rPr>
+          <w:rFonts w:ascii="Arial" w:hAnsi="Arial" w:cs="Arial"/>
+          <w:szCs w:val="22"/>
+        </w:rPr>
+      </w:pPr>
+    </w:p>
+    <w:p>
+      <w:pPr>
+        <w:jc w:val="left"/>
+        <w:rPr>
+          <w:rFonts w:ascii="Arial" w:hAnsi="Arial" w:cs="Arial"/>
+          <w:b/>
+          <w:bCs/>
+          <w:szCs w:val="22"/>
+        </w:rPr>
+      </w:pPr>
+      <w:r>
+        <w:rPr>
+          <w:rFonts w:ascii="Arial" w:hAnsi="Arial" w:cs="Arial"/>
+          <w:b/>
+          <w:bCs/>
+          <w:szCs w:val="22"/>
+        </w:rPr>
+        <w:br/>
+      </w:r>
+    </w:p>
+    <w:p>
+      <w:pPr>
+        <w:jc w:val="left"/>
+        <w:rPr>
+          <w:rFonts w:ascii="Arial" w:hAnsi="Arial" w:cs="Arial"/>
+          <w:b/>
+          <w:bCs/>
+          <w:szCs w:val="22"/>
+        </w:rPr>
+      </w:pPr>
+    </w:p>
+    <w:p>
+      <w:pPr>
+        <w:jc w:val="left"/>
+        <w:rPr>
+          <w:rFonts w:ascii="Arial" w:hAnsi="Arial" w:cs="Arial"/>
+          <w:b/>
+          <w:bCs/>
+          <w:szCs w:val="22"/>
+        </w:rPr>
+      </w:pPr>
+    </w:p>
+    <w:p>
+      <w:pPr>
+        <w:jc w:val="left"/>
+        <w:rPr>
+          <w:rFonts w:ascii="Arial" w:hAnsi="Arial" w:cs="Arial"/>
+          <w:b/>
+          <w:bCs/>
+          <w:szCs w:val="22"/>
+        </w:rPr>
+      </w:pPr>
+    </w:p>
+    <w:p>
+      <w:pPr>
+        <w:jc w:val="left"/>
+        <w:rPr>
+          <w:rFonts w:ascii="Arial" w:hAnsi="Arial" w:cs="Arial"/>
+          <w:b/>
+          <w:bCs/>
+          <w:szCs w:val="22"/>
+        </w:rPr>
+      </w:pPr>
+      <w:r>
+        <w:rPr>
+          <w:rFonts w:ascii="Arial" w:hAnsi="Arial" w:cs="Arial"/>
+          <w:b/>
+          <w:bCs/>
+          <w:szCs w:val="22"/>
+        </w:rPr>
+        <w:t>Q-5:</w:t>
+      </w:r>
+    </w:p>
+    <w:p>
+      <w:pPr>
+        <w:jc w:val="left"/>
+        <w:rPr>
+          <w:rFonts w:ascii="Arial" w:hAnsi="Arial" w:cs="Arial"/>
+          <w:b/>
+          <w:bCs/>
+          <w:szCs w:val="22"/>
+        </w:rPr>
+      </w:pPr>
+      <w:r>
+        <w:rPr>
+          <w:rFonts w:ascii="Arial" w:hAnsi="Arial" w:cs="Arial"/>
+          <w:b/>
+          <w:bCs/>
+          <w:szCs w:val="22"/>
+        </w:rPr>
+        <w:lastRenderedPageBreak/>
+        <w:tab/>
+      </w:r>
+      <w:r>
+        <w:rPr>
+          <w:rFonts w:ascii="Arial" w:hAnsi="Arial" w:cs="Arial"/>
+          <w:noProof/>
+          <w:szCs w:val="22"/>
+        </w:rPr>
+        <w:drawing>
+          <wp:inline distT="0" distB="0" distL="0" distR="0" wp14:anchorId="5B728C89" wp14:editId="548657D5">
+            <wp:extent cx="5610225" cy="1943100"/>
+            <wp:effectExtent l="0" t="0" r="0" b="0"/>
+            <wp:docPr id="11" name="Picture 8"/>
+            <wp:cNvGraphicFramePr>
+              <a:graphicFrameLocks xmlns:a="http://schemas.openxmlformats.org/drawingml/2006/main" noChangeAspect="1"/>
+            </wp:cNvGraphicFramePr>
+            <a:graphic xmlns:a="http://schemas.openxmlformats.org/drawingml/2006/main">
+              <a:graphicData uri="http://schemas.openxmlformats.org/drawingml/2006/picture">
+                <pic:pic xmlns:pic="http://schemas.openxmlformats.org/drawingml/2006/picture">
+                  <pic:nvPicPr>
+                    <pic:cNvPr id="11" name="Picture 8"/>
+                    <pic:cNvPicPr>
+                      <a:picLocks noChangeAspect="1"/>
+                      <a:extLst>
+                        <a:ext uri="smNativeData">
+                          <sm:smNativeData xmlns="" xmlns:o="urn:schemas-microsoft-com:office:office" xmlns:v="urn:schemas-microsoft-com:vml" xmlns:w10="urn:schemas-microsoft-com:office:word" xmlns:w="http://schemas.openxmlformats.org/wordprocessingml/2006/main" xmlns:sm="smNativeData" val="SMDATA_16_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"/>
+                        </a:ext>
+                      </a:extLst>
+                    </pic:cNvPicPr>
+                  </pic:nvPicPr>
+                  <pic:blipFill>
+                    <a:blip r:embed="rId12"/>
+                    <a:stretch>
+                      <a:fillRect/>
+                    </a:stretch>
+                  </pic:blipFill>
+                  <pic:spPr>
+                    <a:xfrm>
+                      <a:off x="0" y="0"/>
+                      <a:ext cx="5610225" cy="1943100"/>
+                    </a:xfrm>
+                    <a:prstGeom prst="rect">
+                      <a:avLst/>
+                    </a:prstGeom>
+                    <a:noFill/>
+                    <a:ln w="12700">
+                      <a:noFill/>
+                    </a:ln>
+                  </pic:spPr>
+                </pic:pic>
+              </a:graphicData>
+            </a:graphic>
+          </wp:inline>
+        </w:drawing>
+      </w:r>
+    </w:p>
+    <w:p>
+      <w:pPr>
+        <w:jc w:val="left"/>
+        <w:rPr>
+          <w:rFonts w:ascii="Arial" w:hAnsi="Arial" w:cs="Arial"/>
+          <w:b/>
+          <w:bCs/>
+          <w:szCs w:val="22"/>
+        </w:rPr>
+      </w:pPr>
+    </w:p>
+    <w:p>
+      <w:pPr>
+        <w:jc w:val="left"/>
+        <w:rPr>
+          <w:rFonts w:ascii="Arial" w:hAnsi="Arial" w:cs="Arial"/>
+          <w:b/>
+          <w:bCs/>
+          <w:szCs w:val="22"/>
+        </w:rPr>
+      </w:pPr>
+      <w:r>
+        <w:rPr>
+          <w:rFonts w:ascii="Arial" w:hAnsi="Arial" w:cs="Arial"/>
+          <w:b/>
+          <w:bCs/>
+          <w:szCs w:val="22"/>
+        </w:rPr>
+        <w:t>For the above, colored graph:</w:t>
+      </w:r>
+    </w:p>
+    <w:p>
+      <w:pPr>
+        <w:pStyle w:val="ListParagraph"/>
+        <w:numPr>
+          <w:ilvl w:val="0"/>
+          <w:numId w:val="14"/>
+        </w:numPr>
+        <w:rPr>
+          <w:rFonts w:ascii="Arial" w:eastAsia="SimSun" w:hAnsi="Arial" w:cs="Arial"/>
+          <w:kern w:val="1"/>
+          <w:lang w:eastAsia="zh-CN"/>
+        </w:rPr>
+      </w:pPr>
+      <w:r>
+        <w:rPr>
+          <w:rFonts w:ascii="Arial" w:hAnsi="Arial" w:cs="Arial"/>
+          <w:b/>
+          <w:bCs/>
+        </w:rPr>
+        <w:t>Can you draw a Hamiltonian Path in this graph?</w:t>
+      </w:r>
+      <w:r>
+        <w:rPr>
+          <w:rFonts w:ascii="Arial" w:hAnsi="Arial" w:cs="Arial"/>
+          <w:b/>
+          <w:bCs/>
+        </w:rPr>
+        <w:br/>
+      </w:r>
+    </w:p>
+    <w:p>
+      <w:pPr>
+        <w:pStyle w:val="ListParagraph"/>
+        <w:numPr>
+          <w:ilvl w:val="0"/>
+          <w:numId w:val="14"/>
+        </w:numPr>
+        <w:rPr>
+          <w:rFonts w:ascii="Arial" w:hAnsi="Arial" w:cs="Arial"/>
+          <w:b/>
+          <w:bCs/>
+        </w:rPr>
+      </w:pPr>
+      <w:r>
+        <w:rPr>
+          <w:rFonts w:ascii="Arial" w:hAnsi="Arial" w:cs="Arial"/>
+          <w:b/>
+          <w:bCs/>
+        </w:rPr>
+        <w:t xml:space="preserve">Can you draw </w:t>
+      </w:r>
+      <w:proofErr w:type="gramStart"/>
+      <w:r>
+        <w:rPr>
+          <w:rFonts w:ascii="Arial" w:hAnsi="Arial" w:cs="Arial"/>
+          <w:b/>
+          <w:bCs/>
+        </w:rPr>
+        <w:t>an</w:t>
+      </w:r>
+      <w:proofErr w:type="gramEnd"/>
+      <w:r>
+        <w:rPr>
+          <w:rFonts w:ascii="Arial" w:hAnsi="Arial" w:cs="Arial"/>
+          <w:b/>
+          <w:bCs/>
+        </w:rPr>
+        <w:t xml:space="preserve"> Euler Path in this graph?</w:t>
+      </w:r>
+      <w:r>
+        <w:rPr>
+          <w:rFonts w:ascii="Arial" w:hAnsi="Arial" w:cs="Arial"/>
+          <w:b/>
+          <w:bCs/>
+        </w:rPr>
+        <w:br/>
+      </w:r>
+    </w:p>
+    <w:p>
+      <w:pPr>
+        <w:ind w:left="1" w:firstLine="0"/>
+        <w:jc w:val="left"/>
+        <w:rPr>
+          <w:rFonts w:ascii="Arial" w:hAnsi="Arial" w:cs="Arial"/>
+          <w:b/>
+          <w:bCs/>
+          <w:szCs w:val="22"/>
+        </w:rPr>
+      </w:pPr>
+      <w:r>
+        <w:rPr>
+          <w:rFonts w:ascii="Arial" w:hAnsi="Arial" w:cs="Arial"/>
+          <w:b/>
+          <w:bCs/>
+          <w:szCs w:val="22"/>
+        </w:rPr>
+        <w:t xml:space="preserve">3. </w:t>
+      </w:r>
+      <w:r>
+        <w:rPr>
+          <w:rFonts w:ascii="Arial" w:hAnsi="Arial" w:cs="Arial"/>
+          <w:b/>
+          <w:bCs/>
+          <w:szCs w:val="22"/>
+        </w:rPr>
+        <w:t>What is the chromatic number of this graph?</w:t>
+      </w:r>
+      <w:r>
+        <w:rPr>
+          <w:rFonts w:ascii="Arial" w:hAnsi="Arial" w:cs="Arial"/>
+          <w:b/>
+          <w:bCs/>
+          <w:szCs w:val="22"/>
+        </w:rPr>
+        <w:br/>
+      </w:r>
+    </w:p>
+    <w:p>
+      <w:pPr>
+        <w:jc w:val="left"/>
+        <w:rPr>
+          <w:rFonts w:ascii="Arial" w:hAnsi="Arial" w:cs="Arial"/>
+          <w:b/>
+          <w:bCs/>
+          <w:szCs w:val="22"/>
+        </w:rPr>
+      </w:pPr>
+      <w:r>
+        <w:rPr>
+          <w:rFonts w:ascii="Arial" w:hAnsi="Arial" w:cs="Arial"/>
+          <w:b/>
+          <w:bCs/>
+          <w:szCs w:val="22"/>
+        </w:rPr>
+        <w:t xml:space="preserve">4. </w:t>
+      </w:r>
+      <w:r>
+        <w:rPr>
+          <w:rFonts w:ascii="Arial" w:hAnsi="Arial" w:cs="Arial"/>
+          <w:b/>
+          <w:bCs/>
+          <w:szCs w:val="22"/>
+        </w:rPr>
+        <w:t>Is the above, colored graph bipartite?   If so, redraw the graph as a bipartite graph and then draw any matching graph if one exists.</w:t>
+      </w:r>
+    </w:p>
+    <w:p>
+      <w:pPr>
+        <w:ind w:left="0" w:hanging="20"/>
+        <w:jc w:val="left"/>
+        <w:rPr>
+          <w:rFonts w:ascii="Arial" w:eastAsia="Times New Roman" w:hAnsi="Arial" w:cs="Arial"/>
+          <w:color w:val="4C94D8" w:themeColor="text2" w:themeTint="80"/>
+          <w:szCs w:val="22"/>
+        </w:rPr>
+      </w:pPr>
+    </w:p>
+    <w:p>
+      <w:pPr>
+        <w:ind w:left="0" w:hanging="20"/>
+        <w:jc w:val="left"/>
+        <w:rPr>
+          <w:rFonts w:ascii="Arial" w:eastAsia="Times New Roman" w:hAnsi="Arial" w:cs="Arial"/>
+          <w:color w:val="4C94D8" w:themeColor="text2" w:themeTint="80"/>
+          <w:szCs w:val="22"/>
+        </w:rPr>
+      </w:pPr>
+      <w:r>
+        <w:rPr>
+          <w:rFonts w:ascii="Arial" w:eastAsia="Times New Roman" w:hAnsi="Arial" w:cs="Arial"/>
+          <w:color w:val="4C94D8" w:themeColor="text2" w:themeTint="80"/>
+          <w:szCs w:val="22"/>
+        </w:rPr>
+        <w:t xml:space="preserve">Answer: </w:t>
+      </w:r>
+    </w:p>
+    <w:p>
+      <w:pPr>
+        <w:jc w:val="left"/>
+        <w:rPr>
+          <w:rFonts w:ascii="Arial" w:hAnsi="Arial" w:cs="Arial"/>
+          <w:b/>
+          <w:bCs/>
+          <w:szCs w:val="22"/>
+        </w:rPr>
+      </w:pPr>
+    </w:p>
+    <w:p>
+      <w:pPr>
+        <w:jc w:val="left"/>
+        <w:rPr>
+          <w:rFonts w:ascii="Arial" w:hAnsi="Arial" w:cs="Arial"/>
+          <w:b/>
+          <w:bCs/>
+          <w:szCs w:val="22"/>
+        </w:rPr>
+      </w:pPr>
+    </w:p>
+    <w:p>
+      <w:pPr>
+        <w:jc w:val="left"/>
+        <w:rPr>
+          <w:rFonts w:ascii="Arial" w:hAnsi="Arial" w:cs="Arial"/>
+          <w:b/>
+          <w:bCs/>
+          <w:szCs w:val="22"/>
+        </w:rPr>
+      </w:pPr>
+    </w:p>
+    <w:p>
+      <w:pPr>
+        <w:jc w:val="left"/>
+        <w:rPr>
+          <w:rFonts w:ascii="Arial" w:hAnsi="Arial" w:cs="Arial"/>
+          <w:b/>
+          <w:bCs/>
+          <w:szCs w:val="22"/>
+        </w:rPr>
+      </w:pPr>
+    </w:p>
+    <w:p>
+      <w:pPr>
+        <w:jc w:val="left"/>
+        <w:rPr>
+          <w:rFonts w:ascii="Arial" w:hAnsi="Arial" w:cs="Arial"/>
+          <w:b/>
+          <w:bCs/>
+          <w:szCs w:val="22"/>
+        </w:rPr>
+      </w:pPr>
+    </w:p>
+    <w:p>
+      <w:pPr>
+        <w:jc w:val="left"/>
+        <w:rPr>
+          <w:rFonts w:ascii="Arial" w:hAnsi="Arial" w:cs="Arial"/>
+          <w:b/>
+          <w:bCs/>
+          <w:szCs w:val="22"/>
+        </w:rPr>
+      </w:pPr>
+    </w:p>
+    <w:p>
+      <w:pPr>
+        <w:jc w:val="left"/>
+        <w:rPr>
+          <w:rFonts w:ascii="Arial" w:hAnsi="Arial" w:cs="Arial"/>
+          <w:b/>
+          <w:bCs/>
+          <w:szCs w:val="22"/>
+        </w:rPr>
+      </w:pPr>
+      <w:r>
+        <w:rPr>
+          <w:rFonts w:ascii="Arial" w:hAnsi="Arial" w:cs="Arial"/>
+          <w:b/>
+          <w:bCs/>
+          <w:szCs w:val="22"/>
+        </w:rPr>
+        <w:t>Q-6:</w:t>
+      </w:r>
+    </w:p>
+    <w:p>
+      <w:pPr>
+        <w:jc w:val="left"/>
+        <w:rPr>
+          <w:rFonts w:ascii="Arial" w:hAnsi="Arial" w:cs="Arial"/>
+          <w:b/>
+          <w:bCs/>
+          <w:szCs w:val="22"/>
+        </w:rPr>
+      </w:pPr>
+      <w:r>
+        <w:rPr>
+          <w:rFonts w:ascii="Arial" w:hAnsi="Arial" w:cs="Arial"/>
+          <w:szCs w:val="22"/>
+        </w:rPr>
+        <w:br w:type="page"/>
+      </w:r>
+      <w:r>
+        <w:rPr>
+          <w:rFonts w:ascii="Arial" w:hAnsi="Arial" w:cs="Arial"/>
+          <w:noProof/>
+          <w:szCs w:val="22"/>
+        </w:rPr>
+        <w:lastRenderedPageBreak/>
+        <w:drawing>
+          <wp:inline distT="0" distB="0" distL="0" distR="0" wp14:anchorId="76D7F69D" wp14:editId="561CD234">
+            <wp:extent cx="2943225" cy="2640330"/>
+            <wp:effectExtent l="0" t="0" r="0" b="0"/>
+            <wp:docPr id="12" name="Picture 9"/>
+            <wp:cNvGraphicFramePr>
+              <a:graphicFrameLocks xmlns:a="http://schemas.openxmlformats.org/drawingml/2006/main" noChangeAspect="1"/>
+            </wp:cNvGraphicFramePr>
+            <a:graphic xmlns:a="http://schemas.openxmlformats.org/drawingml/2006/main">
+              <a:graphicData uri="http://schemas.openxmlformats.org/drawingml/2006/picture">
+                <pic:pic xmlns:pic="http://schemas.openxmlformats.org/drawingml/2006/picture">
+                  <pic:nvPicPr>
+                    <pic:cNvPr id="12" name="Picture 9"/>
+                    <pic:cNvPicPr>
+                      <a:picLocks noChangeAspect="1"/>
+                      <a:extLst>
+                        <a:ext uri="smNativeData">
+                          <sm:smNativeData xmlns="" xmlns:o="urn:schemas-microsoft-com:office:office" xmlns:v="urn:schemas-microsoft-com:vml" xmlns:w10="urn:schemas-microsoft-com:office:word" xmlns:w="http://schemas.openxmlformats.org/wordprocessingml/2006/main" xmlns:sm="smNativeData" val="SMDATA_16_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"/>
+                        </a:ext>
+                      </a:extLst>
+                    </pic:cNvPicPr>
+                  </pic:nvPicPr>
+                  <pic:blipFill>
+                    <a:blip r:embed="rId13"/>
+                    <a:stretch>
+                      <a:fillRect/>
+                    </a:stretch>
+                  </pic:blipFill>
+                  <pic:spPr>
+                    <a:xfrm>
+                      <a:off x="0" y="0"/>
+                      <a:ext cx="2943225" cy="2640330"/>
+                    </a:xfrm>
+                    <a:prstGeom prst="rect">
+                      <a:avLst/>
+                    </a:prstGeom>
+                    <a:noFill/>
+                    <a:ln w="12700">
+                      <a:noFill/>
+                    </a:ln>
+                  </pic:spPr>
+                </pic:pic>
+              </a:graphicData>
+            </a:graphic>
+          </wp:inline>
+        </w:drawing>
+      </w:r>
+    </w:p>
+    <w:p>
+      <w:pPr>
+        <w:jc w:val="left"/>
+        <w:rPr>
+          <w:rFonts w:ascii="Arial" w:hAnsi="Arial" w:cs="Arial"/>
+          <w:b/>
+          <w:bCs/>
+          <w:szCs w:val="22"/>
+        </w:rPr>
+      </w:pPr>
+    </w:p>
+    <w:p>
+      <w:pPr>
+        <w:ind w:left="0" w:firstLine="0"/>
+        <w:jc w:val="left"/>
+        <w:rPr>
+          <w:rFonts w:ascii="Arial" w:hAnsi="Arial" w:cs="Arial"/>
+          <w:b/>
+          <w:bCs/>
+          <w:szCs w:val="22"/>
+        </w:rPr>
+      </w:pPr>
+      <w:r>
+        <w:rPr>
+          <w:rFonts w:ascii="Arial" w:hAnsi="Arial" w:cs="Arial"/>
+          <w:b/>
+          <w:bCs/>
+          <w:szCs w:val="22"/>
+        </w:rPr>
+        <w:t>Using the rules:  Visit the lowest numbered adjacent node first before visiting other adjacent nodes.  Visit the lowest numbered visited node next when a branch is exhausted.</w:t>
+      </w:r>
+    </w:p>
+    <w:p>
+      <w:pPr>
+        <w:pStyle w:val="ListParagraph"/>
+        <w:widowControl/>
+        <w:rPr>
+          <w:rFonts w:ascii="Arial" w:hAnsi="Arial" w:cs="Arial"/>
+        </w:rPr>
+      </w:pPr>
+      <w:r>
+        <w:rPr>
+          <w:rFonts w:ascii="Arial" w:hAnsi="Arial" w:cs="Arial"/>
+          <w:b/>
+          <w:bCs/>
+        </w:rPr>
+        <w:t>(1). If starting at a root of 0, describe the order of visitation of a depth first search.</w:t>
+      </w:r>
+      <w:r>
+        <w:rPr>
+          <w:rFonts w:ascii="Arial" w:hAnsi="Arial" w:cs="Arial"/>
+          <w:b/>
+          <w:bCs/>
+        </w:rPr>
+        <w:br/>
+      </w:r>
+      <w:r>
+        <w:rPr>
+          <w:rFonts w:ascii="Arial" w:hAnsi="Arial" w:cs="Arial"/>
+          <w:b/>
+          <w:bCs/>
+        </w:rPr>
+        <w:br/>
+        <w:t>(2). If starting at a root of 0, describe the order of visitation of a breadth first search.</w:t>
+      </w:r>
+      <w:r>
+        <w:rPr>
+          <w:rFonts w:ascii="Arial" w:hAnsi="Arial" w:cs="Arial"/>
+        </w:rPr>
+        <w:br/>
+      </w:r>
+      <w:r>
+        <w:rPr>
+          <w:rFonts w:ascii="Arial" w:hAnsi="Arial" w:cs="Arial"/>
+        </w:rPr>
+        <w:br/>
+      </w:r>
+    </w:p>
+    <w:p>
+      <w:pPr>
+        <w:ind w:left="0" w:hanging="20"/>
+        <w:jc w:val="left"/>
+        <w:rPr>
+          <w:rFonts w:ascii="Arial" w:eastAsia="Times New Roman" w:hAnsi="Arial" w:cs="Arial"/>
+          <w:color w:val="4C94D8" w:themeColor="text2" w:themeTint="80"/>
+          <w:szCs w:val="22"/>
+        </w:rPr>
+      </w:pPr>
+      <w:r>
+        <w:rPr>
+          <w:rFonts w:ascii="Arial" w:eastAsia="Times New Roman" w:hAnsi="Arial" w:cs="Arial"/>
+          <w:color w:val="4C94D8" w:themeColor="text2" w:themeTint="80"/>
+          <w:szCs w:val="22"/>
+        </w:rPr>
+        <w:t xml:space="preserve">Answer: </w:t>
+      </w:r>
+    </w:p>
+    <w:p>
+      <w:pPr>
+        <w:jc w:val="left"/>
+        <w:rPr>
+          <w:rFonts w:ascii="Arial" w:hAnsi="Arial" w:cs="Arial"/>
+          <w:b/>
+          <w:bCs/>
+          <w:szCs w:val="22"/>
+        </w:rPr>
+      </w:pPr>
+    </w:p>
+    <w:p>
+      <w:pPr>
+        <w:jc w:val="left"/>
+        <w:rPr>
+          <w:rFonts w:ascii="Arial" w:hAnsi="Arial" w:cs="Arial"/>
+          <w:b/>
+          <w:bCs/>
+          <w:szCs w:val="22"/>
+        </w:rPr>
+      </w:pPr>
+    </w:p>
+    <w:p>
+      <w:pPr>
+        <w:jc w:val="left"/>
+        <w:rPr>
+          <w:rFonts w:ascii="Arial" w:hAnsi="Arial" w:cs="Arial"/>
+          <w:b/>
+          <w:bCs/>
+          <w:szCs w:val="22"/>
+        </w:rPr>
+      </w:pPr>
+    </w:p>
+    <w:p>
+      <w:pPr>
+        <w:jc w:val="left"/>
+        <w:rPr>
+          <w:rFonts w:ascii="Arial" w:hAnsi="Arial" w:cs="Arial"/>
+          <w:b/>
+          <w:bCs/>
+          <w:szCs w:val="22"/>
+        </w:rPr>
+      </w:pPr>
+    </w:p>
+    <w:p>
+      <w:pPr>
+        <w:jc w:val="left"/>
+        <w:rPr>
+          <w:rFonts w:ascii="Arial" w:hAnsi="Arial" w:cs="Arial"/>
+          <w:b/>
+          <w:bCs/>
+          <w:szCs w:val="22"/>
+        </w:rPr>
+      </w:pPr>
+    </w:p>
+    <w:p>
+      <w:pPr>
+        <w:jc w:val="left"/>
+        <w:rPr>
+          <w:rFonts w:ascii="Arial" w:hAnsi="Arial" w:cs="Arial"/>
+          <w:b/>
+          <w:bCs/>
+          <w:szCs w:val="22"/>
+        </w:rPr>
+      </w:pPr>
+    </w:p>
+    <w:p>
+      <w:pPr>
+        <w:jc w:val="left"/>
+        <w:rPr>
+          <w:rFonts w:ascii="Arial" w:hAnsi="Arial" w:cs="Arial"/>
+          <w:b/>
+          <w:bCs/>
+          <w:szCs w:val="22"/>
+        </w:rPr>
+      </w:pPr>
+    </w:p>
+    <w:p>
+      <w:pPr>
+        <w:ind w:left="0" w:hanging="20"/>
+        <w:jc w:val="left"/>
+        <w:rPr>
+          <w:rFonts w:ascii="Arial" w:eastAsia="Times New Roman" w:hAnsi="Arial" w:cs="Arial"/>
+          <w:szCs w:val="22"/>
+        </w:rPr>
+      </w:pPr>
+    </w:p>
+    <w:p>
+      <w:pPr>
+        <w:ind w:left="0" w:hanging="20"/>
+        <w:jc w:val="left"/>
+        <w:rPr>
+          <w:rFonts w:ascii="Arial" w:eastAsia="Times New Roman" w:hAnsi="Arial" w:cs="Arial"/>
+          <w:szCs w:val="22"/>
+        </w:rPr>
+      </w:pPr>
+    </w:p>
+    <w:p>
+      <w:pPr>
+        <w:ind w:left="0" w:hanging="20"/>
+        <w:jc w:val="left"/>
+        <w:rPr>
+          <w:rFonts w:ascii="Arial" w:eastAsia="Times New Roman" w:hAnsi="Arial" w:cs="Arial"/>
+          <w:szCs w:val="22"/>
+        </w:rPr>
+      </w:pPr>
+    </w:p>
+    <w:p>
+      <w:pPr>
+        <w:ind w:left="0" w:hanging="20"/>
+        <w:jc w:val="left"/>
+        <w:rPr>
+          <w:rFonts w:ascii="Arial" w:eastAsia="Times New Roman" w:hAnsi="Arial" w:cs="Arial"/>
+          <w:szCs w:val="22"/>
+        </w:rPr>
+      </w:pPr>
+    </w:p>
+    <w:p>
+      <w:pPr>
+        <w:ind w:left="0" w:hanging="20"/>
+        <w:jc w:val="left"/>
+        <w:rPr>
+          <w:rFonts w:ascii="Arial" w:eastAsia="Times New Roman" w:hAnsi="Arial" w:cs="Arial"/>
+          <w:szCs w:val="22"/>
+        </w:rPr>
+      </w:pPr>
+    </w:p>
+    <w:p>
+      <w:pPr>
+        <w:ind w:left="0" w:hanging="20"/>
+        <w:jc w:val="left"/>
+        <w:rPr>
+          <w:rFonts w:ascii="Arial" w:eastAsia="Times New Roman" w:hAnsi="Arial" w:cs="Arial"/>
+          <w:szCs w:val="22"/>
+        </w:rPr>
+      </w:pPr>
+    </w:p>
+    <w:p>
+      <w:pPr>
+        <w:ind w:left="0" w:hanging="20"/>
+        <w:jc w:val="left"/>
+        <w:rPr>
+          <w:rFonts w:ascii="Arial" w:eastAsia="Times New Roman" w:hAnsi="Arial" w:cs="Arial"/>
+          <w:szCs w:val="22"/>
+        </w:rPr>
+      </w:pPr>
+    </w:p>
+    <w:p>
+      <w:pPr>
+        <w:ind w:left="0" w:hanging="20"/>
+        <w:jc w:val="left"/>
+        <w:rPr>
+          <w:rFonts w:ascii="Arial" w:eastAsia="Times New Roman" w:hAnsi="Arial" w:cs="Arial"/>
+          <w:szCs w:val="22"/>
+        </w:rPr>
+      </w:pPr>
+    </w:p>
+    <w:p>
+      <w:pPr>
+        <w:ind w:left="0" w:hanging="20"/>
+        <w:jc w:val="left"/>
+        <w:rPr>
+          <w:rFonts w:ascii="Arial" w:eastAsia="Times New Roman" w:hAnsi="Arial" w:cs="Arial"/>
+          <w:szCs w:val="22"/>
+        </w:rPr>
+      </w:pPr>
+    </w:p>
+    <w:p>
+      <w:pPr>
+        <w:ind w:left="0" w:firstLine="0"/>
+        <w:jc w:val="left"/>
+        <w:rPr>
+          <w:rFonts w:ascii="Arial" w:hAnsi="Arial" w:cs="Arial"/>
+          <w:b/>
+          <w:bCs/>
+          <w:szCs w:val="22"/>
+        </w:rPr>
+      </w:pPr>
+      <w:r>
+        <w:rPr>
+          <w:rFonts w:ascii="Arial" w:hAnsi="Arial" w:cs="Arial"/>
+          <w:b/>
+          <w:bCs/>
+          <w:szCs w:val="22"/>
+          <w:highlight w:val="yellow"/>
+        </w:rPr>
+        <w:t>Submission Guidelines:</w:t>
+      </w:r>
+      <w:r>
+        <w:rPr>
+          <w:rFonts w:ascii="Arial" w:hAnsi="Arial" w:cs="Arial"/>
+          <w:b/>
+          <w:bCs/>
+          <w:szCs w:val="22"/>
+        </w:rPr>
+        <w:t xml:space="preserve"> </w:t>
+      </w:r>
+    </w:p>
+    <w:p>
+      <w:pPr>
+        <w:pStyle w:val="ListParagraph"/>
+        <w:widowControl/>
+        <w:numPr>
+          <w:ilvl w:val="0"/>
+          <w:numId w:val="2"/>
+        </w:numPr>
+        <w:ind w:left="0" w:firstLine="0"/>
+        <w:contextualSpacing/>
+        <w:rPr>
+          <w:rFonts w:ascii="Arial" w:hAnsi="Arial" w:cs="Arial"/>
+        </w:rPr>
+      </w:pPr>
+      <w:r>
+        <w:rPr>
+          <w:rFonts w:ascii="Arial" w:hAnsi="Arial" w:cs="Arial"/>
+        </w:rPr>
+        <w:t xml:space="preserve">No handwritten submission is accepted, always submit answers as text within this or similar document file with any support images embedded in the file. </w:t>
+      </w:r>
+    </w:p>
+    <w:p>
+      <w:pPr>
+        <w:pStyle w:val="ListParagraph"/>
+        <w:widowControl/>
+        <w:numPr>
+          <w:ilvl w:val="0"/>
+          <w:numId w:val="2"/>
+        </w:numPr>
+        <w:ind w:left="0" w:firstLine="0"/>
+        <w:contextualSpacing/>
+        <w:rPr>
+          <w:rFonts w:ascii="Arial" w:hAnsi="Arial" w:cs="Arial"/>
+        </w:rPr>
+      </w:pPr>
+      <w:r>
+        <w:rPr>
+          <w:rFonts w:ascii="Arial" w:hAnsi="Arial" w:cs="Arial"/>
+          <w:b/>
+          <w:bCs/>
+          <w:color w:val="FF0000"/>
+        </w:rPr>
+        <w:t>EXCEPTION</w:t>
+      </w:r>
+      <w:r>
+        <w:rPr>
+          <w:rFonts w:ascii="Arial" w:hAnsi="Arial" w:cs="Arial"/>
+        </w:rPr>
+        <w:t>:  If asked for source code implementation you can submit those individually and as separate files in ASCII format in their original file format .</w:t>
+      </w:r>
+      <w:proofErr w:type="spellStart"/>
+      <w:r>
+        <w:rPr>
+          <w:rFonts w:ascii="Arial" w:hAnsi="Arial" w:cs="Arial"/>
+        </w:rPr>
+        <w:t>cpp</w:t>
+      </w:r>
+      <w:proofErr w:type="spellEnd"/>
+      <w:r>
+        <w:rPr>
+          <w:rFonts w:ascii="Arial" w:hAnsi="Arial" w:cs="Arial"/>
+        </w:rPr>
+        <w:t>, .java, .</w:t>
+      </w:r>
+      <w:proofErr w:type="spellStart"/>
+      <w:r>
+        <w:rPr>
+          <w:rFonts w:ascii="Arial" w:hAnsi="Arial" w:cs="Arial"/>
+        </w:rPr>
+        <w:t>py</w:t>
+      </w:r>
+      <w:proofErr w:type="spellEnd"/>
+      <w:r>
+        <w:rPr>
+          <w:rFonts w:ascii="Arial" w:hAnsi="Arial" w:cs="Arial"/>
+        </w:rPr>
+        <w:t>, .cs etc. or even as a .txt file will be acceptable.  Do not insert code into the submission document file.  It ruins spacing which makes .python and some languages (</w:t>
+      </w:r>
+      <w:proofErr w:type="spellStart"/>
+      <w:r>
+        <w:rPr>
+          <w:rFonts w:ascii="Arial" w:hAnsi="Arial" w:cs="Arial"/>
+        </w:rPr>
+        <w:t>perl</w:t>
+      </w:r>
+      <w:proofErr w:type="spellEnd"/>
+      <w:r>
+        <w:rPr>
+          <w:rFonts w:ascii="Arial" w:hAnsi="Arial" w:cs="Arial"/>
+        </w:rPr>
+        <w:t>, awk etc.) difficult to test build.</w:t>
+      </w:r>
+    </w:p>
+    <w:p>
+      <w:pPr>
+        <w:pStyle w:val="ListParagraph"/>
+        <w:widowControl/>
+        <w:numPr>
+          <w:ilvl w:val="0"/>
+          <w:numId w:val="2"/>
+        </w:numPr>
+        <w:ind w:left="0" w:firstLine="0"/>
+        <w:contextualSpacing/>
+        <w:rPr>
+          <w:rFonts w:ascii="Arial" w:hAnsi="Arial" w:cs="Arial"/>
+        </w:rPr>
+      </w:pPr>
+      <w:r>
+        <w:rPr>
+          <w:rFonts w:ascii="Arial" w:hAnsi="Arial" w:cs="Arial"/>
+        </w:rPr>
+        <w:t>Do not submit ZIP files… ever… for anything in D2L.  The system is extremely unhelpful with regards to those filetypes and grading.</w:t>
+      </w:r>
+    </w:p>
+    <w:p>
+      <w:pPr>
+        <w:pStyle w:val="NormalWeb"/>
+        <w:numPr>
+          <w:ilvl w:val="0"/>
+          <w:numId w:val="2"/>
+        </w:numPr>
+        <w:ind w:left="0" w:firstLine="0"/>
+        <w:rPr>
+          <w:rFonts w:ascii="Arial" w:hAnsi="Arial" w:cs="Arial"/>
+          <w:sz w:val="22"/>
+          <w:szCs w:val="22"/>
+        </w:rPr>
+      </w:pPr>
+      <w:r>
+        <w:rPr>
+          <w:rFonts w:ascii="Arial" w:hAnsi="Arial" w:cs="Arial"/>
+          <w:sz w:val="22"/>
+          <w:szCs w:val="22"/>
+        </w:rPr>
+        <w:t>You may include your freehand drawing/image and handwritten scans in the submission. However, the writing and images must be clearly legible.   Though, it is best to present non-handwritten submissions, generally, as is done in the professional setting.</w:t>
+      </w:r>
+    </w:p>
+    <w:p>
+      <w:pPr>
+        <w:pStyle w:val="NormalWeb"/>
+        <w:numPr>
+          <w:ilvl w:val="0"/>
+          <w:numId w:val="2"/>
+        </w:numPr>
+        <w:ind w:left="0" w:firstLine="0"/>
+        <w:rPr>
+          <w:rFonts w:ascii="Arial" w:hAnsi="Arial" w:cs="Arial"/>
+          <w:sz w:val="22"/>
+          <w:szCs w:val="22"/>
+        </w:rPr>
+      </w:pPr>
+      <w:r>
+        <w:rPr>
+          <w:rFonts w:ascii="Arial" w:hAnsi="Arial" w:cs="Arial"/>
+          <w:sz w:val="22"/>
+          <w:szCs w:val="22"/>
+        </w:rPr>
+        <w:t>If asked, show all work/calculations/graphs etc. in the determination of the problem.</w:t>
+      </w:r>
+    </w:p>
+    <w:p>
+      <w:pPr>
+        <w:pStyle w:val="ListParagraph"/>
+        <w:widowControl/>
+        <w:numPr>
+          <w:ilvl w:val="0"/>
+          <w:numId w:val="2"/>
+        </w:numPr>
+        <w:spacing w:after="240"/>
+        <w:ind w:left="0" w:firstLine="0"/>
+        <w:contextualSpacing/>
+        <w:rPr>
+          <w:rFonts w:ascii="Arial" w:eastAsia="Times New Roman" w:hAnsi="Arial" w:cs="Arial"/>
+          <w:highlight w:val="yellow"/>
+        </w:rPr>
+      </w:pPr>
+      <w:r>
+        <w:rPr>
+          <w:rFonts w:ascii="Arial" w:eastAsia="Times New Roman" w:hAnsi="Arial" w:cs="Arial"/>
+          <w:b/>
+          <w:bCs/>
+          <w:highlight w:val="yellow"/>
+        </w:rPr>
+        <w:t>Please complete your entire work in a single Word Document and Save the file as: yournetid_CSXXXX_Assignment0N.docx (e.g. ogarcia5_CS5070_Assignment01.docx.) and upload your file in D2L.</w:t>
+      </w:r>
+    </w:p>
+    <w:p>
+      <w:pPr>
+        <w:pStyle w:val="NormalWeb"/>
+        <w:numPr>
+          <w:ilvl w:val="0"/>
+          <w:numId w:val="2"/>
+        </w:numPr>
+        <w:ind w:left="0" w:firstLine="0"/>
+        <w:rPr>
+          <w:rFonts w:ascii="Arial" w:hAnsi="Arial" w:cs="Arial"/>
+          <w:sz w:val="22"/>
+          <w:szCs w:val="22"/>
+        </w:rPr>
+      </w:pPr>
+      <w:r>
+        <w:rPr>
+          <w:rFonts w:ascii="Arial" w:hAnsi="Arial" w:cs="Arial"/>
+          <w:sz w:val="22"/>
+          <w:szCs w:val="22"/>
+        </w:rPr>
+        <w:t>Please observe the submission due date and time. After the due date there is a 50% penalty for the next 48 hours. Any submission after 48 hours of the due date will be graded at 0%.</w:t>
+      </w:r>
+    </w:p>
+    <w:p>
+      <w:pPr>
+        <w:pStyle w:val="NormalWeb"/>
+        <w:numPr>
+          <w:ilvl w:val="0"/>
+          <w:numId w:val="2"/>
+        </w:numPr>
+        <w:ind w:left="0" w:firstLine="0"/>
+        <w:rPr>
+          <w:rFonts w:ascii="Arial" w:hAnsi="Arial" w:cs="Arial"/>
+          <w:sz w:val="22"/>
+          <w:szCs w:val="22"/>
+        </w:rPr>
+      </w:pPr>
+      <w:r>
+        <w:rPr>
+          <w:rFonts w:ascii="Arial" w:hAnsi="Arial" w:cs="Arial"/>
+          <w:sz w:val="22"/>
+          <w:szCs w:val="22"/>
+        </w:rPr>
+        <w:t xml:space="preserve">If you include a reference or an image taken from other sources, please cite them appropriately. APA is preferred but cite them so they can be found.   </w:t>
+      </w:r>
+      <w:r>
+        <w:rPr>
+          <w:rFonts w:ascii="Arial" w:hAnsi="Arial" w:cs="Arial"/>
+          <w:b/>
+          <w:bCs/>
+          <w:color w:val="FF0000"/>
+          <w:sz w:val="22"/>
+          <w:szCs w:val="22"/>
+        </w:rPr>
+        <w:t xml:space="preserve">NOTE:  verbatim copying or even paraphrasing is plagiarism so if the source used constitutes your answer rather than simply </w:t>
+      </w:r>
+      <w:r>
+        <w:rPr>
+          <w:rFonts w:ascii="Arial" w:hAnsi="Arial" w:cs="Arial"/>
+          <w:b/>
+          <w:bCs/>
+          <w:i/>
+          <w:iCs/>
+          <w:color w:val="FF0000"/>
+          <w:sz w:val="22"/>
+          <w:szCs w:val="22"/>
+        </w:rPr>
+        <w:t>supporting</w:t>
+      </w:r>
+      <w:r>
+        <w:rPr>
+          <w:rFonts w:ascii="Arial" w:hAnsi="Arial" w:cs="Arial"/>
+          <w:b/>
+          <w:bCs/>
+          <w:color w:val="FF0000"/>
+          <w:sz w:val="22"/>
+          <w:szCs w:val="22"/>
+        </w:rPr>
+        <w:t xml:space="preserve"> the answer, it will be considered invalid.  This is especially true of source code implementation answers.</w:t>
+      </w:r>
+    </w:p>
+    <w:p>
+      <w:pPr>
+        <w:pStyle w:val="ListParagraph"/>
+        <w:widowControl/>
+        <w:numPr>
+          <w:ilvl w:val="0"/>
+          <w:numId w:val="2"/>
+        </w:numPr>
+        <w:ind w:left="0" w:firstLine="0"/>
+        <w:contextualSpacing/>
+        <w:rPr>
+          <w:rFonts w:ascii="Arial" w:hAnsi="Arial" w:cs="Arial"/>
+        </w:rPr>
+      </w:pPr>
+      <w:r>
+        <w:rPr>
+          <w:rFonts w:ascii="Arial" w:hAnsi="Arial" w:cs="Arial"/>
+        </w:rPr>
+        <w:t>If you resubmit, please make sure to attach the file again. Your latest submission before the due date will be the one graded.</w:t>
+      </w:r>
+    </w:p>
+    <w:p>
+      <w:pPr>
+        <w:spacing w:after="812" w:line="265" w:lineRule="auto"/>
+        <w:ind w:left="0" w:firstLine="0"/>
+        <w:jc w:val="left"/>
+        <w:rPr>
+          <w:rFonts w:ascii="Arial" w:hAnsi="Arial" w:cs="Arial"/>
+          <w:szCs w:val="22"/>
+        </w:rPr>
+      </w:pPr>
+    </w:p>
+    <w:p>
+      <w:pPr>
+        <w:spacing w:after="812" w:line="265" w:lineRule="auto"/>
+        <w:ind w:left="0" w:firstLine="0"/>
+        <w:jc w:val="left"/>
+        <w:rPr>
+          <w:rFonts w:ascii="Arial" w:hAnsi="Arial" w:cs="Arial"/>
+          <w:szCs w:val="22"/>
+        </w:rPr>
+      </w:pPr>
+    </w:p>
+    <w:p>
+      <w:pPr>
+        <w:spacing w:before="20"/>
+        <w:ind w:left="0" w:firstLine="0"/>
+        <w:jc w:val="left"/>
+        <w:rPr>
+          <w:rFonts w:ascii="Arial" w:hAnsi="Arial" w:cs="Arial"/>
+          <w:color w:val="000000" w:themeColor="text1"/>
+          <w:szCs w:val="22"/>
+        </w:rPr>
+      </w:pPr>
+      <w:r>
+        <w:rPr>
+          <w:rFonts w:ascii="Cambria Math" w:hAnsi="Cambria Math" w:cs="Cambria Math"/>
+          <w:color w:val="000000" w:themeColor="text1"/>
+          <w:szCs w:val="22"/>
+        </w:rPr>
+        <w:t>∀</w:t>
+      </w:r>
+      <w:r>
+        <w:rPr>
+          <w:rFonts w:ascii="Arial" w:hAnsi="Arial" w:cs="Arial"/>
+          <w:color w:val="000000" w:themeColor="text1"/>
+          <w:szCs w:val="22"/>
+        </w:rPr>
+        <w:t xml:space="preserve"> means “for all” in …</w:t>
+      </w:r>
+    </w:p>
+    <w:p>
+      <w:pPr>
+        <w:spacing w:before="20"/>
+        <w:ind w:left="0" w:firstLine="0"/>
+        <w:jc w:val="left"/>
+        <w:rPr>
+          <w:rFonts w:ascii="Arial" w:hAnsi="Arial" w:cs="Arial"/>
+          <w:color w:val="000000" w:themeColor="text1"/>
+          <w:szCs w:val="22"/>
+        </w:rPr>
+      </w:pPr>
+      <w:r>
+        <w:rPr>
+          <w:rFonts w:ascii="Cambria Math" w:hAnsi="Cambria Math" w:cs="Cambria Math"/>
+          <w:color w:val="000000" w:themeColor="text1"/>
+          <w:szCs w:val="22"/>
+        </w:rPr>
+        <w:t>∃</w:t>
+      </w:r>
+      <w:r>
+        <w:rPr>
+          <w:rFonts w:ascii="Arial" w:hAnsi="Arial" w:cs="Arial"/>
+          <w:color w:val="000000" w:themeColor="text1"/>
+          <w:szCs w:val="22"/>
+        </w:rPr>
+        <w:t xml:space="preserve"> means “there exists” in …</w:t>
+      </w:r>
+    </w:p>
+    <w:p>
+      <w:pPr>
+        <w:spacing w:before="20"/>
+        <w:ind w:left="0" w:firstLine="0"/>
+        <w:jc w:val="left"/>
+        <w:rPr>
+          <w:rFonts w:ascii="Arial" w:hAnsi="Arial" w:cs="Arial"/>
+          <w:color w:val="000000" w:themeColor="text1"/>
+          <w:szCs w:val="22"/>
+        </w:rPr>
+      </w:pPr>
+      <w:r>
+        <w:rPr>
+          <w:rFonts w:ascii="Cambria Math" w:hAnsi="Cambria Math" w:cs="Cambria Math"/>
+          <w:color w:val="000000" w:themeColor="text1"/>
+          <w:szCs w:val="22"/>
+        </w:rPr>
+        <w:t>∃</w:t>
+      </w:r>
+      <w:r>
+        <w:rPr>
+          <w:rFonts w:ascii="Arial" w:hAnsi="Arial" w:cs="Arial"/>
+          <w:color w:val="000000" w:themeColor="text1"/>
+          <w:szCs w:val="22"/>
+        </w:rPr>
+        <w:t>! means “there exists exactly one” in …</w:t>
+      </w:r>
+    </w:p>
+    <w:p>
+      <w:pPr>
+        <w:spacing w:before="20"/>
+        <w:ind w:left="0" w:firstLine="0"/>
+        <w:jc w:val="left"/>
+        <w:rPr>
+          <w:rFonts w:ascii="Arial" w:hAnsi="Arial" w:cs="Arial"/>
+          <w:color w:val="000000" w:themeColor="text1"/>
+          <w:szCs w:val="22"/>
+        </w:rPr>
+      </w:pPr>
+      <w:r>
+        <w:rPr>
+          <w:rFonts w:ascii="Cambria Math" w:hAnsi="Cambria Math" w:cs="Cambria Math"/>
+          <w:color w:val="000000" w:themeColor="text1"/>
+          <w:szCs w:val="22"/>
+        </w:rPr>
+        <w:t>∈</w:t>
+      </w:r>
+      <w:r>
+        <w:rPr>
+          <w:rFonts w:ascii="Arial" w:hAnsi="Arial" w:cs="Arial"/>
+          <w:color w:val="000000" w:themeColor="text1"/>
+          <w:szCs w:val="22"/>
+        </w:rPr>
+        <w:t xml:space="preserve"> means “element of”</w:t>
+      </w:r>
+    </w:p>
+    <w:p>
+      <w:pPr>
+        <w:spacing w:before="20"/>
+        <w:ind w:left="0" w:firstLine="0"/>
+        <w:jc w:val="left"/>
+        <w:rPr>
+          <w:rFonts w:ascii="Arial" w:eastAsia="Times New Roman" w:hAnsi="Arial" w:cs="Arial"/>
+          <w:szCs w:val="22"/>
+        </w:rPr>
+      </w:pPr>
+      <w:r>
+        <w:rPr>
+          <w:rFonts w:ascii="Cambria Math" w:eastAsia="Times New Roman" w:hAnsi="Cambria Math" w:cs="Cambria Math"/>
+          <w:i/>
+          <w:iCs/>
+          <w:szCs w:val="22"/>
+        </w:rPr>
+        <w:lastRenderedPageBreak/>
+        <w:t>ℤ</w:t>
+      </w:r>
+      <w:r>
+        <w:rPr>
+          <w:rFonts w:ascii="Arial" w:eastAsia="Times New Roman" w:hAnsi="Arial" w:cs="Arial"/>
+          <w:szCs w:val="22"/>
+        </w:rPr>
+        <w:t xml:space="preserve"> double struck Z means the set of all </w:t>
+      </w:r>
+      <w:r>
+        <w:rPr>
+          <w:rFonts w:ascii="Arial" w:eastAsia="Times New Roman" w:hAnsi="Arial" w:cs="Arial"/>
+          <w:i/>
+          <w:iCs/>
+          <w:szCs w:val="22"/>
+        </w:rPr>
+        <w:t>integers</w:t>
+      </w:r>
+      <w:r>
+        <w:rPr>
+          <w:rFonts w:ascii="Arial" w:eastAsia="Times New Roman" w:hAnsi="Arial" w:cs="Arial"/>
+          <w:szCs w:val="22"/>
+        </w:rPr>
+        <w:t xml:space="preserve">   i.e. { … -1, 0, 1, 2, 3 … }</w:t>
+      </w:r>
+    </w:p>
+    <w:p>
+      <w:pPr>
+        <w:spacing w:before="20"/>
+        <w:ind w:left="0" w:firstLine="0"/>
+        <w:jc w:val="left"/>
+        <w:rPr>
+          <w:rFonts w:ascii="Arial" w:eastAsia="Times New Roman" w:hAnsi="Arial" w:cs="Arial"/>
+          <w:szCs w:val="22"/>
+        </w:rPr>
+      </w:pPr>
+      <w:r>
+        <w:rPr>
+          <w:rFonts w:ascii="Cambria Math" w:eastAsia="Times New Roman" w:hAnsi="Cambria Math" w:cs="Cambria Math"/>
+          <w:i/>
+          <w:iCs/>
+          <w:szCs w:val="22"/>
+        </w:rPr>
+        <w:t>ℤ</w:t>
+      </w:r>
+      <w:r>
+        <w:rPr>
+          <w:rFonts w:ascii="Arial" w:eastAsia="Times New Roman" w:hAnsi="Arial" w:cs="Arial"/>
+          <w:i/>
+          <w:iCs/>
+          <w:szCs w:val="22"/>
+          <w:vertAlign w:val="superscript"/>
+        </w:rPr>
+        <w:t>+</w:t>
+      </w:r>
+      <w:r>
+        <w:rPr>
+          <w:rFonts w:ascii="Arial" w:eastAsia="Times New Roman" w:hAnsi="Arial" w:cs="Arial"/>
+          <w:szCs w:val="22"/>
+        </w:rPr>
+        <w:t xml:space="preserve"> means the set of integers that are positive i.e. { 1, 2, 3 … }</w:t>
+      </w:r>
+    </w:p>
+    <w:p>
+      <w:pPr>
+        <w:spacing w:before="20"/>
+        <w:ind w:left="0" w:firstLine="0"/>
+        <w:jc w:val="left"/>
+        <w:rPr>
+          <w:rFonts w:ascii="Arial" w:eastAsia="Times New Roman" w:hAnsi="Arial" w:cs="Arial"/>
+          <w:szCs w:val="22"/>
+        </w:rPr>
+      </w:pPr>
+      <w:r>
+        <w:rPr>
+          <w:rFonts w:ascii="Cambria Math" w:eastAsia="Times New Roman" w:hAnsi="Cambria Math" w:cs="Cambria Math"/>
+          <w:szCs w:val="22"/>
+        </w:rPr>
+        <w:t>ℝ</w:t>
+      </w:r>
+      <w:r>
+        <w:rPr>
+          <w:rFonts w:ascii="Arial" w:eastAsia="Times New Roman" w:hAnsi="Arial" w:cs="Arial"/>
+          <w:szCs w:val="22"/>
+        </w:rPr>
+        <w:t xml:space="preserve"> double struck R means the set of all real numbers</w:t>
+      </w:r>
+    </w:p>
+    <w:p>
+      <w:pPr>
+        <w:spacing w:before="20"/>
+        <w:ind w:left="0" w:firstLine="0"/>
+        <w:jc w:val="left"/>
+        <w:rPr>
+          <w:rFonts w:ascii="Arial" w:eastAsia="Times New Roman" w:hAnsi="Arial" w:cs="Arial"/>
+          <w:szCs w:val="22"/>
+        </w:rPr>
+      </w:pPr>
+      <w:r>
+        <w:rPr>
+          <w:rFonts w:ascii="Cambria Math" w:eastAsia="Times New Roman" w:hAnsi="Cambria Math" w:cs="Cambria Math"/>
+          <w:i/>
+          <w:iCs/>
+          <w:szCs w:val="22"/>
+        </w:rPr>
+        <w:t>ℂ</w:t>
+      </w:r>
+      <w:r>
+        <w:rPr>
+          <w:rFonts w:ascii="Arial" w:eastAsia="Times New Roman" w:hAnsi="Arial" w:cs="Arial"/>
+          <w:szCs w:val="22"/>
+        </w:rPr>
+        <w:t xml:space="preserve"> double struck C means the set of all complex numbers</w:t>
+      </w:r>
+    </w:p>
+    <w:p>
+      <w:pPr>
+        <w:spacing w:before="20"/>
+        <w:ind w:left="0" w:firstLine="0"/>
+        <w:jc w:val="left"/>
+        <w:rPr>
+          <w:rFonts w:ascii="Arial" w:eastAsia="Times New Roman" w:hAnsi="Arial" w:cs="Arial"/>
+          <w:szCs w:val="22"/>
+        </w:rPr>
+      </w:pPr>
+      <w:r>
+        <w:rPr>
+          <w:rFonts w:ascii="Cambria Math" w:eastAsia="Times New Roman" w:hAnsi="Cambria Math" w:cs="Cambria Math"/>
+          <w:szCs w:val="22"/>
+        </w:rPr>
+        <w:t>ℕ</w:t>
+      </w:r>
+      <w:r>
+        <w:rPr>
+          <w:rFonts w:ascii="Arial" w:eastAsia="Times New Roman" w:hAnsi="Arial" w:cs="Arial"/>
+          <w:szCs w:val="22"/>
+        </w:rPr>
+        <w:t xml:space="preserve">* double struck N means the set of all natural numbers without “0” i.e. </w:t>
+      </w:r>
+      <w:r>
+        <w:rPr>
+          <w:rFonts w:ascii="Cambria Math" w:eastAsia="Times New Roman" w:hAnsi="Cambria Math" w:cs="Cambria Math"/>
+          <w:i/>
+          <w:iCs/>
+          <w:szCs w:val="22"/>
+        </w:rPr>
+        <w:t>ℤ</w:t>
+      </w:r>
+      <w:r>
+        <w:rPr>
+          <w:rFonts w:ascii="Arial" w:eastAsia="Times New Roman" w:hAnsi="Arial" w:cs="Arial"/>
+          <w:i/>
+          <w:iCs/>
+          <w:szCs w:val="22"/>
+          <w:vertAlign w:val="superscript"/>
+        </w:rPr>
+        <w:t>+</w:t>
+      </w:r>
+    </w:p>
+    <w:p>
+      <w:pPr>
+        <w:spacing w:before="20"/>
+        <w:ind w:left="0" w:firstLine="0"/>
+        <w:jc w:val="left"/>
+        <w:rPr>
+          <w:rFonts w:ascii="Arial" w:eastAsia="Times New Roman" w:hAnsi="Arial" w:cs="Arial"/>
+          <w:szCs w:val="22"/>
+        </w:rPr>
+      </w:pPr>
+      <w:r>
+        <w:rPr>
+          <w:rFonts w:ascii="Cambria Math" w:eastAsia="Times New Roman" w:hAnsi="Cambria Math" w:cs="Cambria Math"/>
+          <w:szCs w:val="22"/>
+        </w:rPr>
+        <w:t>ℕ</w:t>
+      </w:r>
+      <w:r>
+        <w:rPr>
+          <w:rFonts w:ascii="Arial" w:eastAsia="Times New Roman" w:hAnsi="Arial" w:cs="Arial"/>
+          <w:szCs w:val="22"/>
+          <w:vertAlign w:val="subscript"/>
+        </w:rPr>
+        <w:t>0</w:t>
+      </w:r>
+      <w:r>
+        <w:rPr>
+          <w:rFonts w:ascii="Arial" w:eastAsia="Times New Roman" w:hAnsi="Arial" w:cs="Arial"/>
+          <w:szCs w:val="22"/>
+        </w:rPr>
+        <w:t xml:space="preserve"> means the set of all natural numbers including “0”</w:t>
+      </w:r>
+    </w:p>
+    <w:p>
+      <w:pPr>
+        <w:spacing w:before="20"/>
+        <w:ind w:left="0" w:firstLine="0"/>
+        <w:jc w:val="left"/>
+        <w:rPr>
+          <w:rFonts w:ascii="Arial" w:eastAsia="Times New Roman" w:hAnsi="Arial" w:cs="Arial"/>
+          <w:szCs w:val="22"/>
+        </w:rPr>
+      </w:pPr>
+      <w:r>
+        <w:rPr>
+          <w:rFonts w:ascii="Cambria Math" w:eastAsia="Times New Roman" w:hAnsi="Cambria Math" w:cs="Cambria Math"/>
+          <w:szCs w:val="22"/>
+        </w:rPr>
+        <w:t>⇒</w:t>
+      </w:r>
+      <w:r>
+        <w:rPr>
+          <w:rFonts w:ascii="Arial" w:eastAsia="Times New Roman" w:hAnsi="Arial" w:cs="Arial"/>
+          <w:szCs w:val="22"/>
+        </w:rPr>
+        <w:t>, → implies</w:t>
+      </w:r>
+    </w:p>
+    <w:p>
+      <w:pPr>
+        <w:spacing w:before="20"/>
+        <w:ind w:left="0" w:firstLine="0"/>
+        <w:jc w:val="left"/>
+        <w:rPr>
+          <w:rFonts w:ascii="Arial" w:eastAsia="Times New Roman" w:hAnsi="Arial" w:cs="Arial"/>
+          <w:szCs w:val="22"/>
+        </w:rPr>
+      </w:pPr>
+      <w:r>
+        <w:rPr>
+          <w:rFonts w:ascii="Cambria Math" w:eastAsia="Times New Roman" w:hAnsi="Cambria Math" w:cs="Cambria Math"/>
+          <w:szCs w:val="22"/>
+        </w:rPr>
+        <w:t>⊂</w:t>
+      </w:r>
+      <w:r>
+        <w:rPr>
+          <w:rFonts w:ascii="Arial" w:eastAsia="Times New Roman" w:hAnsi="Arial" w:cs="Arial"/>
+          <w:szCs w:val="22"/>
+        </w:rPr>
+        <w:t xml:space="preserve"> subset of,   </w:t>
+      </w:r>
+      <w:r>
+        <w:rPr>
+          <w:rFonts w:ascii="Cambria Math" w:eastAsia="Times New Roman" w:hAnsi="Cambria Math" w:cs="Cambria Math"/>
+          <w:szCs w:val="22"/>
+        </w:rPr>
+        <w:t>⊆</w:t>
+      </w:r>
+      <w:r>
+        <w:rPr>
+          <w:rFonts w:ascii="Arial" w:eastAsia="Times New Roman" w:hAnsi="Arial" w:cs="Arial"/>
+          <w:szCs w:val="22"/>
+        </w:rPr>
+        <w:t xml:space="preserve"> proper subset of,  </w:t>
+      </w:r>
+      <w:r>
+        <w:rPr>
+          <w:rFonts w:ascii="Cambria Math" w:eastAsia="Times New Roman" w:hAnsi="Cambria Math" w:cs="Cambria Math"/>
+          <w:szCs w:val="22"/>
+        </w:rPr>
+        <w:t>⊄</w:t>
+      </w:r>
+      <w:r>
+        <w:rPr>
+          <w:rFonts w:ascii="Arial" w:eastAsia="Times New Roman" w:hAnsi="Arial" w:cs="Arial"/>
+          <w:szCs w:val="22"/>
+        </w:rPr>
+        <w:t xml:space="preserve"> not subset of</w:t>
+      </w:r>
+    </w:p>
+    <w:p>
+      <w:pPr>
+        <w:spacing w:before="20"/>
+        <w:ind w:left="0" w:firstLine="0"/>
+        <w:jc w:val="left"/>
+        <w:rPr>
+          <w:rFonts w:ascii="Arial" w:eastAsia="Times New Roman" w:hAnsi="Arial" w:cs="Arial"/>
+          <w:szCs w:val="22"/>
+        </w:rPr>
+      </w:pPr>
+      <w:r>
+        <w:rPr>
+          <w:rFonts w:ascii="Cambria Math" w:eastAsia="Times New Roman" w:hAnsi="Cambria Math" w:cs="Cambria Math"/>
+          <w:szCs w:val="22"/>
+        </w:rPr>
+        <w:t>⇔</w:t>
+      </w:r>
+      <w:r>
+        <w:rPr>
+          <w:rFonts w:ascii="Arial" w:eastAsia="Times New Roman" w:hAnsi="Arial" w:cs="Arial"/>
+          <w:szCs w:val="22"/>
+        </w:rPr>
+        <w:t xml:space="preserve">, ↔ biconditional, </w:t>
+      </w:r>
+      <w:proofErr w:type="spellStart"/>
+      <w:r>
+        <w:rPr>
+          <w:rFonts w:ascii="Arial" w:eastAsia="Times New Roman" w:hAnsi="Arial" w:cs="Arial"/>
+          <w:szCs w:val="22"/>
+        </w:rPr>
+        <w:t>iff</w:t>
+      </w:r>
+      <w:proofErr w:type="spellEnd"/>
+    </w:p>
+    <w:p>
+      <w:pPr>
+        <w:spacing w:before="20"/>
+        <w:ind w:left="0" w:firstLine="0"/>
+        <w:jc w:val="left"/>
+        <w:rPr>
+          <w:rFonts w:ascii="Arial" w:eastAsia="Times New Roman" w:hAnsi="Arial" w:cs="Arial"/>
+          <w:szCs w:val="22"/>
+        </w:rPr>
+      </w:pPr>
+      <w:r>
+        <w:rPr>
+          <w:rFonts w:ascii="Cambria Math" w:eastAsia="Times New Roman" w:hAnsi="Cambria Math" w:cs="Cambria Math"/>
+          <w:szCs w:val="22"/>
+          <w:lang w:val="en"/>
+        </w:rPr>
+        <w:t>∧</w:t>
+      </w:r>
+      <w:r>
+        <w:rPr>
+          <w:rFonts w:ascii="Arial" w:eastAsia="Times New Roman" w:hAnsi="Arial" w:cs="Arial"/>
+          <w:szCs w:val="22"/>
+          <w:lang w:val="en"/>
+        </w:rPr>
+        <w:t xml:space="preserve"> </w:t>
+      </w:r>
+      <w:r>
+        <w:rPr>
+          <w:rFonts w:ascii="Arial" w:eastAsia="Times New Roman" w:hAnsi="Arial" w:cs="Arial"/>
+          <w:szCs w:val="22"/>
+        </w:rPr>
+        <w:t>and</w:t>
+      </w:r>
+    </w:p>
+    <w:p>
+      <w:pPr>
+        <w:spacing w:before="20"/>
+        <w:ind w:left="0" w:firstLine="0"/>
+        <w:jc w:val="left"/>
+        <w:rPr>
+          <w:rFonts w:ascii="Arial" w:eastAsia="Times New Roman" w:hAnsi="Arial" w:cs="Arial"/>
+          <w:szCs w:val="22"/>
+        </w:rPr>
+      </w:pPr>
+      <w:r>
+        <w:rPr>
+          <w:rFonts w:ascii="Cambria Math" w:eastAsia="Times New Roman" w:hAnsi="Cambria Math" w:cs="Cambria Math"/>
+          <w:szCs w:val="22"/>
+        </w:rPr>
+        <w:t>∨</w:t>
+      </w:r>
+      <w:r>
+        <w:rPr>
+          <w:rFonts w:ascii="Arial" w:eastAsia="Times New Roman" w:hAnsi="Arial" w:cs="Arial"/>
+          <w:szCs w:val="22"/>
+        </w:rPr>
+        <w:t xml:space="preserve"> or </w:t>
+      </w:r>
+    </w:p>
+    <w:p>
+      <w:pPr>
+        <w:spacing w:before="20"/>
+        <w:ind w:left="0" w:firstLine="0"/>
+        <w:jc w:val="left"/>
+        <w:rPr>
+          <w:rFonts w:ascii="Arial" w:eastAsia="Times New Roman" w:hAnsi="Arial" w:cs="Arial"/>
+          <w:szCs w:val="22"/>
+        </w:rPr>
+      </w:pPr>
+      <w:r>
+        <w:rPr>
+          <w:rFonts w:ascii="Cambria Math" w:eastAsia="Times New Roman" w:hAnsi="Cambria Math" w:cs="Cambria Math"/>
+          <w:szCs w:val="22"/>
+        </w:rPr>
+        <w:t>⊕</w:t>
+      </w:r>
+      <w:r>
+        <w:rPr>
+          <w:rFonts w:ascii="Arial" w:eastAsia="Times New Roman" w:hAnsi="Arial" w:cs="Arial"/>
+          <w:szCs w:val="22"/>
+        </w:rPr>
+        <w:t xml:space="preserve"> </w:t>
+      </w:r>
+      <w:proofErr w:type="spellStart"/>
+      <w:r>
+        <w:rPr>
+          <w:rFonts w:ascii="Arial" w:eastAsia="Times New Roman" w:hAnsi="Arial" w:cs="Arial"/>
+          <w:szCs w:val="22"/>
+        </w:rPr>
+        <w:t>xor</w:t>
+      </w:r>
+      <w:proofErr w:type="spellEnd"/>
+    </w:p>
+    <w:p>
+      <w:pPr>
+        <w:spacing w:before="20"/>
+        <w:ind w:left="0" w:firstLine="0"/>
+        <w:jc w:val="left"/>
+        <w:rPr>
+          <w:rFonts w:ascii="Arial" w:eastAsia="Times New Roman" w:hAnsi="Arial" w:cs="Arial"/>
+          <w:szCs w:val="22"/>
+        </w:rPr>
+      </w:pPr>
+      <w:r>
+        <w:rPr>
+          <w:rFonts w:ascii="Cambria Math" w:eastAsia="Times New Roman" w:hAnsi="Cambria Math" w:cs="Cambria Math"/>
+          <w:szCs w:val="22"/>
+        </w:rPr>
+        <w:t>⊤</w:t>
+      </w:r>
+      <w:r>
+        <w:rPr>
+          <w:rFonts w:ascii="Arial" w:eastAsia="Times New Roman" w:hAnsi="Arial" w:cs="Arial"/>
+          <w:szCs w:val="22"/>
+        </w:rPr>
+        <w:t xml:space="preserve"> true</w:t>
+      </w:r>
+    </w:p>
+    <w:p>
+      <w:pPr>
+        <w:spacing w:before="20"/>
+        <w:ind w:left="0" w:firstLine="0"/>
+        <w:jc w:val="left"/>
+        <w:rPr>
+          <w:rFonts w:ascii="Arial" w:eastAsia="Times New Roman" w:hAnsi="Arial" w:cs="Arial"/>
+          <w:szCs w:val="22"/>
+        </w:rPr>
+      </w:pPr>
+      <w:r>
+        <w:rPr>
+          <w:rFonts w:ascii="Cambria Math" w:eastAsia="Times New Roman" w:hAnsi="Cambria Math" w:cs="Cambria Math"/>
+          <w:szCs w:val="22"/>
+        </w:rPr>
+        <w:t>⊥</w:t>
+      </w:r>
+      <w:r>
+        <w:rPr>
+          <w:rFonts w:ascii="Arial" w:eastAsia="Times New Roman" w:hAnsi="Arial" w:cs="Arial"/>
+          <w:szCs w:val="22"/>
+        </w:rPr>
+        <w:t xml:space="preserve"> false</w:t>
+      </w:r>
+    </w:p>
+    <w:p>
+      <w:pPr>
+        <w:spacing w:before="20"/>
+        <w:ind w:left="0" w:firstLine="0"/>
+        <w:jc w:val="left"/>
+        <w:rPr>
+          <w:rFonts w:ascii="Arial" w:eastAsia="Times New Roman" w:hAnsi="Arial" w:cs="Arial"/>
+          <w:szCs w:val="22"/>
+        </w:rPr>
+      </w:pPr>
+      <w:r>
+        <w:rPr>
+          <w:rFonts w:ascii="Arial" w:eastAsia="Times New Roman" w:hAnsi="Arial" w:cs="Arial"/>
+          <w:szCs w:val="22"/>
+        </w:rPr>
+        <w:t>*New*</w:t>
+      </w:r>
+    </w:p>
+    <w:p>
+      <w:pPr>
+        <w:spacing w:before="20"/>
+        <w:ind w:left="0" w:firstLine="0"/>
+        <w:jc w:val="left"/>
+        <w:rPr>
+          <w:rFonts w:ascii="Arial" w:eastAsia="Times New Roman" w:hAnsi="Arial" w:cs="Arial"/>
+          <w:color w:val="000000" w:themeColor="text1"/>
+          <w:szCs w:val="22"/>
+        </w:rPr>
+      </w:pPr>
+      <w:r>
+        <w:rPr>
+          <w:rFonts w:ascii="Arial" w:eastAsia="Times New Roman" w:hAnsi="Arial" w:cs="Arial"/>
+          <w:color w:val="000000" w:themeColor="text1"/>
+          <w:szCs w:val="22"/>
+        </w:rPr>
+        <w:t>|   “Where” or “Such that”</w:t>
+      </w:r>
+    </w:p>
+    <w:p>
+      <w:pPr>
+        <w:spacing w:before="20"/>
+        <w:ind w:left="0" w:firstLine="0"/>
+        <w:jc w:val="left"/>
+        <w:rPr>
+          <w:rFonts w:ascii="Arial" w:eastAsia="Times New Roman" w:hAnsi="Arial" w:cs="Arial"/>
+          <w:b/>
+          <w:bCs/>
+          <w:color w:val="000000" w:themeColor="text1"/>
+          <w:szCs w:val="22"/>
+        </w:rPr>
+      </w:pPr>
+      <w:r>
+        <w:rPr>
+          <w:rFonts w:ascii="Cambria Math" w:eastAsia="Times New Roman" w:hAnsi="Cambria Math" w:cs="Cambria Math"/>
+          <w:b/>
+          <w:bCs/>
+          <w:color w:val="000000" w:themeColor="text1"/>
+          <w:szCs w:val="22"/>
+        </w:rPr>
+        <w:t>∴</w:t>
+      </w:r>
+      <w:r>
+        <w:rPr>
+          <w:rFonts w:ascii="Arial" w:eastAsia="Times New Roman" w:hAnsi="Arial" w:cs="Arial"/>
+          <w:b/>
+          <w:bCs/>
+          <w:color w:val="000000" w:themeColor="text1"/>
+          <w:szCs w:val="22"/>
+        </w:rPr>
+        <w:t xml:space="preserve"> = “Therefore”</w:t>
+      </w:r>
+    </w:p>
+    <w:p>
+      <w:pPr>
+        <w:spacing w:before="20"/>
+        <w:ind w:left="0" w:firstLine="0"/>
+        <w:jc w:val="left"/>
+        <w:rPr>
+          <w:rFonts w:ascii="Arial" w:eastAsia="Times New Roman" w:hAnsi="Arial" w:cs="Arial"/>
+          <w:color w:val="000000" w:themeColor="text1"/>
+          <w:szCs w:val="22"/>
+        </w:rPr>
+      </w:pPr>
+      <w:r>
+        <w:rPr>
+          <w:rFonts w:ascii="Cambria Math" w:eastAsia="Times New Roman" w:hAnsi="Cambria Math" w:cs="Cambria Math"/>
+          <w:b/>
+          <w:bCs/>
+          <w:color w:val="000000" w:themeColor="text1"/>
+          <w:szCs w:val="22"/>
+        </w:rPr>
+        <w:t>∎</w:t>
+      </w:r>
+      <w:r>
+        <w:rPr>
+          <w:rFonts w:ascii="Arial" w:eastAsia="Times New Roman" w:hAnsi="Arial" w:cs="Arial"/>
+          <w:b/>
+          <w:bCs/>
+          <w:color w:val="000000" w:themeColor="text1"/>
+          <w:szCs w:val="22"/>
+        </w:rPr>
+        <w:t xml:space="preserve"> = Q.E.D.</w:t>
+      </w:r>
+    </w:p>
+    <w:p>
+      <w:pPr>
+        <w:spacing w:after="812" w:line="265" w:lineRule="auto"/>
+        <w:ind w:left="0" w:firstLine="0"/>
+        <w:jc w:val="left"/>
+        <w:rPr>
+          <w:rFonts w:ascii="Arial" w:hAnsi="Arial" w:cs="Arial"/>
+          <w:szCs w:val="22"/>
         </w:rPr>
       </w:pPr>
     </w:p>
     <w:sectPr>
+      <w:headerReference w:type="default" r:id="rId14"/>
       <w:pgSz w:w="12240" w:h="15840"/>
-      <w:pgMar w:top="1440" w:right="2550" w:bottom="1440" w:left="2781" w:header="720" w:footer="720" w:gutter="0"/>
+      <w:pgMar w:top="1440" w:right="1539" w:bottom="1440" w:left="1341" w:header="720" w:footer="720" w:gutter="0"/>
       <w:cols w:space="720"/>
     </w:sectPr>
   </w:body>
 </w:document>
 </file>
 
+<file path=word/endnotes.xml><?xml version="1.0" encoding="utf-8"?>
+<w:endnotes xmlns:wpc="http://schemas.microsoft.com/office/word/2010/wordprocessingCanvas" xmlns:cx="http://schemas.microsoft.com/office/drawing/2014/chartex" xmlns:cx1="http://schemas.microsoft.com/office/drawing/2015/9/8/chartex" xmlns:cx2="http://schemas.microsoft.com/office/drawing/2015/10/21/chartex" xmlns:cx3="http://schemas.microsoft.com/office/drawing/2016/5/9/chartex" xmlns:cx4="http://schemas.microsoft.com/office/drawing/2016/5/10/chartex" xmlns:cx5="http://schemas.microsoft.com/office/drawing/2016/5/11/chartex" xmlns:cx6="http://schemas.microsoft.com/office/drawing/2016/5/12/chartex" xmlns:cx7="http://schemas.microsoft.com/office/drawing/2016/5/13/chartex" xmlns:cx8="http://schemas.microsoft.com/office/drawing/2016/5/14/chartex" xmlns:mc="http://schemas.openxmlformats.org/markup-compatibility/2006" xmlns:aink="http://schemas.microsoft.com/office/drawing/2016/ink" xmlns:am3d="http://schemas.microsoft.com/office/drawing/2017/model3d" xmlns:o="urn:schemas-microsoft-com:office:office" xmlns:oel="http://schemas.microsoft.com/office/2019/extlst" xmlns:r="http://schemas.openxmlformats.org/officeDocument/2006/relationships" xmlns:m="http://schemas.openxmlformats.org/officeDocument/2006/math" xmlns:v="urn:schemas-microsoft-com:vml" xmlns:wp14="http://schemas.microsoft.com/office/word/2010/wordprocessingDrawing" xmlns:wp="http://schemas.openxmlformats.org/drawingml/2006/wordprocessingDrawing" xmlns:w10="urn:schemas-microsoft-com:office:word" xmlns:w="http://schemas.openxmlformats.org/wordprocessingml/2006/main" xmlns:w14="http://schemas.microsoft.com/office/word/2010/wordml" xmlns:w15="http://schemas.microsoft.com/office/word/2012/wordml" xmlns:w16cex="http://schemas.microsoft.com/office/word/2018/wordml/cex" xmlns:w16cid="http://schemas.microsoft.com/office/word/2016/wordml/cid" xmlns:w16="http://schemas.microsoft.com/office/word/2018/wordml" xmlns:w16du="http://schemas.microsoft.com/office/word/2023/wordml/word16du" xmlns:w16sdtdh="http://schemas.microsoft.com/office/word/2020/wordml/sdtdatahash" xmlns:w16sdtfl="http://schemas.microsoft.com/office/word/2024/wordml/sdtformatlock" xmlns:w16se="http://schemas.microsoft.com/office/word/2015/wordml/symex" xmlns:wpg="http://schemas.microsoft.com/office/word/2010/wordprocessingGroup" xmlns:wpi="http://schemas.microsoft.com/office/word/2010/wordprocessingInk" xmlns:wne="http://schemas.microsoft.com/office/word/2006/wordml" xmlns:wps="http://schemas.microsoft.com/office/word/2010/wordprocessingShape" mc:Ignorable="w14 w15 w16se w16cid w16 w16cex w16sdtdh w16sdtfl w16du wp14">
+  <w:endnote w:type="separator" w:id="-1">
+    <w:p>
+      <w:pPr>
+        <w:spacing w:after="0" w:line="240" w:lineRule="auto"/>
+      </w:pPr>
+      <w:r>
+        <w:separator/>
+      </w:r>
+    </w:p>
+  </w:endnote>
+  <w:endnote w:type="continuationSeparator" w:id="0">
+    <w:p>
+      <w:pPr>
+        <w:spacing w:after="0" w:line="240" w:lineRule="auto"/>
+      </w:pPr>
+      <w:r>
+        <w:continuationSeparator/>
+      </w:r>
+    </w:p>
+  </w:endnote>
+</w:endnotes>
+</file>
+
+<file path=word/footnotes.xml><?xml version="1.0" encoding="utf-8"?>
+<w:footnotes xmlns:wpc="http://schemas.microsoft.com/office/word/2010/wordprocessingCanvas" xmlns:cx="http://schemas.microsoft.com/office/drawing/2014/chartex" xmlns:cx1="http://schemas.microsoft.com/office/drawing/2015/9/8/chartex" xmlns:cx2="http://schemas.microsoft.com/office/drawing/2015/10/21/chartex" xmlns:cx3="http://schemas.microsoft.com/office/drawing/2016/5/9/chartex" xmlns:cx4="http://schemas.microsoft.com/office/drawing/2016/5/10/chartex" xmlns:cx5="http://schemas.microsoft.com/office/drawing/2016/5/11/chartex" xmlns:cx6="http://schemas.microsoft.com/office/drawing/2016/5/12/chartex" xmlns:cx7="http://schemas.microsoft.com/office/drawing/2016/5/13/chartex" xmlns:cx8="http://schemas.microsoft.com/office/drawing/2016/5/14/chartex" xmlns:mc="http://schemas.openxmlformats.org/markup-compatibility/2006" xmlns:aink="http://schemas.microsoft.com/office/drawing/2016/ink" xmlns:am3d="http://schemas.microsoft.com/office/drawing/2017/model3d" xmlns:o="urn:schemas-microsoft-com:office:office" xmlns:oel="http://schemas.microsoft.com/office/2019/extlst" xmlns:r="http://schemas.openxmlformats.org/officeDocument/2006/relationships" xmlns:m="http://schemas.openxmlformats.org/officeDocument/2006/math" xmlns:v="urn:schemas-microsoft-com:vml" xmlns:wp14="http://schemas.microsoft.com/office/word/2010/wordprocessingDrawing" xmlns:wp="http://schemas.openxmlformats.org/drawingml/2006/wordprocessingDrawing" xmlns:w10="urn:schemas-microsoft-com:office:word" xmlns:w="http://schemas.openxmlformats.org/wordprocessingml/2006/main" xmlns:w14="http://schemas.microsoft.com/office/word/2010/wordml" xmlns:w15="http://schemas.microsoft.com/office/word/2012/wordml" xmlns:w16cex="http://schemas.microsoft.com/office/word/2018/wordml/cex" xmlns:w16cid="http://schemas.microsoft.com/office/word/2016/wordml/cid" xmlns:w16="http://schemas.microsoft.com/office/word/2018/wordml" xmlns:w16du="http://schemas.microsoft.com/office/word/2023/wordml/word16du" xmlns:w16sdtdh="http://schemas.microsoft.com/office/word/2020/wordml/sdtdatahash" xmlns:w16sdtfl="http://schemas.microsoft.com/office/word/2024/wordml/sdtformatlock" xmlns:w16se="http://schemas.microsoft.com/office/word/2015/wordml/symex" xmlns:wpg="http://schemas.microsoft.com/office/word/2010/wordprocessingGroup" xmlns:wpi="http://schemas.microsoft.com/office/word/2010/wordprocessingInk" xmlns:wne="http://schemas.microsoft.com/office/word/2006/wordml" xmlns:wps="http://schemas.microsoft.com/office/word/2010/wordprocessingShape" mc:Ignorable="w14 w15 w16se w16cid w16 w16cex w16sdtdh w16sdtfl w16du wp14">
+  <w:footnote w:type="separator" w:id="-1">
+    <w:p>
+      <w:pPr>
+        <w:spacing w:after="0" w:line="240" w:lineRule="auto"/>
+      </w:pPr>
+      <w:r>
+        <w:separator/>
+      </w:r>
+    </w:p>
+  </w:footnote>
+  <w:footnote w:type="continuationSeparator" w:id="0">
+    <w:p>
+      <w:pPr>
+        <w:spacing w:after="0" w:line="240" w:lineRule="auto"/>
+      </w:pPr>
+      <w:r>
+        <w:continuationSeparator/>
+      </w:r>
+    </w:p>
+  </w:footnote>
+</w:footnotes>
+</file>
+
+<file path=word/header1.xml><?xml version="1.0" encoding="utf-8"?>
+<w:hdr xmlns:wpc="http://schemas.microsoft.com/office/word/2010/wordprocessingCanvas" xmlns:cx="http://schemas.microsoft.com/office/drawing/2014/chartex" xmlns:cx1="http://schemas.microsoft.com/office/drawing/2015/9/8/chartex" xmlns:cx2="http://schemas.microsoft.com/office/drawing/2015/10/21/chartex" xmlns:cx3="http://schemas.microsoft.com/office/drawing/2016/5/9/chartex" xmlns:cx4="http://schemas.microsoft.com/office/drawing/2016/5/10/chartex" xmlns:cx5="http://schemas.microsoft.com/office/drawing/2016/5/11/chartex" xmlns:cx6="http://schemas.microsoft.com/office/drawing/2016/5/12/chartex" xmlns:cx7="http://schemas.microsoft.com/office/drawing/2016/5/13/chartex" xmlns:cx8="http://schemas.microsoft.com/office/drawing/2016/5/14/chartex" xmlns:mc="http://schemas.openxmlformats.org/markup-compatibility/2006" xmlns:aink="http://schemas.microsoft.com/office/drawing/2016/ink" xmlns:am3d="http://schemas.microsoft.com/office/drawing/2017/model3d" xmlns:o="urn:schemas-microsoft-com:office:office" xmlns:oel="http://schemas.microsoft.com/office/2019/extlst" xmlns:r="http://schemas.openxmlformats.org/officeDocument/2006/relationships" xmlns:m="http://schemas.openxmlformats.org/officeDocument/2006/math" xmlns:v="urn:schemas-microsoft-com:vml" xmlns:wp14="http://schemas.microsoft.com/office/word/2010/wordprocessingDrawing" xmlns:wp="http://schemas.openxmlformats.org/drawingml/2006/wordprocessingDrawing" xmlns:w10="urn:schemas-microsoft-com:office:word" xmlns:w="http://schemas.openxmlformats.org/wordprocessingml/2006/main" xmlns:w14="http://schemas.microsoft.com/office/word/2010/wordml" xmlns:w15="http://schemas.microsoft.com/office/word/2012/wordml" xmlns:w16cex="http://schemas.microsoft.com/office/word/2018/wordml/cex" xmlns:w16cid="http://schemas.microsoft.com/office/word/2016/wordml/cid" xmlns:w16="http://schemas.microsoft.com/office/word/2018/wordml" xmlns:w16du="http://schemas.microsoft.com/office/word/2023/wordml/word16du" xmlns:w16sdtdh="http://schemas.microsoft.com/office/word/2020/wordml/sdtdatahash" xmlns:w16sdtfl="http://schemas.microsoft.com/office/word/2024/wordml/sdtformatlock" xmlns:w16se="http://schemas.microsoft.com/office/word/2015/wordml/symex" xmlns:wpg="http://schemas.microsoft.com/office/word/2010/wordprocessingGroup" xmlns:wpi="http://schemas.microsoft.com/office/word/2010/wordprocessingInk" xmlns:wne="http://schemas.microsoft.com/office/word/2006/wordml" xmlns:wps="http://schemas.microsoft.com/office/word/2010/wordprocessingShape" mc:Ignorable="w14 w15 w16se w16cid w16 w16cex w16sdtdh w16sdtfl w16du wp14">
+  <w:p>
+    <w:pPr>
+      <w:pStyle w:val="Header"/>
+      <w:ind w:left="-1440" w:firstLine="0"/>
+    </w:pPr>
+  </w:p>
+</w:hdr>
+</file>
+
 <file path=word/numbering.xml><?xml version="1.0" encoding="utf-8"?>
 <w:numbering xmlns:wpc="http://schemas.microsoft.com/office/word/2010/wordprocessingCanvas" xmlns:cx="http://schemas.microsoft.com/office/drawing/2014/chartex" xmlns:cx1="http://schemas.microsoft.com/office/drawing/2015/9/8/chartex" xmlns:cx2="http://schemas.microsoft.com/office/drawing/2015/10/21/chartex" xmlns:cx3="http://schemas.microsoft.com/office/drawing/2016/5/9/chartex" xmlns:cx4="http://schemas.microsoft.com/office/drawing/2016/5/10/chartex" xmlns:cx5="http://schemas.microsoft.com/office/drawing/2016/5/11/chartex" xmlns:cx6="http://schemas.microsoft.com/office/drawing/2016/5/12/chartex" xmlns:cx7="http://schemas.microsoft.com/office/drawing/2016/5/13/chartex" xmlns:cx8="http://schemas.microsoft.com/office/drawing/2016/5/14/chartex" xmlns:mc="http://schemas.openxmlformats.org/markup-compatibility/2006" xmlns:aink="http://schemas.microsoft.com/office/drawing/2016/ink" xmlns:am3d="http://schemas.microsoft.com/office/drawing/2017/model3d" xmlns:o="urn:schemas-microsoft-com:office:office" xmlns:oel="http://schemas.microsoft.com/office/2019/extlst" xmlns:r="http://schemas.openxmlformats.org/officeDocument/2006/relationships" xmlns:m="http://schemas.openxmlformats.org/officeDocument/2006/math" xmlns:v="urn:schemas-microsoft-com:vml" xmlns:wp14="http://schemas.microsoft.com/office/word/2010/wordprocessingDrawing" xmlns:wp="http://schemas.openxmlformats.org/drawingml/2006/wordprocessingDrawing" xmlns:w10="urn:schemas-microsoft-com:office:word" xmlns:w="http://schemas.openxmlformats.org/wordprocessingml/2006/main" xmlns:w14="http://schemas.microsoft.com/office/word/2010/wordml" xmlns:w15="http://schemas.microsoft.com/office/word/2012/wordml" xmlns:w16cex="http://schemas.microsoft.com/office/word/2018/wordml/cex" xmlns:w16cid="http://schemas.microsoft.com/office/word/2016/wordml/cid" xmlns:w16="http://schemas.microsoft.com/office/word/2018/wordml" xmlns:w16du="http://schemas.microsoft.com/office/word/2023/wordml/word16du" xmlns:w16sdtdh="http://schemas.microsoft.com/office/word/2020/wordml/sdtdatahash" xmlns:w16sdtfl="http://schemas.microsoft.com/office/word/2024/wordml/sdtformatlock" xmlns:w16se="http://schemas.microsoft.com/office/word/2015/wordml/symex" xmlns:wpg="http://schemas.microsoft.com/office/word/2010/wordprocessingGroup" xmlns:wpi="http://schemas.microsoft.com/office/word/2010/wordprocessingInk" xmlns:wne="http://schemas.microsoft.com/office/word/2006/wordml" xmlns:wps="http://schemas.microsoft.com/office/word/2010/wordprocessingShape" mc:Ignorable="w14 w15 w16se w16cid w16 w16cex w16sdtdh w16sdtfl w16du wp14">
   <w:abstractNum w:abstractNumId="0" w15:restartNumberingAfterBreak="0">
-    <w:nsid w:val="17653009"/>
+    <w:nsid w:val="01B65BF9"/>
     <w:multiLevelType w:val="hybridMultilevel"/>
-    <w:tmpl w:val="BFA6FEE2"/>
-    <w:lvl w:ilvl="0" w:tplc="F3F458D4">
+    <w:tmpl w:val="FDFEB45C"/>
+    <w:lvl w:ilvl="0" w:tplc="A86003A4">
       <w:start w:val="1"/>
       <w:numFmt w:val="decimal"/>
       <w:lvlText w:val="%1."/>
       <w:lvlJc w:val="left"/>
       <w:pPr>
-        <w:ind w:left="720" w:hanging="360"/>
+        <w:ind w:left="1800" w:hanging="360"/>
       </w:pPr>
       <w:rPr>
         <w:rFonts w:hint="default"/>
@@ -235,7 +3692,7 @@
       <w:lvlText w:val="%2."/>
       <w:lvlJc w:val="left"/>
       <w:pPr>
-        <w:ind w:left="1440" w:hanging="360"/>
+        <w:ind w:left="2520" w:hanging="360"/>
       </w:pPr>
     </w:lvl>
     <w:lvl w:ilvl="2" w:tplc="0409001B" w:tentative="1">
@@ -244,7 +3701,7 @@
       <w:lvlText w:val="%3."/>
       <w:lvlJc w:val="right"/>
       <w:pPr>
-        <w:ind w:left="2160" w:hanging="180"/>
+        <w:ind w:left="3240" w:hanging="180"/>
       </w:pPr>
     </w:lvl>
     <w:lvl w:ilvl="3" w:tplc="0409000F" w:tentative="1">
@@ -253,7 +3710,7 @@
       <w:lvlText w:val="%4."/>
       <w:lvlJc w:val="left"/>
       <w:pPr>
-        <w:ind w:left="2880" w:hanging="360"/>
+        <w:ind w:left="3960" w:hanging="360"/>
       </w:pPr>
     </w:lvl>
     <w:lvl w:ilvl="4" w:tplc="04090019" w:tentative="1">
@@ -262,7 +3719,7 @@
       <w:lvlText w:val="%5."/>
       <w:lvlJc w:val="left"/>
       <w:pPr>
-        <w:ind w:left="3600" w:hanging="360"/>
+        <w:ind w:left="4680" w:hanging="360"/>
       </w:pPr>
     </w:lvl>
     <w:lvl w:ilvl="5" w:tplc="0409001B" w:tentative="1">
@@ -271,7 +3728,7 @@
       <w:lvlText w:val="%6."/>
       <w:lvlJc w:val="right"/>
       <w:pPr>
-        <w:ind w:left="4320" w:hanging="180"/>
+        <w:ind w:left="5400" w:hanging="180"/>
       </w:pPr>
     </w:lvl>
     <w:lvl w:ilvl="6" w:tplc="0409000F" w:tentative="1">
@@ -280,7 +3737,7 @@
       <w:lvlText w:val="%7."/>
       <w:lvlJc w:val="left"/>
       <w:pPr>
-        <w:ind w:left="5040" w:hanging="360"/>
+        <w:ind w:left="6120" w:hanging="360"/>
       </w:pPr>
     </w:lvl>
     <w:lvl w:ilvl="7" w:tplc="04090019" w:tentative="1">
@@ -289,7 +3746,7 @@
       <w:lvlText w:val="%8."/>
       <w:lvlJc w:val="left"/>
       <w:pPr>
-        <w:ind w:left="5760" w:hanging="360"/>
+        <w:ind w:left="6840" w:hanging="360"/>
       </w:pPr>
     </w:lvl>
     <w:lvl w:ilvl="8" w:tplc="0409001B" w:tentative="1">
@@ -298,25 +3755,24 @@
       <w:lvlText w:val="%9."/>
       <w:lvlJc w:val="right"/>
       <w:pPr>
-        <w:ind w:left="6480" w:hanging="180"/>
+        <w:ind w:left="7560" w:hanging="180"/>
       </w:pPr>
     </w:lvl>
   </w:abstractNum>
   <w:abstractNum w:abstractNumId="1" w15:restartNumberingAfterBreak="0">
-    <w:nsid w:val="22733DA1"/>
+    <w:nsid w:val="0727087C"/>
     <w:multiLevelType w:val="hybridMultilevel"/>
-    <w:tmpl w:val="CAAA9406"/>
-    <w:lvl w:ilvl="0" w:tplc="D7D81722">
+    <w:tmpl w:val="75E8C048"/>
+    <w:lvl w:ilvl="0" w:tplc="9D80AC1E">
       <w:start w:val="1"/>
       <w:numFmt w:val="decimal"/>
-      <w:lvlText w:val="%1."/>
-      <w:lvlJc w:val="left"/>
-      <w:pPr>
-        <w:ind w:left="361" w:hanging="360"/>
+      <w:lvlText w:val="(%1)"/>
+      <w:lvlJc w:val="left"/>
+      <w:pPr>
+        <w:ind w:left="-1639" w:hanging="360"/>
       </w:pPr>
       <w:rPr>
-        <w:rFonts w:ascii="Times New Roman" w:eastAsia="Cambria" w:hAnsi="Times New Roman" w:cs="Times New Roman" w:hint="default"/>
-        <w:sz w:val="28"/>
+        <w:rFonts w:hint="default"/>
       </w:rPr>
     </w:lvl>
     <w:lvl w:ilvl="1" w:tplc="04090019" w:tentative="1">
@@ -325,7 +3781,7 @@
       <w:lvlText w:val="%2."/>
       <w:lvlJc w:val="left"/>
       <w:pPr>
-        <w:ind w:left="1081" w:hanging="360"/>
+        <w:ind w:left="-919" w:hanging="360"/>
       </w:pPr>
     </w:lvl>
     <w:lvl w:ilvl="2" w:tplc="0409001B" w:tentative="1">
@@ -334,7 +3790,7 @@
       <w:lvlText w:val="%3."/>
       <w:lvlJc w:val="right"/>
       <w:pPr>
-        <w:ind w:left="1801" w:hanging="180"/>
+        <w:ind w:left="-199" w:hanging="180"/>
       </w:pPr>
     </w:lvl>
     <w:lvl w:ilvl="3" w:tplc="0409000F" w:tentative="1">
@@ -343,7 +3799,7 @@
       <w:lvlText w:val="%4."/>
       <w:lvlJc w:val="left"/>
       <w:pPr>
-        <w:ind w:left="2521" w:hanging="360"/>
+        <w:ind w:left="521" w:hanging="360"/>
       </w:pPr>
     </w:lvl>
     <w:lvl w:ilvl="4" w:tplc="04090019" w:tentative="1">
@@ -352,7 +3808,7 @@
       <w:lvlText w:val="%5."/>
       <w:lvlJc w:val="left"/>
       <w:pPr>
-        <w:ind w:left="3241" w:hanging="360"/>
+        <w:ind w:left="1241" w:hanging="360"/>
       </w:pPr>
     </w:lvl>
     <w:lvl w:ilvl="5" w:tplc="0409001B" w:tentative="1">
@@ -361,7 +3817,7 @@
       <w:lvlText w:val="%6."/>
       <w:lvlJc w:val="right"/>
       <w:pPr>
-        <w:ind w:left="3961" w:hanging="180"/>
+        <w:ind w:left="1961" w:hanging="180"/>
       </w:pPr>
     </w:lvl>
     <w:lvl w:ilvl="6" w:tplc="0409000F" w:tentative="1">
@@ -370,7 +3826,7 @@
       <w:lvlText w:val="%7."/>
       <w:lvlJc w:val="left"/>
       <w:pPr>
-        <w:ind w:left="4681" w:hanging="360"/>
+        <w:ind w:left="2681" w:hanging="360"/>
       </w:pPr>
     </w:lvl>
     <w:lvl w:ilvl="7" w:tplc="04090019" w:tentative="1">
@@ -379,7 +3835,7 @@
       <w:lvlText w:val="%8."/>
       <w:lvlJc w:val="left"/>
       <w:pPr>
-        <w:ind w:left="5401" w:hanging="360"/>
+        <w:ind w:left="3401" w:hanging="360"/>
       </w:pPr>
     </w:lvl>
     <w:lvl w:ilvl="8" w:tplc="0409001B" w:tentative="1">
@@ -388,21 +3844,111 @@
       <w:lvlText w:val="%9."/>
       <w:lvlJc w:val="right"/>
       <w:pPr>
-        <w:ind w:left="6121" w:hanging="180"/>
+        <w:ind w:left="4121" w:hanging="180"/>
       </w:pPr>
     </w:lvl>
   </w:abstractNum>
   <w:abstractNum w:abstractNumId="2" w15:restartNumberingAfterBreak="0">
-    <w:nsid w:val="4D98063C"/>
+    <w:nsid w:val="10885E37"/>
     <w:multiLevelType w:val="hybridMultilevel"/>
-    <w:tmpl w:val="C63A17BE"/>
-    <w:lvl w:ilvl="0" w:tplc="0409000F">
+    <w:tmpl w:val="38708E50"/>
+    <w:lvl w:ilvl="0" w:tplc="F47CDD02">
       <w:start w:val="1"/>
       <w:numFmt w:val="decimal"/>
       <w:lvlText w:val="%1."/>
       <w:lvlJc w:val="left"/>
       <w:pPr>
-        <w:ind w:left="720" w:hanging="360"/>
+        <w:ind w:left="361" w:hanging="360"/>
+      </w:pPr>
+      <w:rPr>
+        <w:rFonts w:eastAsia="Cambria" w:hint="default"/>
+        <w:b/>
+      </w:rPr>
+    </w:lvl>
+    <w:lvl w:ilvl="1" w:tplc="04090019" w:tentative="1">
+      <w:start w:val="1"/>
+      <w:numFmt w:val="lowerLetter"/>
+      <w:lvlText w:val="%2."/>
+      <w:lvlJc w:val="left"/>
+      <w:pPr>
+        <w:ind w:left="1081" w:hanging="360"/>
+      </w:pPr>
+    </w:lvl>
+    <w:lvl w:ilvl="2" w:tplc="0409001B" w:tentative="1">
+      <w:start w:val="1"/>
+      <w:numFmt w:val="lowerRoman"/>
+      <w:lvlText w:val="%3."/>
+      <w:lvlJc w:val="right"/>
+      <w:pPr>
+        <w:ind w:left="1801" w:hanging="180"/>
+      </w:pPr>
+    </w:lvl>
+    <w:lvl w:ilvl="3" w:tplc="0409000F" w:tentative="1">
+      <w:start w:val="1"/>
+      <w:numFmt w:val="decimal"/>
+      <w:lvlText w:val="%4."/>
+      <w:lvlJc w:val="left"/>
+      <w:pPr>
+        <w:ind w:left="2521" w:hanging="360"/>
+      </w:pPr>
+    </w:lvl>
+    <w:lvl w:ilvl="4" w:tplc="04090019" w:tentative="1">
+      <w:start w:val="1"/>
+      <w:numFmt w:val="lowerLetter"/>
+      <w:lvlText w:val="%5."/>
+      <w:lvlJc w:val="left"/>
+      <w:pPr>
+        <w:ind w:left="3241" w:hanging="360"/>
+      </w:pPr>
+    </w:lvl>
+    <w:lvl w:ilvl="5" w:tplc="0409001B" w:tentative="1">
+      <w:start w:val="1"/>
+      <w:numFmt w:val="lowerRoman"/>
+      <w:lvlText w:val="%6."/>
+      <w:lvlJc w:val="right"/>
+      <w:pPr>
+        <w:ind w:left="3961" w:hanging="180"/>
+      </w:pPr>
+    </w:lvl>
+    <w:lvl w:ilvl="6" w:tplc="0409000F" w:tentative="1">
+      <w:start w:val="1"/>
+      <w:numFmt w:val="decimal"/>
+      <w:lvlText w:val="%7."/>
+      <w:lvlJc w:val="left"/>
+      <w:pPr>
+        <w:ind w:left="4681" w:hanging="360"/>
+      </w:pPr>
+    </w:lvl>
+    <w:lvl w:ilvl="7" w:tplc="04090019" w:tentative="1">
+      <w:start w:val="1"/>
+      <w:numFmt w:val="lowerLetter"/>
+      <w:lvlText w:val="%8."/>
+      <w:lvlJc w:val="left"/>
+      <w:pPr>
+        <w:ind w:left="5401" w:hanging="360"/>
+      </w:pPr>
+    </w:lvl>
+    <w:lvl w:ilvl="8" w:tplc="0409001B" w:tentative="1">
+      <w:start w:val="1"/>
+      <w:numFmt w:val="lowerRoman"/>
+      <w:lvlText w:val="%9."/>
+      <w:lvlJc w:val="right"/>
+      <w:pPr>
+        <w:ind w:left="6121" w:hanging="180"/>
+      </w:pPr>
+    </w:lvl>
+  </w:abstractNum>
+  <w:abstractNum w:abstractNumId="3" w15:restartNumberingAfterBreak="0">
+    <w:nsid w:val="20895B30"/>
+    <w:multiLevelType w:val="hybridMultilevel"/>
+    <w:tmpl w:val="F5F8F5C8"/>
+    <w:lvl w:ilvl="0" w:tplc="9D80AC1E">
+      <w:start w:val="1"/>
+      <w:numFmt w:val="decimal"/>
+      <w:lvlText w:val="(%1)"/>
+      <w:lvlJc w:val="left"/>
+      <w:pPr>
+        <w:ind w:left="-3639" w:hanging="360"/>
       </w:pPr>
       <w:rPr>
         <w:rFonts w:hint="default"/>
@@ -414,7 +3960,7 @@
       <w:lvlText w:val="%2."/>
       <w:lvlJc w:val="left"/>
       <w:pPr>
-        <w:ind w:left="1440" w:hanging="360"/>
+        <w:ind w:left="-560" w:hanging="360"/>
       </w:pPr>
     </w:lvl>
     <w:lvl w:ilvl="2" w:tplc="0409001B" w:tentative="1">
@@ -423,7 +3969,7 @@
       <w:lvlText w:val="%3."/>
       <w:lvlJc w:val="right"/>
       <w:pPr>
-        <w:ind w:left="2160" w:hanging="180"/>
+        <w:ind w:left="160" w:hanging="180"/>
       </w:pPr>
     </w:lvl>
     <w:lvl w:ilvl="3" w:tplc="0409000F" w:tentative="1">
@@ -432,7 +3978,7 @@
       <w:lvlText w:val="%4."/>
       <w:lvlJc w:val="left"/>
       <w:pPr>
-        <w:ind w:left="2880" w:hanging="360"/>
+        <w:ind w:left="880" w:hanging="360"/>
       </w:pPr>
     </w:lvl>
     <w:lvl w:ilvl="4" w:tplc="04090019" w:tentative="1">
@@ -441,7 +3987,7 @@
       <w:lvlText w:val="%5."/>
       <w:lvlJc w:val="left"/>
       <w:pPr>
-        <w:ind w:left="3600" w:hanging="360"/>
+        <w:ind w:left="1600" w:hanging="360"/>
       </w:pPr>
     </w:lvl>
     <w:lvl w:ilvl="5" w:tplc="0409001B" w:tentative="1">
@@ -450,7 +3996,7 @@
       <w:lvlText w:val="%6."/>
       <w:lvlJc w:val="right"/>
       <w:pPr>
-        <w:ind w:left="4320" w:hanging="180"/>
+        <w:ind w:left="2320" w:hanging="180"/>
       </w:pPr>
     </w:lvl>
     <w:lvl w:ilvl="6" w:tplc="0409000F" w:tentative="1">
@@ -459,7 +4005,7 @@
       <w:lvlText w:val="%7."/>
       <w:lvlJc w:val="left"/>
       <w:pPr>
-        <w:ind w:left="5040" w:hanging="360"/>
+        <w:ind w:left="3040" w:hanging="360"/>
       </w:pPr>
     </w:lvl>
     <w:lvl w:ilvl="7" w:tplc="04090019" w:tentative="1">
@@ -468,7 +4014,7 @@
       <w:lvlText w:val="%8."/>
       <w:lvlJc w:val="left"/>
       <w:pPr>
-        <w:ind w:left="5760" w:hanging="360"/>
+        <w:ind w:left="3760" w:hanging="360"/>
       </w:pPr>
     </w:lvl>
     <w:lvl w:ilvl="8" w:tplc="0409001B" w:tentative="1">
@@ -477,18 +4023,970 @@
       <w:lvlText w:val="%9."/>
       <w:lvlJc w:val="right"/>
       <w:pPr>
+        <w:ind w:left="4480" w:hanging="180"/>
+      </w:pPr>
+    </w:lvl>
+  </w:abstractNum>
+  <w:abstractNum w:abstractNumId="4" w15:restartNumberingAfterBreak="0">
+    <w:nsid w:val="22CF22E2"/>
+    <w:multiLevelType w:val="hybridMultilevel"/>
+    <w:tmpl w:val="EB245828"/>
+    <w:lvl w:ilvl="0" w:tplc="9D80AC1E">
+      <w:start w:val="1"/>
+      <w:numFmt w:val="decimal"/>
+      <w:lvlText w:val="(%1)"/>
+      <w:lvlJc w:val="left"/>
+      <w:pPr>
+        <w:ind w:left="-1639" w:hanging="360"/>
+      </w:pPr>
+      <w:rPr>
+        <w:rFonts w:hint="default"/>
+      </w:rPr>
+    </w:lvl>
+    <w:lvl w:ilvl="1" w:tplc="FFFFFFFF" w:tentative="1">
+      <w:start w:val="1"/>
+      <w:numFmt w:val="lowerLetter"/>
+      <w:lvlText w:val="%2."/>
+      <w:lvlJc w:val="left"/>
+      <w:pPr>
+        <w:ind w:left="2520" w:hanging="360"/>
+      </w:pPr>
+    </w:lvl>
+    <w:lvl w:ilvl="2" w:tplc="FFFFFFFF" w:tentative="1">
+      <w:start w:val="1"/>
+      <w:numFmt w:val="lowerRoman"/>
+      <w:lvlText w:val="%3."/>
+      <w:lvlJc w:val="right"/>
+      <w:pPr>
+        <w:ind w:left="3240" w:hanging="180"/>
+      </w:pPr>
+    </w:lvl>
+    <w:lvl w:ilvl="3" w:tplc="FFFFFFFF" w:tentative="1">
+      <w:start w:val="1"/>
+      <w:numFmt w:val="decimal"/>
+      <w:lvlText w:val="%4."/>
+      <w:lvlJc w:val="left"/>
+      <w:pPr>
+        <w:ind w:left="3960" w:hanging="360"/>
+      </w:pPr>
+    </w:lvl>
+    <w:lvl w:ilvl="4" w:tplc="FFFFFFFF" w:tentative="1">
+      <w:start w:val="1"/>
+      <w:numFmt w:val="lowerLetter"/>
+      <w:lvlText w:val="%5."/>
+      <w:lvlJc w:val="left"/>
+      <w:pPr>
+        <w:ind w:left="4680" w:hanging="360"/>
+      </w:pPr>
+    </w:lvl>
+    <w:lvl w:ilvl="5" w:tplc="FFFFFFFF" w:tentative="1">
+      <w:start w:val="1"/>
+      <w:numFmt w:val="lowerRoman"/>
+      <w:lvlText w:val="%6."/>
+      <w:lvlJc w:val="right"/>
+      <w:pPr>
+        <w:ind w:left="5400" w:hanging="180"/>
+      </w:pPr>
+    </w:lvl>
+    <w:lvl w:ilvl="6" w:tplc="FFFFFFFF" w:tentative="1">
+      <w:start w:val="1"/>
+      <w:numFmt w:val="decimal"/>
+      <w:lvlText w:val="%7."/>
+      <w:lvlJc w:val="left"/>
+      <w:pPr>
+        <w:ind w:left="6120" w:hanging="360"/>
+      </w:pPr>
+    </w:lvl>
+    <w:lvl w:ilvl="7" w:tplc="FFFFFFFF" w:tentative="1">
+      <w:start w:val="1"/>
+      <w:numFmt w:val="lowerLetter"/>
+      <w:lvlText w:val="%8."/>
+      <w:lvlJc w:val="left"/>
+      <w:pPr>
+        <w:ind w:left="6840" w:hanging="360"/>
+      </w:pPr>
+    </w:lvl>
+    <w:lvl w:ilvl="8" w:tplc="FFFFFFFF" w:tentative="1">
+      <w:start w:val="1"/>
+      <w:numFmt w:val="lowerRoman"/>
+      <w:lvlText w:val="%9."/>
+      <w:lvlJc w:val="right"/>
+      <w:pPr>
+        <w:ind w:left="7560" w:hanging="180"/>
+      </w:pPr>
+    </w:lvl>
+  </w:abstractNum>
+  <w:abstractNum w:abstractNumId="5" w15:restartNumberingAfterBreak="0">
+    <w:nsid w:val="31902C89"/>
+    <w:multiLevelType w:val="hybridMultilevel"/>
+    <w:tmpl w:val="F050B456"/>
+    <w:lvl w:ilvl="0" w:tplc="FFFFFFFF">
+      <w:start w:val="1"/>
+      <w:numFmt w:val="decimal"/>
+      <w:lvlText w:val="%1."/>
+      <w:lvlJc w:val="left"/>
+      <w:pPr>
+        <w:ind w:left="720" w:hanging="360"/>
+      </w:pPr>
+      <w:rPr>
+        <w:rFonts w:hint="default"/>
+      </w:rPr>
+    </w:lvl>
+    <w:lvl w:ilvl="1" w:tplc="FFFFFFFF" w:tentative="1">
+      <w:start w:val="1"/>
+      <w:numFmt w:val="lowerLetter"/>
+      <w:lvlText w:val="%2."/>
+      <w:lvlJc w:val="left"/>
+      <w:pPr>
+        <w:ind w:left="1440" w:hanging="360"/>
+      </w:pPr>
+    </w:lvl>
+    <w:lvl w:ilvl="2" w:tplc="FFFFFFFF" w:tentative="1">
+      <w:start w:val="1"/>
+      <w:numFmt w:val="lowerRoman"/>
+      <w:lvlText w:val="%3."/>
+      <w:lvlJc w:val="right"/>
+      <w:pPr>
+        <w:ind w:left="2160" w:hanging="180"/>
+      </w:pPr>
+    </w:lvl>
+    <w:lvl w:ilvl="3" w:tplc="FFFFFFFF" w:tentative="1">
+      <w:start w:val="1"/>
+      <w:numFmt w:val="decimal"/>
+      <w:lvlText w:val="%4."/>
+      <w:lvlJc w:val="left"/>
+      <w:pPr>
+        <w:ind w:left="2880" w:hanging="360"/>
+      </w:pPr>
+    </w:lvl>
+    <w:lvl w:ilvl="4" w:tplc="FFFFFFFF" w:tentative="1">
+      <w:start w:val="1"/>
+      <w:numFmt w:val="lowerLetter"/>
+      <w:lvlText w:val="%5."/>
+      <w:lvlJc w:val="left"/>
+      <w:pPr>
+        <w:ind w:left="3600" w:hanging="360"/>
+      </w:pPr>
+    </w:lvl>
+    <w:lvl w:ilvl="5" w:tplc="FFFFFFFF" w:tentative="1">
+      <w:start w:val="1"/>
+      <w:numFmt w:val="lowerRoman"/>
+      <w:lvlText w:val="%6."/>
+      <w:lvlJc w:val="right"/>
+      <w:pPr>
+        <w:ind w:left="4320" w:hanging="180"/>
+      </w:pPr>
+    </w:lvl>
+    <w:lvl w:ilvl="6" w:tplc="FFFFFFFF" w:tentative="1">
+      <w:start w:val="1"/>
+      <w:numFmt w:val="decimal"/>
+      <w:lvlText w:val="%7."/>
+      <w:lvlJc w:val="left"/>
+      <w:pPr>
+        <w:ind w:left="5040" w:hanging="360"/>
+      </w:pPr>
+    </w:lvl>
+    <w:lvl w:ilvl="7" w:tplc="FFFFFFFF" w:tentative="1">
+      <w:start w:val="1"/>
+      <w:numFmt w:val="lowerLetter"/>
+      <w:lvlText w:val="%8."/>
+      <w:lvlJc w:val="left"/>
+      <w:pPr>
+        <w:ind w:left="5760" w:hanging="360"/>
+      </w:pPr>
+    </w:lvl>
+    <w:lvl w:ilvl="8" w:tplc="FFFFFFFF" w:tentative="1">
+      <w:start w:val="1"/>
+      <w:numFmt w:val="lowerRoman"/>
+      <w:lvlText w:val="%9."/>
+      <w:lvlJc w:val="right"/>
+      <w:pPr>
         <w:ind w:left="6480" w:hanging="180"/>
       </w:pPr>
     </w:lvl>
   </w:abstractNum>
-  <w:num w:numId="1" w16cid:durableId="785732964">
+  <w:abstractNum w:abstractNumId="6" w15:restartNumberingAfterBreak="0">
+    <w:nsid w:val="3721279F"/>
+    <w:multiLevelType w:val="hybridMultilevel"/>
+    <w:tmpl w:val="47EA6024"/>
+    <w:lvl w:ilvl="0" w:tplc="3CE48366">
+      <w:start w:val="1"/>
+      <w:numFmt w:val="decimal"/>
+      <w:lvlText w:val="%1."/>
+      <w:lvlJc w:val="left"/>
+      <w:pPr>
+        <w:ind w:left="361" w:hanging="360"/>
+      </w:pPr>
+      <w:rPr>
+        <w:rFonts w:eastAsia="Cambria" w:hint="default"/>
+        <w:b/>
+      </w:rPr>
+    </w:lvl>
+    <w:lvl w:ilvl="1" w:tplc="04090019" w:tentative="1">
+      <w:start w:val="1"/>
+      <w:numFmt w:val="lowerLetter"/>
+      <w:lvlText w:val="%2."/>
+      <w:lvlJc w:val="left"/>
+      <w:pPr>
+        <w:ind w:left="1081" w:hanging="360"/>
+      </w:pPr>
+    </w:lvl>
+    <w:lvl w:ilvl="2" w:tplc="0409001B" w:tentative="1">
+      <w:start w:val="1"/>
+      <w:numFmt w:val="lowerRoman"/>
+      <w:lvlText w:val="%3."/>
+      <w:lvlJc w:val="right"/>
+      <w:pPr>
+        <w:ind w:left="1801" w:hanging="180"/>
+      </w:pPr>
+    </w:lvl>
+    <w:lvl w:ilvl="3" w:tplc="0409000F" w:tentative="1">
+      <w:start w:val="1"/>
+      <w:numFmt w:val="decimal"/>
+      <w:lvlText w:val="%4."/>
+      <w:lvlJc w:val="left"/>
+      <w:pPr>
+        <w:ind w:left="2521" w:hanging="360"/>
+      </w:pPr>
+    </w:lvl>
+    <w:lvl w:ilvl="4" w:tplc="04090019" w:tentative="1">
+      <w:start w:val="1"/>
+      <w:numFmt w:val="lowerLetter"/>
+      <w:lvlText w:val="%5."/>
+      <w:lvlJc w:val="left"/>
+      <w:pPr>
+        <w:ind w:left="3241" w:hanging="360"/>
+      </w:pPr>
+    </w:lvl>
+    <w:lvl w:ilvl="5" w:tplc="0409001B" w:tentative="1">
+      <w:start w:val="1"/>
+      <w:numFmt w:val="lowerRoman"/>
+      <w:lvlText w:val="%6."/>
+      <w:lvlJc w:val="right"/>
+      <w:pPr>
+        <w:ind w:left="3961" w:hanging="180"/>
+      </w:pPr>
+    </w:lvl>
+    <w:lvl w:ilvl="6" w:tplc="0409000F" w:tentative="1">
+      <w:start w:val="1"/>
+      <w:numFmt w:val="decimal"/>
+      <w:lvlText w:val="%7."/>
+      <w:lvlJc w:val="left"/>
+      <w:pPr>
+        <w:ind w:left="4681" w:hanging="360"/>
+      </w:pPr>
+    </w:lvl>
+    <w:lvl w:ilvl="7" w:tplc="04090019" w:tentative="1">
+      <w:start w:val="1"/>
+      <w:numFmt w:val="lowerLetter"/>
+      <w:lvlText w:val="%8."/>
+      <w:lvlJc w:val="left"/>
+      <w:pPr>
+        <w:ind w:left="5401" w:hanging="360"/>
+      </w:pPr>
+    </w:lvl>
+    <w:lvl w:ilvl="8" w:tplc="0409001B" w:tentative="1">
+      <w:start w:val="1"/>
+      <w:numFmt w:val="lowerRoman"/>
+      <w:lvlText w:val="%9."/>
+      <w:lvlJc w:val="right"/>
+      <w:pPr>
+        <w:ind w:left="6121" w:hanging="180"/>
+      </w:pPr>
+    </w:lvl>
+  </w:abstractNum>
+  <w:abstractNum w:abstractNumId="7" w15:restartNumberingAfterBreak="0">
+    <w:nsid w:val="48151073"/>
+    <w:multiLevelType w:val="hybridMultilevel"/>
+    <w:tmpl w:val="FD7053D6"/>
+    <w:lvl w:ilvl="0" w:tplc="5700FDE6">
+      <w:start w:val="1"/>
+      <w:numFmt w:val="decimal"/>
+      <w:lvlText w:val="%1."/>
+      <w:lvlJc w:val="left"/>
+      <w:pPr>
+        <w:ind w:left="1080" w:hanging="360"/>
+      </w:pPr>
+      <w:rPr>
+        <w:rFonts w:hint="default"/>
+      </w:rPr>
+    </w:lvl>
+    <w:lvl w:ilvl="1" w:tplc="04090019" w:tentative="1">
+      <w:start w:val="1"/>
+      <w:numFmt w:val="lowerLetter"/>
+      <w:lvlText w:val="%2."/>
+      <w:lvlJc w:val="left"/>
+      <w:pPr>
+        <w:ind w:left="1800" w:hanging="360"/>
+      </w:pPr>
+    </w:lvl>
+    <w:lvl w:ilvl="2" w:tplc="0409001B" w:tentative="1">
+      <w:start w:val="1"/>
+      <w:numFmt w:val="lowerRoman"/>
+      <w:lvlText w:val="%3."/>
+      <w:lvlJc w:val="right"/>
+      <w:pPr>
+        <w:ind w:left="2520" w:hanging="180"/>
+      </w:pPr>
+    </w:lvl>
+    <w:lvl w:ilvl="3" w:tplc="0409000F" w:tentative="1">
+      <w:start w:val="1"/>
+      <w:numFmt w:val="decimal"/>
+      <w:lvlText w:val="%4."/>
+      <w:lvlJc w:val="left"/>
+      <w:pPr>
+        <w:ind w:left="3240" w:hanging="360"/>
+      </w:pPr>
+    </w:lvl>
+    <w:lvl w:ilvl="4" w:tplc="04090019" w:tentative="1">
+      <w:start w:val="1"/>
+      <w:numFmt w:val="lowerLetter"/>
+      <w:lvlText w:val="%5."/>
+      <w:lvlJc w:val="left"/>
+      <w:pPr>
+        <w:ind w:left="3960" w:hanging="360"/>
+      </w:pPr>
+    </w:lvl>
+    <w:lvl w:ilvl="5" w:tplc="0409001B" w:tentative="1">
+      <w:start w:val="1"/>
+      <w:numFmt w:val="lowerRoman"/>
+      <w:lvlText w:val="%6."/>
+      <w:lvlJc w:val="right"/>
+      <w:pPr>
+        <w:ind w:left="4680" w:hanging="180"/>
+      </w:pPr>
+    </w:lvl>
+    <w:lvl w:ilvl="6" w:tplc="0409000F" w:tentative="1">
+      <w:start w:val="1"/>
+      <w:numFmt w:val="decimal"/>
+      <w:lvlText w:val="%7."/>
+      <w:lvlJc w:val="left"/>
+      <w:pPr>
+        <w:ind w:left="5400" w:hanging="360"/>
+      </w:pPr>
+    </w:lvl>
+    <w:lvl w:ilvl="7" w:tplc="04090019" w:tentative="1">
+      <w:start w:val="1"/>
+      <w:numFmt w:val="lowerLetter"/>
+      <w:lvlText w:val="%8."/>
+      <w:lvlJc w:val="left"/>
+      <w:pPr>
+        <w:ind w:left="6120" w:hanging="360"/>
+      </w:pPr>
+    </w:lvl>
+    <w:lvl w:ilvl="8" w:tplc="0409001B" w:tentative="1">
+      <w:start w:val="1"/>
+      <w:numFmt w:val="lowerRoman"/>
+      <w:lvlText w:val="%9."/>
+      <w:lvlJc w:val="right"/>
+      <w:pPr>
+        <w:ind w:left="6840" w:hanging="180"/>
+      </w:pPr>
+    </w:lvl>
+  </w:abstractNum>
+  <w:abstractNum w:abstractNumId="8" w15:restartNumberingAfterBreak="0">
+    <w:nsid w:val="4D016555"/>
+    <w:multiLevelType w:val="hybridMultilevel"/>
+    <w:tmpl w:val="F050B456"/>
+    <w:lvl w:ilvl="0" w:tplc="0409000F">
+      <w:start w:val="1"/>
+      <w:numFmt w:val="decimal"/>
+      <w:lvlText w:val="%1."/>
+      <w:lvlJc w:val="left"/>
+      <w:pPr>
+        <w:ind w:left="720" w:hanging="360"/>
+      </w:pPr>
+      <w:rPr>
+        <w:rFonts w:hint="default"/>
+      </w:rPr>
+    </w:lvl>
+    <w:lvl w:ilvl="1" w:tplc="04090019" w:tentative="1">
+      <w:start w:val="1"/>
+      <w:numFmt w:val="lowerLetter"/>
+      <w:lvlText w:val="%2."/>
+      <w:lvlJc w:val="left"/>
+      <w:pPr>
+        <w:ind w:left="1440" w:hanging="360"/>
+      </w:pPr>
+    </w:lvl>
+    <w:lvl w:ilvl="2" w:tplc="0409001B" w:tentative="1">
+      <w:start w:val="1"/>
+      <w:numFmt w:val="lowerRoman"/>
+      <w:lvlText w:val="%3."/>
+      <w:lvlJc w:val="right"/>
+      <w:pPr>
+        <w:ind w:left="2160" w:hanging="180"/>
+      </w:pPr>
+    </w:lvl>
+    <w:lvl w:ilvl="3" w:tplc="0409000F" w:tentative="1">
+      <w:start w:val="1"/>
+      <w:numFmt w:val="decimal"/>
+      <w:lvlText w:val="%4."/>
+      <w:lvlJc w:val="left"/>
+      <w:pPr>
+        <w:ind w:left="2880" w:hanging="360"/>
+      </w:pPr>
+    </w:lvl>
+    <w:lvl w:ilvl="4" w:tplc="04090019" w:tentative="1">
+      <w:start w:val="1"/>
+      <w:numFmt w:val="lowerLetter"/>
+      <w:lvlText w:val="%5."/>
+      <w:lvlJc w:val="left"/>
+      <w:pPr>
+        <w:ind w:left="3600" w:hanging="360"/>
+      </w:pPr>
+    </w:lvl>
+    <w:lvl w:ilvl="5" w:tplc="0409001B" w:tentative="1">
+      <w:start w:val="1"/>
+      <w:numFmt w:val="lowerRoman"/>
+      <w:lvlText w:val="%6."/>
+      <w:lvlJc w:val="right"/>
+      <w:pPr>
+        <w:ind w:left="4320" w:hanging="180"/>
+      </w:pPr>
+    </w:lvl>
+    <w:lvl w:ilvl="6" w:tplc="0409000F" w:tentative="1">
+      <w:start w:val="1"/>
+      <w:numFmt w:val="decimal"/>
+      <w:lvlText w:val="%7."/>
+      <w:lvlJc w:val="left"/>
+      <w:pPr>
+        <w:ind w:left="5040" w:hanging="360"/>
+      </w:pPr>
+    </w:lvl>
+    <w:lvl w:ilvl="7" w:tplc="04090019" w:tentative="1">
+      <w:start w:val="1"/>
+      <w:numFmt w:val="lowerLetter"/>
+      <w:lvlText w:val="%8."/>
+      <w:lvlJc w:val="left"/>
+      <w:pPr>
+        <w:ind w:left="5760" w:hanging="360"/>
+      </w:pPr>
+    </w:lvl>
+    <w:lvl w:ilvl="8" w:tplc="0409001B" w:tentative="1">
+      <w:start w:val="1"/>
+      <w:numFmt w:val="lowerRoman"/>
+      <w:lvlText w:val="%9."/>
+      <w:lvlJc w:val="right"/>
+      <w:pPr>
+        <w:ind w:left="6480" w:hanging="180"/>
+      </w:pPr>
+    </w:lvl>
+  </w:abstractNum>
+  <w:abstractNum w:abstractNumId="9" w15:restartNumberingAfterBreak="0">
+    <w:nsid w:val="4ED2156B"/>
+    <w:multiLevelType w:val="singleLevel"/>
+    <w:tmpl w:val="C5B09AE8"/>
+    <w:name w:val="Bullet 21"/>
+    <w:lvl w:ilvl="0">
+      <w:numFmt w:val="bullet"/>
+      <w:lvlText w:val=""/>
+      <w:lvlJc w:val="left"/>
+      <w:pPr>
+        <w:ind w:left="0" w:firstLine="0"/>
+      </w:pPr>
+      <w:rPr>
+        <w:rFonts w:ascii="Wingdings" w:eastAsia="Wingdings" w:hAnsi="Wingdings" w:cs="Wingdings"/>
+      </w:rPr>
+    </w:lvl>
+  </w:abstractNum>
+  <w:abstractNum w:abstractNumId="10" w15:restartNumberingAfterBreak="0">
+    <w:nsid w:val="665F0958"/>
+    <w:multiLevelType w:val="hybridMultilevel"/>
+    <w:tmpl w:val="6D2837F4"/>
+    <w:lvl w:ilvl="0" w:tplc="F53CBBDA">
+      <w:start w:val="1"/>
+      <w:numFmt w:val="decimal"/>
+      <w:lvlText w:val="%1."/>
+      <w:lvlJc w:val="left"/>
+      <w:pPr>
+        <w:ind w:left="279"/>
+      </w:pPr>
+      <w:rPr>
+        <w:rFonts w:ascii="Cambria" w:eastAsia="Cambria" w:hAnsi="Cambria" w:cs="Cambria"/>
+        <w:b w:val="0"/>
+        <w:i w:val="0"/>
+        <w:strike w:val="0"/>
+        <w:dstrike w:val="0"/>
+        <w:color w:val="000000"/>
+        <w:sz w:val="22"/>
+        <w:szCs w:val="22"/>
+        <w:u w:val="none" w:color="000000"/>
+        <w:bdr w:val="none" w:sz="0" w:space="0" w:color="auto"/>
+        <w:shd w:val="clear" w:color="auto" w:fill="auto"/>
+        <w:vertAlign w:val="baseline"/>
+      </w:rPr>
+    </w:lvl>
+    <w:lvl w:ilvl="1" w:tplc="20388E96">
+      <w:start w:val="1"/>
+      <w:numFmt w:val="lowerLetter"/>
+      <w:lvlText w:val="(%2)"/>
+      <w:lvlJc w:val="left"/>
+      <w:pPr>
+        <w:ind w:left="766"/>
+      </w:pPr>
+      <w:rPr>
+        <w:rFonts w:ascii="Cambria" w:eastAsia="Cambria" w:hAnsi="Cambria" w:cs="Cambria"/>
+        <w:b w:val="0"/>
+        <w:i w:val="0"/>
+        <w:strike w:val="0"/>
+        <w:dstrike w:val="0"/>
+        <w:color w:val="000000"/>
+        <w:sz w:val="22"/>
+        <w:szCs w:val="22"/>
+        <w:u w:val="none" w:color="000000"/>
+        <w:bdr w:val="none" w:sz="0" w:space="0" w:color="auto"/>
+        <w:shd w:val="clear" w:color="auto" w:fill="auto"/>
+        <w:vertAlign w:val="baseline"/>
+      </w:rPr>
+    </w:lvl>
+    <w:lvl w:ilvl="2" w:tplc="96385038">
+      <w:start w:val="1"/>
+      <w:numFmt w:val="lowerRoman"/>
+      <w:lvlText w:val="%3"/>
+      <w:lvlJc w:val="left"/>
+      <w:pPr>
+        <w:ind w:left="1446"/>
+      </w:pPr>
+      <w:rPr>
+        <w:rFonts w:ascii="Cambria" w:eastAsia="Cambria" w:hAnsi="Cambria" w:cs="Cambria"/>
+        <w:b w:val="0"/>
+        <w:i w:val="0"/>
+        <w:strike w:val="0"/>
+        <w:dstrike w:val="0"/>
+        <w:color w:val="000000"/>
+        <w:sz w:val="22"/>
+        <w:szCs w:val="22"/>
+        <w:u w:val="none" w:color="000000"/>
+        <w:bdr w:val="none" w:sz="0" w:space="0" w:color="auto"/>
+        <w:shd w:val="clear" w:color="auto" w:fill="auto"/>
+        <w:vertAlign w:val="baseline"/>
+      </w:rPr>
+    </w:lvl>
+    <w:lvl w:ilvl="3" w:tplc="F8382DC8">
+      <w:start w:val="1"/>
+      <w:numFmt w:val="decimal"/>
+      <w:lvlText w:val="%4"/>
+      <w:lvlJc w:val="left"/>
+      <w:pPr>
+        <w:ind w:left="2166"/>
+      </w:pPr>
+      <w:rPr>
+        <w:rFonts w:ascii="Cambria" w:eastAsia="Cambria" w:hAnsi="Cambria" w:cs="Cambria"/>
+        <w:b w:val="0"/>
+        <w:i w:val="0"/>
+        <w:strike w:val="0"/>
+        <w:dstrike w:val="0"/>
+        <w:color w:val="000000"/>
+        <w:sz w:val="22"/>
+        <w:szCs w:val="22"/>
+        <w:u w:val="none" w:color="000000"/>
+        <w:bdr w:val="none" w:sz="0" w:space="0" w:color="auto"/>
+        <w:shd w:val="clear" w:color="auto" w:fill="auto"/>
+        <w:vertAlign w:val="baseline"/>
+      </w:rPr>
+    </w:lvl>
+    <w:lvl w:ilvl="4" w:tplc="9F2604F0">
+      <w:start w:val="1"/>
+      <w:numFmt w:val="lowerLetter"/>
+      <w:lvlText w:val="%5"/>
+      <w:lvlJc w:val="left"/>
+      <w:pPr>
+        <w:ind w:left="2886"/>
+      </w:pPr>
+      <w:rPr>
+        <w:rFonts w:ascii="Cambria" w:eastAsia="Cambria" w:hAnsi="Cambria" w:cs="Cambria"/>
+        <w:b w:val="0"/>
+        <w:i w:val="0"/>
+        <w:strike w:val="0"/>
+        <w:dstrike w:val="0"/>
+        <w:color w:val="000000"/>
+        <w:sz w:val="22"/>
+        <w:szCs w:val="22"/>
+        <w:u w:val="none" w:color="000000"/>
+        <w:bdr w:val="none" w:sz="0" w:space="0" w:color="auto"/>
+        <w:shd w:val="clear" w:color="auto" w:fill="auto"/>
+        <w:vertAlign w:val="baseline"/>
+      </w:rPr>
+    </w:lvl>
+    <w:lvl w:ilvl="5" w:tplc="C46292C8">
+      <w:start w:val="1"/>
+      <w:numFmt w:val="lowerRoman"/>
+      <w:lvlText w:val="%6"/>
+      <w:lvlJc w:val="left"/>
+      <w:pPr>
+        <w:ind w:left="3606"/>
+      </w:pPr>
+      <w:rPr>
+        <w:rFonts w:ascii="Cambria" w:eastAsia="Cambria" w:hAnsi="Cambria" w:cs="Cambria"/>
+        <w:b w:val="0"/>
+        <w:i w:val="0"/>
+        <w:strike w:val="0"/>
+        <w:dstrike w:val="0"/>
+        <w:color w:val="000000"/>
+        <w:sz w:val="22"/>
+        <w:szCs w:val="22"/>
+        <w:u w:val="none" w:color="000000"/>
+        <w:bdr w:val="none" w:sz="0" w:space="0" w:color="auto"/>
+        <w:shd w:val="clear" w:color="auto" w:fill="auto"/>
+        <w:vertAlign w:val="baseline"/>
+      </w:rPr>
+    </w:lvl>
+    <w:lvl w:ilvl="6" w:tplc="8306211C">
+      <w:start w:val="1"/>
+      <w:numFmt w:val="decimal"/>
+      <w:lvlText w:val="%7"/>
+      <w:lvlJc w:val="left"/>
+      <w:pPr>
+        <w:ind w:left="4326"/>
+      </w:pPr>
+      <w:rPr>
+        <w:rFonts w:ascii="Cambria" w:eastAsia="Cambria" w:hAnsi="Cambria" w:cs="Cambria"/>
+        <w:b w:val="0"/>
+        <w:i w:val="0"/>
+        <w:strike w:val="0"/>
+        <w:dstrike w:val="0"/>
+        <w:color w:val="000000"/>
+        <w:sz w:val="22"/>
+        <w:szCs w:val="22"/>
+        <w:u w:val="none" w:color="000000"/>
+        <w:bdr w:val="none" w:sz="0" w:space="0" w:color="auto"/>
+        <w:shd w:val="clear" w:color="auto" w:fill="auto"/>
+        <w:vertAlign w:val="baseline"/>
+      </w:rPr>
+    </w:lvl>
+    <w:lvl w:ilvl="7" w:tplc="883CC4E0">
+      <w:start w:val="1"/>
+      <w:numFmt w:val="lowerLetter"/>
+      <w:lvlText w:val="%8"/>
+      <w:lvlJc w:val="left"/>
+      <w:pPr>
+        <w:ind w:left="5046"/>
+      </w:pPr>
+      <w:rPr>
+        <w:rFonts w:ascii="Cambria" w:eastAsia="Cambria" w:hAnsi="Cambria" w:cs="Cambria"/>
+        <w:b w:val="0"/>
+        <w:i w:val="0"/>
+        <w:strike w:val="0"/>
+        <w:dstrike w:val="0"/>
+        <w:color w:val="000000"/>
+        <w:sz w:val="22"/>
+        <w:szCs w:val="22"/>
+        <w:u w:val="none" w:color="000000"/>
+        <w:bdr w:val="none" w:sz="0" w:space="0" w:color="auto"/>
+        <w:shd w:val="clear" w:color="auto" w:fill="auto"/>
+        <w:vertAlign w:val="baseline"/>
+      </w:rPr>
+    </w:lvl>
+    <w:lvl w:ilvl="8" w:tplc="5A5E5526">
+      <w:start w:val="1"/>
+      <w:numFmt w:val="lowerRoman"/>
+      <w:lvlText w:val="%9"/>
+      <w:lvlJc w:val="left"/>
+      <w:pPr>
+        <w:ind w:left="5766"/>
+      </w:pPr>
+      <w:rPr>
+        <w:rFonts w:ascii="Cambria" w:eastAsia="Cambria" w:hAnsi="Cambria" w:cs="Cambria"/>
+        <w:b w:val="0"/>
+        <w:i w:val="0"/>
+        <w:strike w:val="0"/>
+        <w:dstrike w:val="0"/>
+        <w:color w:val="000000"/>
+        <w:sz w:val="22"/>
+        <w:szCs w:val="22"/>
+        <w:u w:val="none" w:color="000000"/>
+        <w:bdr w:val="none" w:sz="0" w:space="0" w:color="auto"/>
+        <w:shd w:val="clear" w:color="auto" w:fill="auto"/>
+        <w:vertAlign w:val="baseline"/>
+      </w:rPr>
+    </w:lvl>
+  </w:abstractNum>
+  <w:abstractNum w:abstractNumId="11" w15:restartNumberingAfterBreak="0">
+    <w:nsid w:val="68764AAC"/>
+    <w:multiLevelType w:val="singleLevel"/>
+    <w:tmpl w:val="CD780450"/>
+    <w:name w:val="Bullet 25"/>
+    <w:lvl w:ilvl="0">
+      <w:start w:val="1"/>
+      <w:numFmt w:val="decimal"/>
+      <w:lvlText w:val="%1."/>
+      <w:lvlJc w:val="left"/>
+      <w:pPr>
+        <w:tabs>
+          <w:tab w:val="num" w:pos="360"/>
+        </w:tabs>
+        <w:ind w:left="360" w:hanging="360"/>
+      </w:pPr>
+    </w:lvl>
+  </w:abstractNum>
+  <w:abstractNum w:abstractNumId="12" w15:restartNumberingAfterBreak="0">
+    <w:nsid w:val="69C03F50"/>
+    <w:multiLevelType w:val="multilevel"/>
+    <w:tmpl w:val="4DB68D70"/>
+    <w:lvl w:ilvl="0">
+      <w:start w:val="1"/>
+      <w:numFmt w:val="bullet"/>
+      <w:lvlText w:val=""/>
+      <w:lvlJc w:val="left"/>
+      <w:pPr>
+        <w:tabs>
+          <w:tab w:val="num" w:pos="0"/>
+        </w:tabs>
+        <w:ind w:left="720" w:hanging="360"/>
+      </w:pPr>
+      <w:rPr>
+        <w:rFonts w:ascii="Symbol" w:hAnsi="Symbol" w:cs="Symbol" w:hint="default"/>
+      </w:rPr>
+    </w:lvl>
+    <w:lvl w:ilvl="1">
+      <w:start w:val="1"/>
+      <w:numFmt w:val="bullet"/>
+      <w:lvlText w:val="o"/>
+      <w:lvlJc w:val="left"/>
+      <w:pPr>
+        <w:tabs>
+          <w:tab w:val="num" w:pos="0"/>
+        </w:tabs>
+        <w:ind w:left="1440" w:hanging="360"/>
+      </w:pPr>
+      <w:rPr>
+        <w:rFonts w:ascii="Courier New" w:hAnsi="Courier New" w:cs="Courier New" w:hint="default"/>
+      </w:rPr>
+    </w:lvl>
+    <w:lvl w:ilvl="2">
+      <w:start w:val="1"/>
+      <w:numFmt w:val="bullet"/>
+      <w:lvlText w:val=""/>
+      <w:lvlJc w:val="left"/>
+      <w:pPr>
+        <w:tabs>
+          <w:tab w:val="num" w:pos="0"/>
+        </w:tabs>
+        <w:ind w:left="2160" w:hanging="360"/>
+      </w:pPr>
+      <w:rPr>
+        <w:rFonts w:ascii="Wingdings" w:hAnsi="Wingdings" w:cs="Wingdings" w:hint="default"/>
+      </w:rPr>
+    </w:lvl>
+    <w:lvl w:ilvl="3">
+      <w:start w:val="1"/>
+      <w:numFmt w:val="bullet"/>
+      <w:lvlText w:val=""/>
+      <w:lvlJc w:val="left"/>
+      <w:pPr>
+        <w:tabs>
+          <w:tab w:val="num" w:pos="0"/>
+        </w:tabs>
+        <w:ind w:left="2880" w:hanging="360"/>
+      </w:pPr>
+      <w:rPr>
+        <w:rFonts w:ascii="Symbol" w:hAnsi="Symbol" w:cs="Symbol" w:hint="default"/>
+      </w:rPr>
+    </w:lvl>
+    <w:lvl w:ilvl="4">
+      <w:start w:val="1"/>
+      <w:numFmt w:val="bullet"/>
+      <w:lvlText w:val="o"/>
+      <w:lvlJc w:val="left"/>
+      <w:pPr>
+        <w:tabs>
+          <w:tab w:val="num" w:pos="0"/>
+        </w:tabs>
+        <w:ind w:left="3600" w:hanging="360"/>
+      </w:pPr>
+      <w:rPr>
+        <w:rFonts w:ascii="Courier New" w:hAnsi="Courier New" w:cs="Courier New" w:hint="default"/>
+      </w:rPr>
+    </w:lvl>
+    <w:lvl w:ilvl="5">
+      <w:start w:val="1"/>
+      <w:numFmt w:val="bullet"/>
+      <w:lvlText w:val=""/>
+      <w:lvlJc w:val="left"/>
+      <w:pPr>
+        <w:tabs>
+          <w:tab w:val="num" w:pos="0"/>
+        </w:tabs>
+        <w:ind w:left="4320" w:hanging="360"/>
+      </w:pPr>
+      <w:rPr>
+        <w:rFonts w:ascii="Wingdings" w:hAnsi="Wingdings" w:cs="Wingdings" w:hint="default"/>
+      </w:rPr>
+    </w:lvl>
+    <w:lvl w:ilvl="6">
+      <w:start w:val="1"/>
+      <w:numFmt w:val="bullet"/>
+      <w:lvlText w:val=""/>
+      <w:lvlJc w:val="left"/>
+      <w:pPr>
+        <w:tabs>
+          <w:tab w:val="num" w:pos="0"/>
+        </w:tabs>
+        <w:ind w:left="5040" w:hanging="360"/>
+      </w:pPr>
+      <w:rPr>
+        <w:rFonts w:ascii="Symbol" w:hAnsi="Symbol" w:cs="Symbol" w:hint="default"/>
+      </w:rPr>
+    </w:lvl>
+    <w:lvl w:ilvl="7">
+      <w:start w:val="1"/>
+      <w:numFmt w:val="bullet"/>
+      <w:lvlText w:val="o"/>
+      <w:lvlJc w:val="left"/>
+      <w:pPr>
+        <w:tabs>
+          <w:tab w:val="num" w:pos="0"/>
+        </w:tabs>
+        <w:ind w:left="5760" w:hanging="360"/>
+      </w:pPr>
+      <w:rPr>
+        <w:rFonts w:ascii="Courier New" w:hAnsi="Courier New" w:cs="Courier New" w:hint="default"/>
+      </w:rPr>
+    </w:lvl>
+    <w:lvl w:ilvl="8">
+      <w:start w:val="1"/>
+      <w:numFmt w:val="bullet"/>
+      <w:lvlText w:val=""/>
+      <w:lvlJc w:val="left"/>
+      <w:pPr>
+        <w:tabs>
+          <w:tab w:val="num" w:pos="0"/>
+        </w:tabs>
+        <w:ind w:left="6480" w:hanging="360"/>
+      </w:pPr>
+      <w:rPr>
+        <w:rFonts w:ascii="Wingdings" w:hAnsi="Wingdings" w:cs="Wingdings" w:hint="default"/>
+      </w:rPr>
+    </w:lvl>
+  </w:abstractNum>
+  <w:abstractNum w:abstractNumId="13" w15:restartNumberingAfterBreak="0">
+    <w:nsid w:val="6F765FE2"/>
+    <w:multiLevelType w:val="hybridMultilevel"/>
+    <w:tmpl w:val="120E034A"/>
+    <w:lvl w:ilvl="0" w:tplc="0409000F">
+      <w:start w:val="1"/>
+      <w:numFmt w:val="decimal"/>
+      <w:lvlText w:val="%1."/>
+      <w:lvlJc w:val="left"/>
+      <w:pPr>
+        <w:ind w:left="721" w:hanging="360"/>
+      </w:pPr>
+    </w:lvl>
+    <w:lvl w:ilvl="1" w:tplc="04090019" w:tentative="1">
+      <w:start w:val="1"/>
+      <w:numFmt w:val="lowerLetter"/>
+      <w:lvlText w:val="%2."/>
+      <w:lvlJc w:val="left"/>
+      <w:pPr>
+        <w:ind w:left="1441" w:hanging="360"/>
+      </w:pPr>
+    </w:lvl>
+    <w:lvl w:ilvl="2" w:tplc="0409001B" w:tentative="1">
+      <w:start w:val="1"/>
+      <w:numFmt w:val="lowerRoman"/>
+      <w:lvlText w:val="%3."/>
+      <w:lvlJc w:val="right"/>
+      <w:pPr>
+        <w:ind w:left="2161" w:hanging="180"/>
+      </w:pPr>
+    </w:lvl>
+    <w:lvl w:ilvl="3" w:tplc="0409000F" w:tentative="1">
+      <w:start w:val="1"/>
+      <w:numFmt w:val="decimal"/>
+      <w:lvlText w:val="%4."/>
+      <w:lvlJc w:val="left"/>
+      <w:pPr>
+        <w:ind w:left="2881" w:hanging="360"/>
+      </w:pPr>
+    </w:lvl>
+    <w:lvl w:ilvl="4" w:tplc="04090019" w:tentative="1">
+      <w:start w:val="1"/>
+      <w:numFmt w:val="lowerLetter"/>
+      <w:lvlText w:val="%5."/>
+      <w:lvlJc w:val="left"/>
+      <w:pPr>
+        <w:ind w:left="3601" w:hanging="360"/>
+      </w:pPr>
+    </w:lvl>
+    <w:lvl w:ilvl="5" w:tplc="0409001B" w:tentative="1">
+      <w:start w:val="1"/>
+      <w:numFmt w:val="lowerRoman"/>
+      <w:lvlText w:val="%6."/>
+      <w:lvlJc w:val="right"/>
+      <w:pPr>
+        <w:ind w:left="4321" w:hanging="180"/>
+      </w:pPr>
+    </w:lvl>
+    <w:lvl w:ilvl="6" w:tplc="0409000F" w:tentative="1">
+      <w:start w:val="1"/>
+      <w:numFmt w:val="decimal"/>
+      <w:lvlText w:val="%7."/>
+      <w:lvlJc w:val="left"/>
+      <w:pPr>
+        <w:ind w:left="5041" w:hanging="360"/>
+      </w:pPr>
+    </w:lvl>
+    <w:lvl w:ilvl="7" w:tplc="04090019" w:tentative="1">
+      <w:start w:val="1"/>
+      <w:numFmt w:val="lowerLetter"/>
+      <w:lvlText w:val="%8."/>
+      <w:lvlJc w:val="left"/>
+      <w:pPr>
+        <w:ind w:left="5761" w:hanging="360"/>
+      </w:pPr>
+    </w:lvl>
+    <w:lvl w:ilvl="8" w:tplc="0409001B" w:tentative="1">
+      <w:start w:val="1"/>
+      <w:numFmt w:val="lowerRoman"/>
+      <w:lvlText w:val="%9."/>
+      <w:lvlJc w:val="right"/>
+      <w:pPr>
+        <w:ind w:left="6481" w:hanging="180"/>
+      </w:pPr>
+    </w:lvl>
+  </w:abstractNum>
+  <w:num w:numId="1" w16cid:durableId="1006979549">
+    <w:abstractNumId w:val="10"/>
+  </w:num>
+  <w:num w:numId="2" w16cid:durableId="960041468">
+    <w:abstractNumId w:val="12"/>
+  </w:num>
+  <w:num w:numId="3" w16cid:durableId="1371570120">
+    <w:abstractNumId w:val="8"/>
+  </w:num>
+  <w:num w:numId="4" w16cid:durableId="751271149">
+    <w:abstractNumId w:val="5"/>
+  </w:num>
+  <w:num w:numId="5" w16cid:durableId="500127801">
+    <w:abstractNumId w:val="1"/>
+  </w:num>
+  <w:num w:numId="6" w16cid:durableId="1132791376">
     <w:abstractNumId w:val="0"/>
   </w:num>
-  <w:num w:numId="2" w16cid:durableId="1804500618">
+  <w:num w:numId="7" w16cid:durableId="1797718372">
+    <w:abstractNumId w:val="4"/>
+  </w:num>
+  <w:num w:numId="8" w16cid:durableId="2087846382">
+    <w:abstractNumId w:val="7"/>
+  </w:num>
+  <w:num w:numId="9" w16cid:durableId="362942865">
+    <w:abstractNumId w:val="3"/>
+  </w:num>
+  <w:num w:numId="10" w16cid:durableId="551502094">
+    <w:abstractNumId w:val="13"/>
+  </w:num>
+  <w:num w:numId="11" w16cid:durableId="801845674">
     <w:abstractNumId w:val="2"/>
   </w:num>
-  <w:num w:numId="3" w16cid:durableId="2131977024">
-    <w:abstractNumId w:val="1"/>
+  <w:num w:numId="12" w16cid:durableId="1190485634">
+    <w:abstractNumId w:val="9"/>
+  </w:num>
+  <w:num w:numId="13" w16cid:durableId="2132624052">
+    <w:abstractNumId w:val="11"/>
+  </w:num>
+  <w:num w:numId="14" w16cid:durableId="978191106">
+    <w:abstractNumId w:val="6"/>
   </w:num>
 </w:numbering>
 </file>
@@ -692,7 +5190,7 @@
     <w:lsdException w:name="Medium Shading 2 Accent 1" w:uiPriority="64"/>
     <w:lsdException w:name="Medium List 1 Accent 1" w:uiPriority="65"/>
     <w:lsdException w:name="Revision" w:semiHidden="1"/>
-    <w:lsdException w:name="List Paragraph" w:uiPriority="1" w:qFormat="1"/>
+    <w:lsdException w:name="List Paragraph" w:uiPriority="0" w:qFormat="1"/>
     <w:lsdException w:name="Quote" w:uiPriority="29" w:qFormat="1"/>
     <w:lsdException w:name="Intense Quote" w:uiPriority="30" w:qFormat="1"/>
     <w:lsdException w:name="Medium List 2 Accent 1" w:uiPriority="66"/>
@@ -894,15 +5392,14 @@
     <w:name w:val="Normal"/>
     <w:qFormat/>
     <w:pPr>
-      <w:spacing w:after="188" w:line="267" w:lineRule="auto"/>
+      <w:spacing w:after="178" w:line="256" w:lineRule="auto"/>
       <w:ind w:left="290" w:hanging="289"/>
       <w:jc w:val="both"/>
     </w:pPr>
     <w:rPr>
-      <w:rFonts w:ascii="Cambria" w:eastAsia="Cambria" w:hAnsi="Cambria" w:cs="Times New Roman"/>
+      <w:rFonts w:ascii="Cambria" w:eastAsia="Cambria" w:hAnsi="Cambria" w:cs="Cambria"/>
       <w:color w:val="000000"/>
       <w:sz w:val="22"/>
-      <w:lang w:val="en" w:eastAsia="en"/>
     </w:rPr>
   </w:style>
   <w:style w:type="paragraph" w:styleId="Heading1">
@@ -922,6 +5419,28 @@
       <w:rFonts w:ascii="Cambria" w:eastAsia="Cambria" w:hAnsi="Cambria" w:cs="Cambria"/>
       <w:color w:val="000000"/>
       <w:sz w:val="34"/>
+    </w:rPr>
+  </w:style>
+  <w:style w:type="paragraph" w:styleId="Heading3">
+    <w:name w:val="heading 3"/>
+    <w:basedOn w:val="Normal"/>
+    <w:next w:val="Normal"/>
+    <w:link w:val="Heading3Char"/>
+    <w:uiPriority w:val="9"/>
+    <w:semiHidden/>
+    <w:unhideWhenUsed/>
+    <w:qFormat/>
+    <w:rsid w:val="002F5C72"/>
+    <w:pPr>
+      <w:keepNext/>
+      <w:keepLines/>
+      <w:spacing w:before="40" w:after="0"/>
+      <w:outlineLvl w:val="2"/>
+    </w:pPr>
+    <w:rPr>
+      <w:rFonts w:asciiTheme="majorHAnsi" w:eastAsiaTheme="majorEastAsia" w:hAnsiTheme="majorHAnsi" w:cstheme="majorBidi"/>
+      <w:color w:val="0A2F40" w:themeColor="accent1" w:themeShade="7F"/>
+      <w:sz w:val="24"/>
     </w:rPr>
   </w:style>
   <w:style w:type="character" w:default="1" w:styleId="DefaultParagraphFont">
@@ -960,35 +5479,111 @@
       <w:sz w:val="34"/>
     </w:rPr>
   </w:style>
-  <w:style w:type="character" w:styleId="PlaceholderText">
-    <w:name w:val="Placeholder Text"/>
-    <w:basedOn w:val="DefaultParagraphFont"/>
-    <w:uiPriority w:val="99"/>
-    <w:semiHidden/>
-    <w:rsid w:val="00566D07"/>
-    <w:rPr>
-      <w:color w:val="666666"/>
-    </w:rPr>
-  </w:style>
   <w:style w:type="paragraph" w:styleId="ListParagraph">
     <w:name w:val="List Paragraph"/>
     <w:basedOn w:val="Normal"/>
-    <w:uiPriority w:val="1"/>
     <w:qFormat/>
-    <w:rsid w:val="008B7D85"/>
+    <w:rsid w:val="009F734C"/>
     <w:pPr>
       <w:widowControl w:val="0"/>
+      <w:suppressAutoHyphens/>
       <w:spacing w:after="0" w:line="240" w:lineRule="auto"/>
       <w:ind w:left="0" w:firstLine="0"/>
       <w:jc w:val="left"/>
     </w:pPr>
     <w:rPr>
-      <w:rFonts w:asciiTheme="minorHAnsi" w:eastAsiaTheme="minorHAnsi" w:hAnsiTheme="minorHAnsi" w:cstheme="minorBidi"/>
+      <w:rFonts w:ascii="Courier New" w:eastAsia="Courier New" w:hAnsi="Courier New" w:cs="Courier New"/>
       <w:color w:val="auto"/>
       <w:kern w:val="0"/>
       <w:szCs w:val="22"/>
-      <w:lang w:val="en-US" w:eastAsia="en-US"/>
+      <w:lang w:eastAsia="en-US"/>
       <w14:ligatures w14:val="none"/>
+    </w:rPr>
+  </w:style>
+  <w:style w:type="paragraph" w:styleId="NormalWeb">
+    <w:name w:val="Normal (Web)"/>
+    <w:basedOn w:val="Normal"/>
+    <w:uiPriority w:val="99"/>
+    <w:unhideWhenUsed/>
+    <w:rsid w:val="009F734C"/>
+    <w:pPr>
+      <w:spacing w:before="100" w:beforeAutospacing="1" w:after="100" w:afterAutospacing="1" w:line="240" w:lineRule="auto"/>
+      <w:ind w:left="0" w:firstLine="0"/>
+      <w:jc w:val="left"/>
+    </w:pPr>
+    <w:rPr>
+      <w:rFonts w:ascii="Times New Roman" w:eastAsia="Times New Roman" w:hAnsi="Times New Roman" w:cs="Times New Roman"/>
+      <w:color w:val="auto"/>
+      <w:kern w:val="0"/>
+      <w:sz w:val="24"/>
+      <w:lang w:eastAsia="en-US"/>
+      <w14:ligatures w14:val="none"/>
+    </w:rPr>
+  </w:style>
+  <w:style w:type="paragraph" w:styleId="Header">
+    <w:name w:val="header"/>
+    <w:basedOn w:val="Normal"/>
+    <w:link w:val="HeaderChar"/>
+    <w:uiPriority w:val="99"/>
+    <w:unhideWhenUsed/>
+    <w:rsid w:val="00B80FAE"/>
+    <w:pPr>
+      <w:tabs>
+        <w:tab w:val="center" w:pos="4680"/>
+        <w:tab w:val="right" w:pos="9360"/>
+      </w:tabs>
+      <w:spacing w:after="0" w:line="240" w:lineRule="auto"/>
+    </w:pPr>
+  </w:style>
+  <w:style w:type="character" w:customStyle="1" w:styleId="HeaderChar">
+    <w:name w:val="Header Char"/>
+    <w:basedOn w:val="DefaultParagraphFont"/>
+    <w:link w:val="Header"/>
+    <w:uiPriority w:val="99"/>
+    <w:rsid w:val="00B80FAE"/>
+    <w:rPr>
+      <w:rFonts w:ascii="Cambria" w:eastAsia="Cambria" w:hAnsi="Cambria" w:cs="Cambria"/>
+      <w:color w:val="000000"/>
+      <w:sz w:val="22"/>
+    </w:rPr>
+  </w:style>
+  <w:style w:type="paragraph" w:styleId="Footer">
+    <w:name w:val="footer"/>
+    <w:basedOn w:val="Normal"/>
+    <w:link w:val="FooterChar"/>
+    <w:uiPriority w:val="99"/>
+    <w:unhideWhenUsed/>
+    <w:rsid w:val="00B80FAE"/>
+    <w:pPr>
+      <w:tabs>
+        <w:tab w:val="center" w:pos="4680"/>
+        <w:tab w:val="right" w:pos="9360"/>
+      </w:tabs>
+      <w:spacing w:after="0" w:line="240" w:lineRule="auto"/>
+    </w:pPr>
+  </w:style>
+  <w:style w:type="character" w:customStyle="1" w:styleId="FooterChar">
+    <w:name w:val="Footer Char"/>
+    <w:basedOn w:val="DefaultParagraphFont"/>
+    <w:link w:val="Footer"/>
+    <w:uiPriority w:val="99"/>
+    <w:rsid w:val="00B80FAE"/>
+    <w:rPr>
+      <w:rFonts w:ascii="Cambria" w:eastAsia="Cambria" w:hAnsi="Cambria" w:cs="Cambria"/>
+      <w:color w:val="000000"/>
+      <w:sz w:val="22"/>
+    </w:rPr>
+  </w:style>
+  <w:style w:type="character" w:customStyle="1" w:styleId="Heading3Char">
+    <w:name w:val="Heading 3 Char"/>
+    <w:basedOn w:val="DefaultParagraphFont"/>
+    <w:link w:val="Heading3"/>
+    <w:uiPriority w:val="9"/>
+    <w:semiHidden/>
+    <w:rsid w:val="002F5C72"/>
+    <w:rPr>
+      <w:rFonts w:asciiTheme="majorHAnsi" w:eastAsiaTheme="majorEastAsia" w:hAnsiTheme="majorHAnsi" w:cstheme="majorBidi"/>
+      <w:color w:val="0A2F40" w:themeColor="accent1" w:themeShade="7F"/>
     </w:rPr>
   </w:style>
 </w:styles>

--- a/teaching/2026Summer/5070/HW/6.docx
+++ b/teaching/2026Summer/5070/HW/6.docx
@@ -298,7 +298,7 @@
                       <a:picLocks noChangeAspect="1"/>
                       <a:extLst>
                         <a:ext uri="smNativeData">
-                          <sm:smNativeData xmlns="" xmlns:o="urn:schemas-microsoft-com:office:office" xmlns:v="urn:schemas-microsoft-com:vml" xmlns:w10="urn:schemas-microsoft-com:office:word" xmlns:w="http://schemas.openxmlformats.org/wordprocessingml/2006/main" xmlns:sm="smNativeData" val="SMDATA_16_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"/>
+                          <sm:smNativeData xmlns:sm="smNativeData" xmlns:w="http://schemas.openxmlformats.org/wordprocessingml/2006/main" xmlns:w10="urn:schemas-microsoft-com:office:word" xmlns:v="urn:schemas-microsoft-com:vml" xmlns:o="urn:schemas-microsoft-com:office:office" xmlns="" val="SMDATA_16_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"/>
                         </a:ext>
                       </a:extLst>
                     </pic:cNvPicPr>
@@ -487,7 +487,7 @@
                       <a:picLocks noChangeAspect="1"/>
                       <a:extLst>
                         <a:ext uri="smNativeData">
-                          <sm:smNativeData xmlns="" xmlns:o="urn:schemas-microsoft-com:office:office" xmlns:v="urn:schemas-microsoft-com:vml" xmlns:w10="urn:schemas-microsoft-com:office:word" xmlns:w="http://schemas.openxmlformats.org/wordprocessingml/2006/main" xmlns:sm="smNativeData" val="SMDATA_16_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"/>
+                          <sm:smNativeData xmlns:sm="smNativeData" xmlns:w="http://schemas.openxmlformats.org/wordprocessingml/2006/main" xmlns:w10="urn:schemas-microsoft-com:office:word" xmlns:v="urn:schemas-microsoft-com:vml" xmlns:o="urn:schemas-microsoft-com:office:office" xmlns="" val="SMDATA_16_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"/>
                         </a:ext>
                       </a:extLst>
                     </pic:cNvPicPr>
@@ -895,7 +895,7 @@
                       <a:picLocks noChangeAspect="1"/>
                       <a:extLst>
                         <a:ext uri="smNativeData">
-                          <sm:smNativeData xmlns="" xmlns:o="urn:schemas-microsoft-com:office:office" xmlns:v="urn:schemas-microsoft-com:vml" xmlns:w10="urn:schemas-microsoft-com:office:word" xmlns:w="http://schemas.openxmlformats.org/wordprocessingml/2006/main" xmlns:sm="smNativeData" val="SMDATA_16_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"/>
+                          <sm:smNativeData xmlns:sm="smNativeData" xmlns:w="http://schemas.openxmlformats.org/wordprocessingml/2006/main" xmlns:w10="urn:schemas-microsoft-com:office:word" xmlns:v="urn:schemas-microsoft-com:vml" xmlns:o="urn:schemas-microsoft-com:office:office" xmlns="" val="SMDATA_16_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"/>
                         </a:ext>
                       </a:extLst>
                     </pic:cNvPicPr>
@@ -1182,7 +1182,7 @@
                       <a:picLocks noChangeAspect="1"/>
                       <a:extLst>
                         <a:ext uri="smNativeData">
-                          <sm:smNativeData xmlns="" xmlns:o="urn:schemas-microsoft-com:office:office" xmlns:v="urn:schemas-microsoft-com:vml" xmlns:w10="urn:schemas-microsoft-com:office:word" xmlns:w="http://schemas.openxmlformats.org/wordprocessingml/2006/main" xmlns:sm="smNativeData" val="SMDATA_16_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"/>
+                          <sm:smNativeData xmlns:sm="smNativeData" xmlns:w="http://schemas.openxmlformats.org/wordprocessingml/2006/main" xmlns:w10="urn:schemas-microsoft-com:office:word" xmlns:v="urn:schemas-microsoft-com:vml" xmlns:o="urn:schemas-microsoft-com:office:office" xmlns="" val="SMDATA_16_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"/>
                         </a:ext>
                       </a:extLst>
                     </pic:cNvPicPr>
@@ -1364,7 +1364,7 @@
                       <a:picLocks noChangeAspect="1"/>
                       <a:extLst>
                         <a:ext uri="smNativeData">
-                          <sm:smNativeData xmlns="" xmlns:o="urn:schemas-microsoft-com:office:office" xmlns:v="urn:schemas-microsoft-com:vml" xmlns:w10="urn:schemas-microsoft-com:office:word" xmlns:w="http://schemas.openxmlformats.org/wordprocessingml/2006/main" xmlns:sm="smNativeData" val="SMDATA_16_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"/>
+                          <sm:smNativeData xmlns:sm="smNativeData" xmlns:w="http://schemas.openxmlformats.org/wordprocessingml/2006/main" xmlns:w10="urn:schemas-microsoft-com:office:word" xmlns:v="urn:schemas-microsoft-com:vml" xmlns:o="urn:schemas-microsoft-com:office:office" xmlns="" val="SMDATA_16_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"/>
                         </a:ext>
                       </a:extLst>
                     </pic:cNvPicPr>
@@ -1565,15 +1565,7 @@
           <w:b/>
           <w:bCs/>
         </w:rPr>
-        <w:t xml:space="preserve"> </w:t>
-      </w:r>
-      <w:r>
-        <w:rPr>
-          <w:rFonts w:ascii="Arial" w:hAnsi="Arial" w:cs="Arial"/>
-          <w:b/>
-          <w:bCs/>
-        </w:rPr>
-        <w:t xml:space="preserve">If </w:t>
+        <w:t xml:space="preserve"> If </w:t>
       </w:r>
       <w:proofErr w:type="gramStart"/>
       <w:r>
@@ -1639,15 +1631,7 @@
           <w:b/>
           <w:bCs/>
         </w:rPr>
-        <w:t xml:space="preserve"> </w:t>
-      </w:r>
-      <w:r>
-        <w:rPr>
-          <w:rFonts w:ascii="Arial" w:hAnsi="Arial" w:cs="Arial"/>
-          <w:b/>
-          <w:bCs/>
-        </w:rPr>
-        <w:t xml:space="preserve">If </w:t>
+        <w:t xml:space="preserve"> If </w:t>
       </w:r>
       <w:proofErr w:type="gramStart"/>
       <w:r>
@@ -1713,15 +1697,7 @@
           <w:b/>
           <w:bCs/>
         </w:rPr>
-        <w:t xml:space="preserve"> </w:t>
-      </w:r>
-      <w:r>
-        <w:rPr>
-          <w:rFonts w:ascii="Arial" w:hAnsi="Arial" w:cs="Arial"/>
-          <w:b/>
-          <w:bCs/>
-        </w:rPr>
-        <w:t xml:space="preserve">If </w:t>
+        <w:t xml:space="preserve"> If </w:t>
       </w:r>
       <w:proofErr w:type="gramStart"/>
       <w:r>
@@ -1904,7 +1880,7 @@
                       <a:picLocks noChangeAspect="1"/>
                       <a:extLst>
                         <a:ext uri="smNativeData">
-                          <sm:smNativeData xmlns="" xmlns:o="urn:schemas-microsoft-com:office:office" xmlns:v="urn:schemas-microsoft-com:vml" xmlns:w10="urn:schemas-microsoft-com:office:word" xmlns:w="http://schemas.openxmlformats.org/wordprocessingml/2006/main" xmlns:sm="smNativeData" val="SMDATA_16_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"/>
+                          <sm:smNativeData xmlns:sm="smNativeData" xmlns:w="http://schemas.openxmlformats.org/wordprocessingml/2006/main" xmlns:w10="urn:schemas-microsoft-com:office:word" xmlns:v="urn:schemas-microsoft-com:vml" xmlns:o="urn:schemas-microsoft-com:office:office" xmlns="" val="SMDATA_16_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"/>
                         </a:ext>
                       </a:extLst>
                     </pic:cNvPicPr>
@@ -2269,7 +2245,7 @@
                       <a:picLocks noChangeAspect="1"/>
                       <a:extLst>
                         <a:ext uri="smNativeData">
-                          <sm:smNativeData xmlns="" xmlns:o="urn:schemas-microsoft-com:office:office" xmlns:v="urn:schemas-microsoft-com:vml" xmlns:w10="urn:schemas-microsoft-com:office:word" xmlns:w="http://schemas.openxmlformats.org/wordprocessingml/2006/main" xmlns:sm="smNativeData" val="SMDATA_16_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"/>
+                          <sm:smNativeData xmlns:sm="smNativeData" xmlns:w="http://schemas.openxmlformats.org/wordprocessingml/2006/main" xmlns:w10="urn:schemas-microsoft-com:office:word" xmlns:v="urn:schemas-microsoft-com:vml" xmlns:o="urn:schemas-microsoft-com:office:office" xmlns="" val="SMDATA_16_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"/>
                         </a:ext>
                       </a:extLst>
                     </pic:cNvPicPr>
@@ -3256,51 +3232,57 @@
       <w:pPr>
         <w:spacing w:before="20"/>
         <w:ind w:left="0" w:firstLine="0"/>
-        <w:jc w:val="left"/>
-        <w:rPr>
-          <w:rFonts w:ascii="Arial" w:eastAsia="Times New Roman" w:hAnsi="Arial" w:cs="Arial"/>
-          <w:szCs w:val="22"/>
+        <w:rPr>
+          <w:rFonts w:ascii="Times New Roman" w:eastAsia="Times New Roman" w:hAnsi="Times New Roman" w:cs="Times New Roman"/>
+          <w:sz w:val="28"/>
+          <w:szCs w:val="28"/>
         </w:rPr>
       </w:pPr>
       <w:r>
         <w:rPr>
           <w:rFonts w:ascii="Cambria Math" w:eastAsia="Times New Roman" w:hAnsi="Cambria Math" w:cs="Cambria Math"/>
-          <w:szCs w:val="22"/>
+          <w:sz w:val="28"/>
+          <w:szCs w:val="28"/>
         </w:rPr>
         <w:t>⊂</w:t>
       </w:r>
       <w:r>
         <w:rPr>
-          <w:rFonts w:ascii="Arial" w:eastAsia="Times New Roman" w:hAnsi="Arial" w:cs="Arial"/>
-          <w:szCs w:val="22"/>
-        </w:rPr>
-        <w:t xml:space="preserve"> subset of,   </w:t>
+          <w:rFonts w:ascii="Times New Roman" w:eastAsia="Times New Roman" w:hAnsi="Times New Roman" w:cs="Times New Roman"/>
+          <w:sz w:val="28"/>
+          <w:szCs w:val="28"/>
+        </w:rPr>
+        <w:t xml:space="preserve"> proper subset of,   </w:t>
       </w:r>
       <w:r>
         <w:rPr>
           <w:rFonts w:ascii="Cambria Math" w:eastAsia="Times New Roman" w:hAnsi="Cambria Math" w:cs="Cambria Math"/>
-          <w:szCs w:val="22"/>
+          <w:sz w:val="28"/>
+          <w:szCs w:val="28"/>
         </w:rPr>
         <w:t>⊆</w:t>
       </w:r>
       <w:r>
         <w:rPr>
-          <w:rFonts w:ascii="Arial" w:eastAsia="Times New Roman" w:hAnsi="Arial" w:cs="Arial"/>
-          <w:szCs w:val="22"/>
-        </w:rPr>
-        <w:t xml:space="preserve"> proper subset of,  </w:t>
+          <w:rFonts w:ascii="Times New Roman" w:eastAsia="Times New Roman" w:hAnsi="Times New Roman" w:cs="Times New Roman"/>
+          <w:sz w:val="28"/>
+          <w:szCs w:val="28"/>
+        </w:rPr>
+        <w:t xml:space="preserve"> subset of,  </w:t>
       </w:r>
       <w:r>
         <w:rPr>
           <w:rFonts w:ascii="Cambria Math" w:eastAsia="Times New Roman" w:hAnsi="Cambria Math" w:cs="Cambria Math"/>
-          <w:szCs w:val="22"/>
+          <w:sz w:val="28"/>
+          <w:szCs w:val="28"/>
         </w:rPr>
         <w:t>⊄</w:t>
       </w:r>
       <w:r>
         <w:rPr>
-          <w:rFonts w:ascii="Arial" w:eastAsia="Times New Roman" w:hAnsi="Arial" w:cs="Arial"/>
-          <w:szCs w:val="22"/>
+          <w:rFonts w:ascii="Times New Roman" w:eastAsia="Times New Roman" w:hAnsi="Times New Roman" w:cs="Times New Roman"/>
+          <w:sz w:val="28"/>
+          <w:szCs w:val="28"/>
         </w:rPr>
         <w:t xml:space="preserve"> not subset of</w:t>
       </w:r>

--- a/teaching/2026Summer/5070/HW/6.docx
+++ b/teaching/2026Summer/5070/HW/6.docx
@@ -1,6 +1,6 @@
 
 <file path=word/document.xml><?xml version="1.0" encoding="utf-8"?>
-<w:document xmlns:wpc="http://schemas.microsoft.com/office/word/2010/wordprocessingCanvas" xmlns:cx="http://schemas.microsoft.com/office/drawing/2014/chartex" xmlns:cx1="http://schemas.microsoft.com/office/drawing/2015/9/8/chartex" xmlns:cx2="http://schemas.microsoft.com/office/drawing/2015/10/21/chartex" xmlns:cx3="http://schemas.microsoft.com/office/drawing/2016/5/9/chartex" xmlns:cx4="http://schemas.microsoft.com/office/drawing/2016/5/10/chartex" xmlns:cx5="http://schemas.microsoft.com/office/drawing/2016/5/11/chartex" xmlns:cx6="http://schemas.microsoft.com/office/drawing/2016/5/12/chartex" xmlns:cx7="http://schemas.microsoft.com/office/drawing/2016/5/13/chartex" xmlns:cx8="http://schemas.microsoft.com/office/drawing/2016/5/14/chartex" xmlns:mc="http://schemas.openxmlformats.org/markup-compatibility/2006" xmlns:aink="http://schemas.microsoft.com/office/drawing/2016/ink" xmlns:am3d="http://schemas.microsoft.com/office/drawing/2017/model3d" xmlns:o="urn:schemas-microsoft-com:office:office" xmlns:oel="http://schemas.microsoft.com/office/2019/extlst" xmlns:r="http://schemas.openxmlformats.org/officeDocument/2006/relationships" xmlns:m="http://schemas.openxmlformats.org/officeDocument/2006/math" xmlns:v="urn:schemas-microsoft-com:vml" xmlns:wp14="http://schemas.microsoft.com/office/word/2010/wordprocessingDrawing" xmlns:wp="http://schemas.openxmlformats.org/drawingml/2006/wordprocessingDrawing" xmlns:w10="urn:schemas-microsoft-com:office:word" xmlns:w="http://schemas.openxmlformats.org/wordprocessingml/2006/main" xmlns:w14="http://schemas.microsoft.com/office/word/2010/wordml" xmlns:w15="http://schemas.microsoft.com/office/word/2012/wordml" xmlns:w16cex="http://schemas.microsoft.com/office/word/2018/wordml/cex" xmlns:w16cid="http://schemas.microsoft.com/office/word/2016/wordml/cid" xmlns:w16="http://schemas.microsoft.com/office/word/2018/wordml" xmlns:w16du="http://schemas.microsoft.com/office/word/2023/wordml/word16du" xmlns:w16sdtdh="http://schemas.microsoft.com/office/word/2020/wordml/sdtdatahash" xmlns:w16sdtfl="http://schemas.microsoft.com/office/word/2024/wordml/sdtformatlock" xmlns:w16se="http://schemas.microsoft.com/office/word/2015/wordml/symex" xmlns:wpg="http://schemas.microsoft.com/office/word/2010/wordprocessingGroup" xmlns:wpi="http://schemas.microsoft.com/office/word/2010/wordprocessingInk" xmlns:wne="http://schemas.microsoft.com/office/word/2006/wordml" xmlns:wps="http://schemas.microsoft.com/office/word/2010/wordprocessingShape" mc:Ignorable="w14 w15 w16se w16cid w16 w16cex w16sdtdh w16sdtfl w16du wp14">
+<w:document xmlns:wpc="http://schemas.microsoft.com/office/word/2010/wordprocessingCanvas" xmlns:cx="http://schemas.microsoft.com/office/drawing/2014/chartex" xmlns:cx1="http://schemas.microsoft.com/office/drawing/2015/9/8/chartex" xmlns:cx2="http://schemas.microsoft.com/office/drawing/2015/10/21/chartex" xmlns:cx3="http://schemas.microsoft.com/office/drawing/2016/5/9/chartex" xmlns:cx4="http://schemas.microsoft.com/office/drawing/2016/5/10/chartex" xmlns:cx5="http://schemas.microsoft.com/office/drawing/2016/5/11/chartex" xmlns:cx6="http://schemas.microsoft.com/office/drawing/2016/5/12/chartex" xmlns:cx7="http://schemas.microsoft.com/office/drawing/2016/5/13/chartex" xmlns:cx8="http://schemas.microsoft.com/office/drawing/2016/5/14/chartex" xmlns:mc="http://schemas.openxmlformats.org/markup-compatibility/2006" xmlns:m="http://schemas.openxmlformats.org/officeDocument/2006/math" xmlns:aink="http://schemas.microsoft.com/office/drawing/2016/ink" xmlns:am3d="http://schemas.microsoft.com/office/drawing/2017/model3d" xmlns:oel="http://schemas.microsoft.com/office/2019/extlst" xmlns:r="http://schemas.openxmlformats.org/officeDocument/2006/relationships" xmlns:wp14="http://schemas.microsoft.com/office/word/2010/wordprocessingDrawing" xmlns:wp="http://schemas.openxmlformats.org/drawingml/2006/wordprocessingDrawing" xmlns:wpg="http://schemas.microsoft.com/office/word/2010/wordprocessingGroup" xmlns:wpi="http://schemas.microsoft.com/office/word/2010/wordprocessingInk" xmlns:wps="http://schemas.microsoft.com/office/word/2010/wordprocessingShape" xmlns:o="urn:schemas-microsoft-com:office:office" xmlns:v="urn:schemas-microsoft-com:vml" xmlns:w10="urn:schemas-microsoft-com:office:word" xmlns:w="http://schemas.openxmlformats.org/wordprocessingml/2006/main" xmlns:w14="http://schemas.microsoft.com/office/word/2010/wordml" xmlns:w15="http://schemas.microsoft.com/office/word/2012/wordml" xmlns:w16cex="http://schemas.microsoft.com/office/word/2018/wordml/cex" xmlns:w16cid="http://schemas.microsoft.com/office/word/2016/wordml/cid" xmlns:w16="http://schemas.microsoft.com/office/word/2018/wordml" xmlns:w16sdtdh="http://schemas.microsoft.com/office/word/2020/wordml/sdtdatahash" xmlns:w16sdtfl="http://schemas.microsoft.com/office/word/2024/wordml/sdtformatlock" xmlns:w16se="http://schemas.microsoft.com/office/word/2015/wordml/symex" xmlns:w16du="http://schemas.microsoft.com/office/word/2023/wordml/word16du" xmlns:wne="http://schemas.microsoft.com/office/word/2006/wordml" mc:Ignorable="w14 w15 w16se w16cid w16 w16cex w16sdtdh w16sdtfl w16du wp14">
   <w:body>
     <w:p>
       <w:pPr>
@@ -298,7 +298,7 @@
                       <a:picLocks noChangeAspect="1"/>
                       <a:extLst>
                         <a:ext uri="smNativeData">
-                          <sm:smNativeData xmlns:sm="smNativeData" xmlns:w="http://schemas.openxmlformats.org/wordprocessingml/2006/main" xmlns:w10="urn:schemas-microsoft-com:office:word" xmlns:v="urn:schemas-microsoft-com:vml" xmlns:o="urn:schemas-microsoft-com:office:office" xmlns="" val="SMDATA_16_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"/>
+                          <sm:smNativeData xmlns="" xmlns:o="urn:schemas-microsoft-com:office:office" xmlns:v="urn:schemas-microsoft-com:vml" xmlns:w10="urn:schemas-microsoft-com:office:word" xmlns:w="http://schemas.openxmlformats.org/wordprocessingml/2006/main" xmlns:sm="smNativeData" val="SMDATA_16_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"/>
                         </a:ext>
                       </a:extLst>
                     </pic:cNvPicPr>
@@ -487,7 +487,7 @@
                       <a:picLocks noChangeAspect="1"/>
                       <a:extLst>
                         <a:ext uri="smNativeData">
-                          <sm:smNativeData xmlns:sm="smNativeData" xmlns:w="http://schemas.openxmlformats.org/wordprocessingml/2006/main" xmlns:w10="urn:schemas-microsoft-com:office:word" xmlns:v="urn:schemas-microsoft-com:vml" xmlns:o="urn:schemas-microsoft-com:office:office" xmlns="" val="SMDATA_16_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"/>
+                          <sm:smNativeData xmlns="" xmlns:o="urn:schemas-microsoft-com:office:office" xmlns:v="urn:schemas-microsoft-com:vml" xmlns:w10="urn:schemas-microsoft-com:office:word" xmlns:w="http://schemas.openxmlformats.org/wordprocessingml/2006/main" xmlns:sm="smNativeData" val="SMDATA_16_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"/>
                         </a:ext>
                       </a:extLst>
                     </pic:cNvPicPr>
@@ -895,7 +895,7 @@
                       <a:picLocks noChangeAspect="1"/>
                       <a:extLst>
                         <a:ext uri="smNativeData">
-                          <sm:smNativeData xmlns:sm="smNativeData" xmlns:w="http://schemas.openxmlformats.org/wordprocessingml/2006/main" xmlns:w10="urn:schemas-microsoft-com:office:word" xmlns:v="urn:schemas-microsoft-com:vml" xmlns:o="urn:schemas-microsoft-com:office:office" xmlns="" val="SMDATA_16_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"/>
+                          <sm:smNativeData xmlns="" xmlns:o="urn:schemas-microsoft-com:office:office" xmlns:v="urn:schemas-microsoft-com:vml" xmlns:w10="urn:schemas-microsoft-com:office:word" xmlns:w="http://schemas.openxmlformats.org/wordprocessingml/2006/main" xmlns:sm="smNativeData" val="SMDATA_16_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"/>
                         </a:ext>
                       </a:extLst>
                     </pic:cNvPicPr>
@@ -1182,7 +1182,7 @@
                       <a:picLocks noChangeAspect="1"/>
                       <a:extLst>
                         <a:ext uri="smNativeData">
-                          <sm:smNativeData xmlns:sm="smNativeData" xmlns:w="http://schemas.openxmlformats.org/wordprocessingml/2006/main" xmlns:w10="urn:schemas-microsoft-com:office:word" xmlns:v="urn:schemas-microsoft-com:vml" xmlns:o="urn:schemas-microsoft-com:office:office" xmlns="" val="SMDATA_16_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"/>
+                          <sm:smNativeData xmlns="" xmlns:o="urn:schemas-microsoft-com:office:office" xmlns:v="urn:schemas-microsoft-com:vml" xmlns:w10="urn:schemas-microsoft-com:office:word" xmlns:w="http://schemas.openxmlformats.org/wordprocessingml/2006/main" xmlns:sm="smNativeData" val="SMDATA_16_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"/>
                         </a:ext>
                       </a:extLst>
                     </pic:cNvPicPr>
@@ -1364,7 +1364,7 @@
                       <a:picLocks noChangeAspect="1"/>
                       <a:extLst>
                         <a:ext uri="smNativeData">
-                          <sm:smNativeData xmlns:sm="smNativeData" xmlns:w="http://schemas.openxmlformats.org/wordprocessingml/2006/main" xmlns:w10="urn:schemas-microsoft-com:office:word" xmlns:v="urn:schemas-microsoft-com:vml" xmlns:o="urn:schemas-microsoft-com:office:office" xmlns="" val="SMDATA_16_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"/>
+                          <sm:smNativeData xmlns="" xmlns:o="urn:schemas-microsoft-com:office:office" xmlns:v="urn:schemas-microsoft-com:vml" xmlns:w10="urn:schemas-microsoft-com:office:word" xmlns:w="http://schemas.openxmlformats.org/wordprocessingml/2006/main" xmlns:sm="smNativeData" val="SMDATA_16_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"/>
                         </a:ext>
                       </a:extLst>
                     </pic:cNvPicPr>
@@ -1880,7 +1880,7 @@
                       <a:picLocks noChangeAspect="1"/>
                       <a:extLst>
                         <a:ext uri="smNativeData">
-                          <sm:smNativeData xmlns:sm="smNativeData" xmlns:w="http://schemas.openxmlformats.org/wordprocessingml/2006/main" xmlns:w10="urn:schemas-microsoft-com:office:word" xmlns:v="urn:schemas-microsoft-com:vml" xmlns:o="urn:schemas-microsoft-com:office:office" xmlns="" val="SMDATA_16_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"/>
+                          <sm:smNativeData xmlns="" xmlns:o="urn:schemas-microsoft-com:office:office" xmlns:v="urn:schemas-microsoft-com:vml" xmlns:w10="urn:schemas-microsoft-com:office:word" xmlns:w="http://schemas.openxmlformats.org/wordprocessingml/2006/main" xmlns:sm="smNativeData" val="SMDATA_16_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"/>
                         </a:ext>
                       </a:extLst>
                     </pic:cNvPicPr>
@@ -2245,7 +2245,7 @@
                       <a:picLocks noChangeAspect="1"/>
                       <a:extLst>
                         <a:ext uri="smNativeData">
-                          <sm:smNativeData xmlns:sm="smNativeData" xmlns:w="http://schemas.openxmlformats.org/wordprocessingml/2006/main" xmlns:w10="urn:schemas-microsoft-com:office:word" xmlns:v="urn:schemas-microsoft-com:vml" xmlns:o="urn:schemas-microsoft-com:office:office" xmlns="" val="SMDATA_16_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"/>
+                          <sm:smNativeData xmlns="" xmlns:o="urn:schemas-microsoft-com:office:office" xmlns:v="urn:schemas-microsoft-com:vml" xmlns:w10="urn:schemas-microsoft-com:office:word" xmlns:w="http://schemas.openxmlformats.org/wordprocessingml/2006/main" xmlns:sm="smNativeData" val="SMDATA_16_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"/>
                         </a:ext>
                       </a:extLst>
                     </pic:cNvPicPr>
@@ -3232,65 +3232,6 @@
       <w:pPr>
         <w:spacing w:before="20"/>
         <w:ind w:left="0" w:firstLine="0"/>
-        <w:rPr>
-          <w:rFonts w:ascii="Times New Roman" w:eastAsia="Times New Roman" w:hAnsi="Times New Roman" w:cs="Times New Roman"/>
-          <w:sz w:val="28"/>
-          <w:szCs w:val="28"/>
-        </w:rPr>
-      </w:pPr>
-      <w:r>
-        <w:rPr>
-          <w:rFonts w:ascii="Cambria Math" w:eastAsia="Times New Roman" w:hAnsi="Cambria Math" w:cs="Cambria Math"/>
-          <w:sz w:val="28"/>
-          <w:szCs w:val="28"/>
-        </w:rPr>
-        <w:t>⊂</w:t>
-      </w:r>
-      <w:r>
-        <w:rPr>
-          <w:rFonts w:ascii="Times New Roman" w:eastAsia="Times New Roman" w:hAnsi="Times New Roman" w:cs="Times New Roman"/>
-          <w:sz w:val="28"/>
-          <w:szCs w:val="28"/>
-        </w:rPr>
-        <w:t xml:space="preserve"> proper subset of,   </w:t>
-      </w:r>
-      <w:r>
-        <w:rPr>
-          <w:rFonts w:ascii="Cambria Math" w:eastAsia="Times New Roman" w:hAnsi="Cambria Math" w:cs="Cambria Math"/>
-          <w:sz w:val="28"/>
-          <w:szCs w:val="28"/>
-        </w:rPr>
-        <w:t>⊆</w:t>
-      </w:r>
-      <w:r>
-        <w:rPr>
-          <w:rFonts w:ascii="Times New Roman" w:eastAsia="Times New Roman" w:hAnsi="Times New Roman" w:cs="Times New Roman"/>
-          <w:sz w:val="28"/>
-          <w:szCs w:val="28"/>
-        </w:rPr>
-        <w:t xml:space="preserve"> subset of,  </w:t>
-      </w:r>
-      <w:r>
-        <w:rPr>
-          <w:rFonts w:ascii="Cambria Math" w:eastAsia="Times New Roman" w:hAnsi="Cambria Math" w:cs="Cambria Math"/>
-          <w:sz w:val="28"/>
-          <w:szCs w:val="28"/>
-        </w:rPr>
-        <w:t>⊄</w:t>
-      </w:r>
-      <w:r>
-        <w:rPr>
-          <w:rFonts w:ascii="Times New Roman" w:eastAsia="Times New Roman" w:hAnsi="Times New Roman" w:cs="Times New Roman"/>
-          <w:sz w:val="28"/>
-          <w:szCs w:val="28"/>
-        </w:rPr>
-        <w:t xml:space="preserve"> not subset of</w:t>
-      </w:r>
-    </w:p>
-    <w:p>
-      <w:pPr>
-        <w:spacing w:before="20"/>
-        <w:ind w:left="0" w:firstLine="0"/>
         <w:jc w:val="left"/>
         <w:rPr>
           <w:rFonts w:ascii="Arial" w:eastAsia="Times New Roman" w:hAnsi="Arial" w:cs="Arial"/>
@@ -3590,7 +3531,7 @@
 </file>
 
 <file path=word/endnotes.xml><?xml version="1.0" encoding="utf-8"?>
-<w:endnotes xmlns:wpc="http://schemas.microsoft.com/office/word/2010/wordprocessingCanvas" xmlns:cx="http://schemas.microsoft.com/office/drawing/2014/chartex" xmlns:cx1="http://schemas.microsoft.com/office/drawing/2015/9/8/chartex" xmlns:cx2="http://schemas.microsoft.com/office/drawing/2015/10/21/chartex" xmlns:cx3="http://schemas.microsoft.com/office/drawing/2016/5/9/chartex" xmlns:cx4="http://schemas.microsoft.com/office/drawing/2016/5/10/chartex" xmlns:cx5="http://schemas.microsoft.com/office/drawing/2016/5/11/chartex" xmlns:cx6="http://schemas.microsoft.com/office/drawing/2016/5/12/chartex" xmlns:cx7="http://schemas.microsoft.com/office/drawing/2016/5/13/chartex" xmlns:cx8="http://schemas.microsoft.com/office/drawing/2016/5/14/chartex" xmlns:mc="http://schemas.openxmlformats.org/markup-compatibility/2006" xmlns:aink="http://schemas.microsoft.com/office/drawing/2016/ink" xmlns:am3d="http://schemas.microsoft.com/office/drawing/2017/model3d" xmlns:o="urn:schemas-microsoft-com:office:office" xmlns:oel="http://schemas.microsoft.com/office/2019/extlst" xmlns:r="http://schemas.openxmlformats.org/officeDocument/2006/relationships" xmlns:m="http://schemas.openxmlformats.org/officeDocument/2006/math" xmlns:v="urn:schemas-microsoft-com:vml" xmlns:wp14="http://schemas.microsoft.com/office/word/2010/wordprocessingDrawing" xmlns:wp="http://schemas.openxmlformats.org/drawingml/2006/wordprocessingDrawing" xmlns:w10="urn:schemas-microsoft-com:office:word" xmlns:w="http://schemas.openxmlformats.org/wordprocessingml/2006/main" xmlns:w14="http://schemas.microsoft.com/office/word/2010/wordml" xmlns:w15="http://schemas.microsoft.com/office/word/2012/wordml" xmlns:w16cex="http://schemas.microsoft.com/office/word/2018/wordml/cex" xmlns:w16cid="http://schemas.microsoft.com/office/word/2016/wordml/cid" xmlns:w16="http://schemas.microsoft.com/office/word/2018/wordml" xmlns:w16du="http://schemas.microsoft.com/office/word/2023/wordml/word16du" xmlns:w16sdtdh="http://schemas.microsoft.com/office/word/2020/wordml/sdtdatahash" xmlns:w16sdtfl="http://schemas.microsoft.com/office/word/2024/wordml/sdtformatlock" xmlns:w16se="http://schemas.microsoft.com/office/word/2015/wordml/symex" xmlns:wpg="http://schemas.microsoft.com/office/word/2010/wordprocessingGroup" xmlns:wpi="http://schemas.microsoft.com/office/word/2010/wordprocessingInk" xmlns:wne="http://schemas.microsoft.com/office/word/2006/wordml" xmlns:wps="http://schemas.microsoft.com/office/word/2010/wordprocessingShape" mc:Ignorable="w14 w15 w16se w16cid w16 w16cex w16sdtdh w16sdtfl w16du wp14">
+<w:endnotes xmlns:wpc="http://schemas.microsoft.com/office/word/2010/wordprocessingCanvas" xmlns:cx="http://schemas.microsoft.com/office/drawing/2014/chartex" xmlns:cx1="http://schemas.microsoft.com/office/drawing/2015/9/8/chartex" xmlns:cx2="http://schemas.microsoft.com/office/drawing/2015/10/21/chartex" xmlns:cx3="http://schemas.microsoft.com/office/drawing/2016/5/9/chartex" xmlns:cx4="http://schemas.microsoft.com/office/drawing/2016/5/10/chartex" xmlns:cx5="http://schemas.microsoft.com/office/drawing/2016/5/11/chartex" xmlns:cx6="http://schemas.microsoft.com/office/drawing/2016/5/12/chartex" xmlns:cx7="http://schemas.microsoft.com/office/drawing/2016/5/13/chartex" xmlns:cx8="http://schemas.microsoft.com/office/drawing/2016/5/14/chartex" xmlns:mc="http://schemas.openxmlformats.org/markup-compatibility/2006" xmlns:m="http://schemas.openxmlformats.org/officeDocument/2006/math" xmlns:aink="http://schemas.microsoft.com/office/drawing/2016/ink" xmlns:am3d="http://schemas.microsoft.com/office/drawing/2017/model3d" xmlns:oel="http://schemas.microsoft.com/office/2019/extlst" xmlns:r="http://schemas.openxmlformats.org/officeDocument/2006/relationships" xmlns:wp14="http://schemas.microsoft.com/office/word/2010/wordprocessingDrawing" xmlns:wp="http://schemas.openxmlformats.org/drawingml/2006/wordprocessingDrawing" xmlns:wpg="http://schemas.microsoft.com/office/word/2010/wordprocessingGroup" xmlns:wpi="http://schemas.microsoft.com/office/word/2010/wordprocessingInk" xmlns:wps="http://schemas.microsoft.com/office/word/2010/wordprocessingShape" xmlns:o="urn:schemas-microsoft-com:office:office" xmlns:v="urn:schemas-microsoft-com:vml" xmlns:w10="urn:schemas-microsoft-com:office:word" xmlns:w="http://schemas.openxmlformats.org/wordprocessingml/2006/main" xmlns:w14="http://schemas.microsoft.com/office/word/2010/wordml" xmlns:w15="http://schemas.microsoft.com/office/word/2012/wordml" xmlns:w16cex="http://schemas.microsoft.com/office/word/2018/wordml/cex" xmlns:w16cid="http://schemas.microsoft.com/office/word/2016/wordml/cid" xmlns:w16="http://schemas.microsoft.com/office/word/2018/wordml" xmlns:w16sdtdh="http://schemas.microsoft.com/office/word/2020/wordml/sdtdatahash" xmlns:w16sdtfl="http://schemas.microsoft.com/office/word/2024/wordml/sdtformatlock" xmlns:w16se="http://schemas.microsoft.com/office/word/2015/wordml/symex" xmlns:w16du="http://schemas.microsoft.com/office/word/2023/wordml/word16du" xmlns:wne="http://schemas.microsoft.com/office/word/2006/wordml" mc:Ignorable="w14 w15 w16se w16cid w16 w16cex w16sdtdh w16sdtfl w16du wp14">
   <w:endnote w:type="separator" w:id="-1">
     <w:p>
       <w:pPr>
@@ -3615,7 +3556,7 @@
 </file>
 
 <file path=word/footnotes.xml><?xml version="1.0" encoding="utf-8"?>
-<w:footnotes xmlns:wpc="http://schemas.microsoft.com/office/word/2010/wordprocessingCanvas" xmlns:cx="http://schemas.microsoft.com/office/drawing/2014/chartex" xmlns:cx1="http://schemas.microsoft.com/office/drawing/2015/9/8/chartex" xmlns:cx2="http://schemas.microsoft.com/office/drawing/2015/10/21/chartex" xmlns:cx3="http://schemas.microsoft.com/office/drawing/2016/5/9/chartex" xmlns:cx4="http://schemas.microsoft.com/office/drawing/2016/5/10/chartex" xmlns:cx5="http://schemas.microsoft.com/office/drawing/2016/5/11/chartex" xmlns:cx6="http://schemas.microsoft.com/office/drawing/2016/5/12/chartex" xmlns:cx7="http://schemas.microsoft.com/office/drawing/2016/5/13/chartex" xmlns:cx8="http://schemas.microsoft.com/office/drawing/2016/5/14/chartex" xmlns:mc="http://schemas.openxmlformats.org/markup-compatibility/2006" xmlns:aink="http://schemas.microsoft.com/office/drawing/2016/ink" xmlns:am3d="http://schemas.microsoft.com/office/drawing/2017/model3d" xmlns:o="urn:schemas-microsoft-com:office:office" xmlns:oel="http://schemas.microsoft.com/office/2019/extlst" xmlns:r="http://schemas.openxmlformats.org/officeDocument/2006/relationships" xmlns:m="http://schemas.openxmlformats.org/officeDocument/2006/math" xmlns:v="urn:schemas-microsoft-com:vml" xmlns:wp14="http://schemas.microsoft.com/office/word/2010/wordprocessingDrawing" xmlns:wp="http://schemas.openxmlformats.org/drawingml/2006/wordprocessingDrawing" xmlns:w10="urn:schemas-microsoft-com:office:word" xmlns:w="http://schemas.openxmlformats.org/wordprocessingml/2006/main" xmlns:w14="http://schemas.microsoft.com/office/word/2010/wordml" xmlns:w15="http://schemas.microsoft.com/office/word/2012/wordml" xmlns:w16cex="http://schemas.microsoft.com/office/word/2018/wordml/cex" xmlns:w16cid="http://schemas.microsoft.com/office/word/2016/wordml/cid" xmlns:w16="http://schemas.microsoft.com/office/word/2018/wordml" xmlns:w16du="http://schemas.microsoft.com/office/word/2023/wordml/word16du" xmlns:w16sdtdh="http://schemas.microsoft.com/office/word/2020/wordml/sdtdatahash" xmlns:w16sdtfl="http://schemas.microsoft.com/office/word/2024/wordml/sdtformatlock" xmlns:w16se="http://schemas.microsoft.com/office/word/2015/wordml/symex" xmlns:wpg="http://schemas.microsoft.com/office/word/2010/wordprocessingGroup" xmlns:wpi="http://schemas.microsoft.com/office/word/2010/wordprocessingInk" xmlns:wne="http://schemas.microsoft.com/office/word/2006/wordml" xmlns:wps="http://schemas.microsoft.com/office/word/2010/wordprocessingShape" mc:Ignorable="w14 w15 w16se w16cid w16 w16cex w16sdtdh w16sdtfl w16du wp14">
+<w:footnotes xmlns:wpc="http://schemas.microsoft.com/office/word/2010/wordprocessingCanvas" xmlns:cx="http://schemas.microsoft.com/office/drawing/2014/chartex" xmlns:cx1="http://schemas.microsoft.com/office/drawing/2015/9/8/chartex" xmlns:cx2="http://schemas.microsoft.com/office/drawing/2015/10/21/chartex" xmlns:cx3="http://schemas.microsoft.com/office/drawing/2016/5/9/chartex" xmlns:cx4="http://schemas.microsoft.com/office/drawing/2016/5/10/chartex" xmlns:cx5="http://schemas.microsoft.com/office/drawing/2016/5/11/chartex" xmlns:cx6="http://schemas.microsoft.com/office/drawing/2016/5/12/chartex" xmlns:cx7="http://schemas.microsoft.com/office/drawing/2016/5/13/chartex" xmlns:cx8="http://schemas.microsoft.com/office/drawing/2016/5/14/chartex" xmlns:mc="http://schemas.openxmlformats.org/markup-compatibility/2006" xmlns:m="http://schemas.openxmlformats.org/officeDocument/2006/math" xmlns:aink="http://schemas.microsoft.com/office/drawing/2016/ink" xmlns:am3d="http://schemas.microsoft.com/office/drawing/2017/model3d" xmlns:oel="http://schemas.microsoft.com/office/2019/extlst" xmlns:r="http://schemas.openxmlformats.org/officeDocument/2006/relationships" xmlns:wp14="http://schemas.microsoft.com/office/word/2010/wordprocessingDrawing" xmlns:wp="http://schemas.openxmlformats.org/drawingml/2006/wordprocessingDrawing" xmlns:wpg="http://schemas.microsoft.com/office/word/2010/wordprocessingGroup" xmlns:wpi="http://schemas.microsoft.com/office/word/2010/wordprocessingInk" xmlns:wps="http://schemas.microsoft.com/office/word/2010/wordprocessingShape" xmlns:o="urn:schemas-microsoft-com:office:office" xmlns:v="urn:schemas-microsoft-com:vml" xmlns:w10="urn:schemas-microsoft-com:office:word" xmlns:w="http://schemas.openxmlformats.org/wordprocessingml/2006/main" xmlns:w14="http://schemas.microsoft.com/office/word/2010/wordml" xmlns:w15="http://schemas.microsoft.com/office/word/2012/wordml" xmlns:w16cex="http://schemas.microsoft.com/office/word/2018/wordml/cex" xmlns:w16cid="http://schemas.microsoft.com/office/word/2016/wordml/cid" xmlns:w16="http://schemas.microsoft.com/office/word/2018/wordml" xmlns:w16sdtdh="http://schemas.microsoft.com/office/word/2020/wordml/sdtdatahash" xmlns:w16sdtfl="http://schemas.microsoft.com/office/word/2024/wordml/sdtformatlock" xmlns:w16se="http://schemas.microsoft.com/office/word/2015/wordml/symex" xmlns:w16du="http://schemas.microsoft.com/office/word/2023/wordml/word16du" xmlns:wne="http://schemas.microsoft.com/office/word/2006/wordml" mc:Ignorable="w14 w15 w16se w16cid w16 w16cex w16sdtdh w16sdtfl w16du wp14">
   <w:footnote w:type="separator" w:id="-1">
     <w:p>
       <w:pPr>
@@ -3640,7 +3581,7 @@
 </file>
 
 <file path=word/header1.xml><?xml version="1.0" encoding="utf-8"?>
-<w:hdr xmlns:wpc="http://schemas.microsoft.com/office/word/2010/wordprocessingCanvas" xmlns:cx="http://schemas.microsoft.com/office/drawing/2014/chartex" xmlns:cx1="http://schemas.microsoft.com/office/drawing/2015/9/8/chartex" xmlns:cx2="http://schemas.microsoft.com/office/drawing/2015/10/21/chartex" xmlns:cx3="http://schemas.microsoft.com/office/drawing/2016/5/9/chartex" xmlns:cx4="http://schemas.microsoft.com/office/drawing/2016/5/10/chartex" xmlns:cx5="http://schemas.microsoft.com/office/drawing/2016/5/11/chartex" xmlns:cx6="http://schemas.microsoft.com/office/drawing/2016/5/12/chartex" xmlns:cx7="http://schemas.microsoft.com/office/drawing/2016/5/13/chartex" xmlns:cx8="http://schemas.microsoft.com/office/drawing/2016/5/14/chartex" xmlns:mc="http://schemas.openxmlformats.org/markup-compatibility/2006" xmlns:aink="http://schemas.microsoft.com/office/drawing/2016/ink" xmlns:am3d="http://schemas.microsoft.com/office/drawing/2017/model3d" xmlns:o="urn:schemas-microsoft-com:office:office" xmlns:oel="http://schemas.microsoft.com/office/2019/extlst" xmlns:r="http://schemas.openxmlformats.org/officeDocument/2006/relationships" xmlns:m="http://schemas.openxmlformats.org/officeDocument/2006/math" xmlns:v="urn:schemas-microsoft-com:vml" xmlns:wp14="http://schemas.microsoft.com/office/word/2010/wordprocessingDrawing" xmlns:wp="http://schemas.openxmlformats.org/drawingml/2006/wordprocessingDrawing" xmlns:w10="urn:schemas-microsoft-com:office:word" xmlns:w="http://schemas.openxmlformats.org/wordprocessingml/2006/main" xmlns:w14="http://schemas.microsoft.com/office/word/2010/wordml" xmlns:w15="http://schemas.microsoft.com/office/word/2012/wordml" xmlns:w16cex="http://schemas.microsoft.com/office/word/2018/wordml/cex" xmlns:w16cid="http://schemas.microsoft.com/office/word/2016/wordml/cid" xmlns:w16="http://schemas.microsoft.com/office/word/2018/wordml" xmlns:w16du="http://schemas.microsoft.com/office/word/2023/wordml/word16du" xmlns:w16sdtdh="http://schemas.microsoft.com/office/word/2020/wordml/sdtdatahash" xmlns:w16sdtfl="http://schemas.microsoft.com/office/word/2024/wordml/sdtformatlock" xmlns:w16se="http://schemas.microsoft.com/office/word/2015/wordml/symex" xmlns:wpg="http://schemas.microsoft.com/office/word/2010/wordprocessingGroup" xmlns:wpi="http://schemas.microsoft.com/office/word/2010/wordprocessingInk" xmlns:wne="http://schemas.microsoft.com/office/word/2006/wordml" xmlns:wps="http://schemas.microsoft.com/office/word/2010/wordprocessingShape" mc:Ignorable="w14 w15 w16se w16cid w16 w16cex w16sdtdh w16sdtfl w16du wp14">
+<w:hdr xmlns:wpc="http://schemas.microsoft.com/office/word/2010/wordprocessingCanvas" xmlns:cx="http://schemas.microsoft.com/office/drawing/2014/chartex" xmlns:cx1="http://schemas.microsoft.com/office/drawing/2015/9/8/chartex" xmlns:cx2="http://schemas.microsoft.com/office/drawing/2015/10/21/chartex" xmlns:cx3="http://schemas.microsoft.com/office/drawing/2016/5/9/chartex" xmlns:cx4="http://schemas.microsoft.com/office/drawing/2016/5/10/chartex" xmlns:cx5="http://schemas.microsoft.com/office/drawing/2016/5/11/chartex" xmlns:cx6="http://schemas.microsoft.com/office/drawing/2016/5/12/chartex" xmlns:cx7="http://schemas.microsoft.com/office/drawing/2016/5/13/chartex" xmlns:cx8="http://schemas.microsoft.com/office/drawing/2016/5/14/chartex" xmlns:mc="http://schemas.openxmlformats.org/markup-compatibility/2006" xmlns:m="http://schemas.openxmlformats.org/officeDocument/2006/math" xmlns:aink="http://schemas.microsoft.com/office/drawing/2016/ink" xmlns:am3d="http://schemas.microsoft.com/office/drawing/2017/model3d" xmlns:oel="http://schemas.microsoft.com/office/2019/extlst" xmlns:r="http://schemas.openxmlformats.org/officeDocument/2006/relationships" xmlns:wp14="http://schemas.microsoft.com/office/word/2010/wordprocessingDrawing" xmlns:wp="http://schemas.openxmlformats.org/drawingml/2006/wordprocessingDrawing" xmlns:wpg="http://schemas.microsoft.com/office/word/2010/wordprocessingGroup" xmlns:wpi="http://schemas.microsoft.com/office/word/2010/wordprocessingInk" xmlns:wps="http://schemas.microsoft.com/office/word/2010/wordprocessingShape" xmlns:o="urn:schemas-microsoft-com:office:office" xmlns:v="urn:schemas-microsoft-com:vml" xmlns:w10="urn:schemas-microsoft-com:office:word" xmlns:w="http://schemas.openxmlformats.org/wordprocessingml/2006/main" xmlns:w14="http://schemas.microsoft.com/office/word/2010/wordml" xmlns:w15="http://schemas.microsoft.com/office/word/2012/wordml" xmlns:w16cex="http://schemas.microsoft.com/office/word/2018/wordml/cex" xmlns:w16cid="http://schemas.microsoft.com/office/word/2016/wordml/cid" xmlns:w16="http://schemas.microsoft.com/office/word/2018/wordml" xmlns:w16sdtdh="http://schemas.microsoft.com/office/word/2020/wordml/sdtdatahash" xmlns:w16sdtfl="http://schemas.microsoft.com/office/word/2024/wordml/sdtformatlock" xmlns:w16se="http://schemas.microsoft.com/office/word/2015/wordml/symex" xmlns:w16du="http://schemas.microsoft.com/office/word/2023/wordml/word16du" xmlns:wne="http://schemas.microsoft.com/office/word/2006/wordml" mc:Ignorable="w14 w15 w16se w16cid w16 w16cex w16sdtdh w16sdtfl w16du wp14">
   <w:p>
     <w:pPr>
       <w:pStyle w:val="Header"/>
@@ -3651,7 +3592,7 @@
 </file>
 
 <file path=word/numbering.xml><?xml version="1.0" encoding="utf-8"?>
-<w:numbering xmlns:wpc="http://schemas.microsoft.com/office/word/2010/wordprocessingCanvas" xmlns:cx="http://schemas.microsoft.com/office/drawing/2014/chartex" xmlns:cx1="http://schemas.microsoft.com/office/drawing/2015/9/8/chartex" xmlns:cx2="http://schemas.microsoft.com/office/drawing/2015/10/21/chartex" xmlns:cx3="http://schemas.microsoft.com/office/drawing/2016/5/9/chartex" xmlns:cx4="http://schemas.microsoft.com/office/drawing/2016/5/10/chartex" xmlns:cx5="http://schemas.microsoft.com/office/drawing/2016/5/11/chartex" xmlns:cx6="http://schemas.microsoft.com/office/drawing/2016/5/12/chartex" xmlns:cx7="http://schemas.microsoft.com/office/drawing/2016/5/13/chartex" xmlns:cx8="http://schemas.microsoft.com/office/drawing/2016/5/14/chartex" xmlns:mc="http://schemas.openxmlformats.org/markup-compatibility/2006" xmlns:aink="http://schemas.microsoft.com/office/drawing/2016/ink" xmlns:am3d="http://schemas.microsoft.com/office/drawing/2017/model3d" xmlns:o="urn:schemas-microsoft-com:office:office" xmlns:oel="http://schemas.microsoft.com/office/2019/extlst" xmlns:r="http://schemas.openxmlformats.org/officeDocument/2006/relationships" xmlns:m="http://schemas.openxmlformats.org/officeDocument/2006/math" xmlns:v="urn:schemas-microsoft-com:vml" xmlns:wp14="http://schemas.microsoft.com/office/word/2010/wordprocessingDrawing" xmlns:wp="http://schemas.openxmlformats.org/drawingml/2006/wordprocessingDrawing" xmlns:w10="urn:schemas-microsoft-com:office:word" xmlns:w="http://schemas.openxmlformats.org/wordprocessingml/2006/main" xmlns:w14="http://schemas.microsoft.com/office/word/2010/wordml" xmlns:w15="http://schemas.microsoft.com/office/word/2012/wordml" xmlns:w16cex="http://schemas.microsoft.com/office/word/2018/wordml/cex" xmlns:w16cid="http://schemas.microsoft.com/office/word/2016/wordml/cid" xmlns:w16="http://schemas.microsoft.com/office/word/2018/wordml" xmlns:w16du="http://schemas.microsoft.com/office/word/2023/wordml/word16du" xmlns:w16sdtdh="http://schemas.microsoft.com/office/word/2020/wordml/sdtdatahash" xmlns:w16sdtfl="http://schemas.microsoft.com/office/word/2024/wordml/sdtformatlock" xmlns:w16se="http://schemas.microsoft.com/office/word/2015/wordml/symex" xmlns:wpg="http://schemas.microsoft.com/office/word/2010/wordprocessingGroup" xmlns:wpi="http://schemas.microsoft.com/office/word/2010/wordprocessingInk" xmlns:wne="http://schemas.microsoft.com/office/word/2006/wordml" xmlns:wps="http://schemas.microsoft.com/office/word/2010/wordprocessingShape" mc:Ignorable="w14 w15 w16se w16cid w16 w16cex w16sdtdh w16sdtfl w16du wp14">
+<w:numbering xmlns:wpc="http://schemas.microsoft.com/office/word/2010/wordprocessingCanvas" xmlns:cx="http://schemas.microsoft.com/office/drawing/2014/chartex" xmlns:cx1="http://schemas.microsoft.com/office/drawing/2015/9/8/chartex" xmlns:cx2="http://schemas.microsoft.com/office/drawing/2015/10/21/chartex" xmlns:cx3="http://schemas.microsoft.com/office/drawing/2016/5/9/chartex" xmlns:cx4="http://schemas.microsoft.com/office/drawing/2016/5/10/chartex" xmlns:cx5="http://schemas.microsoft.com/office/drawing/2016/5/11/chartex" xmlns:cx6="http://schemas.microsoft.com/office/drawing/2016/5/12/chartex" xmlns:cx7="http://schemas.microsoft.com/office/drawing/2016/5/13/chartex" xmlns:cx8="http://schemas.microsoft.com/office/drawing/2016/5/14/chartex" xmlns:mc="http://schemas.openxmlformats.org/markup-compatibility/2006" xmlns:m="http://schemas.openxmlformats.org/officeDocument/2006/math" xmlns:aink="http://schemas.microsoft.com/office/drawing/2016/ink" xmlns:am3d="http://schemas.microsoft.com/office/drawing/2017/model3d" xmlns:oel="http://schemas.microsoft.com/office/2019/extlst" xmlns:r="http://schemas.openxmlformats.org/officeDocument/2006/relationships" xmlns:wp14="http://schemas.microsoft.com/office/word/2010/wordprocessingDrawing" xmlns:wp="http://schemas.openxmlformats.org/drawingml/2006/wordprocessingDrawing" xmlns:wpg="http://schemas.microsoft.com/office/word/2010/wordprocessingGroup" xmlns:wpi="http://schemas.microsoft.com/office/word/2010/wordprocessingInk" xmlns:wps="http://schemas.microsoft.com/office/word/2010/wordprocessingShape" xmlns:o="urn:schemas-microsoft-com:office:office" xmlns:v="urn:schemas-microsoft-com:vml" xmlns:w10="urn:schemas-microsoft-com:office:word" xmlns:w="http://schemas.openxmlformats.org/wordprocessingml/2006/main" xmlns:w14="http://schemas.microsoft.com/office/word/2010/wordml" xmlns:w15="http://schemas.microsoft.com/office/word/2012/wordml" xmlns:w16cex="http://schemas.microsoft.com/office/word/2018/wordml/cex" xmlns:w16cid="http://schemas.microsoft.com/office/word/2016/wordml/cid" xmlns:w16="http://schemas.microsoft.com/office/word/2018/wordml" xmlns:w16sdtdh="http://schemas.microsoft.com/office/word/2020/wordml/sdtdatahash" xmlns:w16sdtfl="http://schemas.microsoft.com/office/word/2024/wordml/sdtformatlock" xmlns:w16se="http://schemas.microsoft.com/office/word/2015/wordml/symex" xmlns:w16du="http://schemas.microsoft.com/office/word/2023/wordml/word16du" xmlns:wne="http://schemas.microsoft.com/office/word/2006/wordml" mc:Ignorable="w14 w15 w16se w16cid w16 w16cex w16sdtdh w16sdtfl w16du wp14">
   <w:abstractNum w:abstractNumId="0" w15:restartNumberingAfterBreak="0">
     <w:nsid w:val="01B65BF9"/>
     <w:multiLevelType w:val="hybridMultilevel"/>
@@ -4974,7 +4915,7 @@
 </file>
 
 <file path=word/styles.xml><?xml version="1.0" encoding="utf-8"?>
-<w:styles xmlns:mc="http://schemas.openxmlformats.org/markup-compatibility/2006" xmlns:r="http://schemas.openxmlformats.org/officeDocument/2006/relationships" xmlns:w="http://schemas.openxmlformats.org/wordprocessingml/2006/main" xmlns:w14="http://schemas.microsoft.com/office/word/2010/wordml" xmlns:w15="http://schemas.microsoft.com/office/word/2012/wordml" xmlns:w16cex="http://schemas.microsoft.com/office/word/2018/wordml/cex" xmlns:w16cid="http://schemas.microsoft.com/office/word/2016/wordml/cid" xmlns:w16="http://schemas.microsoft.com/office/word/2018/wordml" xmlns:w16du="http://schemas.microsoft.com/office/word/2023/wordml/word16du" xmlns:w16sdtdh="http://schemas.microsoft.com/office/word/2020/wordml/sdtdatahash" xmlns:w16sdtfl="http://schemas.microsoft.com/office/word/2024/wordml/sdtformatlock" xmlns:w16se="http://schemas.microsoft.com/office/word/2015/wordml/symex" mc:Ignorable="w14 w15 w16se w16cid w16 w16cex w16sdtdh w16sdtfl w16du">
+<w:styles xmlns:mc="http://schemas.openxmlformats.org/markup-compatibility/2006" xmlns:r="http://schemas.openxmlformats.org/officeDocument/2006/relationships" xmlns:w="http://schemas.openxmlformats.org/wordprocessingml/2006/main" xmlns:w14="http://schemas.microsoft.com/office/word/2010/wordml" xmlns:w15="http://schemas.microsoft.com/office/word/2012/wordml" xmlns:w16cex="http://schemas.microsoft.com/office/word/2018/wordml/cex" xmlns:w16cid="http://schemas.microsoft.com/office/word/2016/wordml/cid" xmlns:w16="http://schemas.microsoft.com/office/word/2018/wordml" xmlns:w16sdtdh="http://schemas.microsoft.com/office/word/2020/wordml/sdtdatahash" xmlns:w16sdtfl="http://schemas.microsoft.com/office/word/2024/wordml/sdtformatlock" xmlns:w16se="http://schemas.microsoft.com/office/word/2015/wordml/symex" xmlns:w16du="http://schemas.microsoft.com/office/word/2023/wordml/word16du" mc:Ignorable="w14 w15 w16se w16cid w16 w16cex w16sdtdh w16sdtfl w16du">
   <w:docDefaults>
     <w:rPrDefault>
       <w:rPr>
